--- a/notes_02May2023.docx
+++ b/notes_02May2023.docx
@@ -1409,6 +1409,290 @@
           <w:lang w:val="en-US"/>
         </w:rPr>
       </w:pPr>
+    </w:p>
+    <w:p>
+      <w:pPr>
+        <w:ind w:left="1440"/>
+        <w:rPr>
+          <w:lang w:val="en-US"/>
+        </w:rPr>
+      </w:pPr>
+      <w:r>
+        <w:rPr>
+          <w:lang w:val="en-US"/>
+        </w:rPr>
+        <w:t>Container tags:</w:t>
+      </w:r>
+    </w:p>
+    <w:p>
+      <w:pPr>
+        <w:ind w:left="1440"/>
+        <w:rPr>
+          <w:lang w:val="en-US"/>
+        </w:rPr>
+      </w:pPr>
+      <w:r>
+        <w:rPr>
+          <w:lang w:val="en-US"/>
+        </w:rPr>
+        <w:t>Html</w:t>
+      </w:r>
+    </w:p>
+    <w:p>
+      <w:pPr>
+        <w:ind w:left="1440"/>
+        <w:rPr>
+          <w:lang w:val="en-US"/>
+        </w:rPr>
+      </w:pPr>
+      <w:r>
+        <w:rPr>
+          <w:lang w:val="en-US"/>
+        </w:rPr>
+        <w:t>Head</w:t>
+      </w:r>
+    </w:p>
+    <w:p>
+      <w:pPr>
+        <w:ind w:left="1440"/>
+        <w:rPr>
+          <w:lang w:val="en-US"/>
+        </w:rPr>
+      </w:pPr>
+      <w:r>
+        <w:rPr>
+          <w:lang w:val="en-US"/>
+        </w:rPr>
+        <w:t>Body</w:t>
+      </w:r>
+    </w:p>
+    <w:p>
+      <w:pPr>
+        <w:ind w:left="1440"/>
+        <w:rPr>
+          <w:lang w:val="en-US"/>
+        </w:rPr>
+      </w:pPr>
+      <w:r>
+        <w:rPr>
+          <w:lang w:val="en-US"/>
+        </w:rPr>
+        <w:t>P</w:t>
+      </w:r>
+    </w:p>
+    <w:p>
+      <w:pPr>
+        <w:ind w:left="1440"/>
+        <w:rPr>
+          <w:lang w:val="en-US"/>
+        </w:rPr>
+      </w:pPr>
+      <w:r>
+        <w:rPr>
+          <w:lang w:val="en-US"/>
+        </w:rPr>
+        <w:t>Span</w:t>
+      </w:r>
+      <w:r>
+        <w:rPr>
+          <w:lang w:val="en-US"/>
+        </w:rPr>
+        <w:tab/>
+      </w:r>
+      <w:r>
+        <w:rPr>
+          <w:lang w:val="en-US"/>
+        </w:rPr>
+        <w:tab/>
+        <w:t>(inline)</w:t>
+      </w:r>
+    </w:p>
+    <w:p>
+      <w:pPr>
+        <w:ind w:left="1440"/>
+        <w:rPr>
+          <w:lang w:val="en-US"/>
+        </w:rPr>
+      </w:pPr>
+      <w:proofErr w:type="spellStart"/>
+      <w:r>
+        <w:rPr>
+          <w:lang w:val="en-US"/>
+        </w:rPr>
+        <w:t>Div</w:t>
+      </w:r>
+      <w:proofErr w:type="spellEnd"/>
+    </w:p>
+    <w:p>
+      <w:pPr>
+        <w:ind w:left="1440"/>
+        <w:rPr>
+          <w:lang w:val="en-US"/>
+        </w:rPr>
+      </w:pPr>
+      <w:r>
+        <w:rPr>
+          <w:lang w:val="en-US"/>
+        </w:rPr>
+        <w:t>Table</w:t>
+      </w:r>
+    </w:p>
+    <w:p>
+      <w:pPr>
+        <w:ind w:left="1440"/>
+        <w:rPr>
+          <w:lang w:val="en-US"/>
+        </w:rPr>
+      </w:pPr>
+      <w:r>
+        <w:rPr>
+          <w:lang w:val="en-US"/>
+        </w:rPr>
+        <w:t>Form</w:t>
+      </w:r>
+    </w:p>
+    <w:p>
+      <w:pPr>
+        <w:ind w:left="1440"/>
+        <w:rPr>
+          <w:lang w:val="en-US"/>
+        </w:rPr>
+      </w:pPr>
+    </w:p>
+    <w:p>
+      <w:pPr>
+        <w:ind w:left="1440"/>
+        <w:rPr>
+          <w:lang w:val="en-US"/>
+        </w:rPr>
+      </w:pPr>
+    </w:p>
+    <w:p>
+      <w:pPr>
+        <w:ind w:left="1440"/>
+        <w:rPr>
+          <w:lang w:val="en-US"/>
+        </w:rPr>
+      </w:pPr>
+      <w:r>
+        <w:rPr>
+          <w:lang w:val="en-US"/>
+        </w:rPr>
+        <w:t>What is the difference between inline and block element?</w:t>
+      </w:r>
+    </w:p>
+    <w:p>
+      <w:pPr>
+        <w:ind w:left="1440"/>
+        <w:rPr>
+          <w:lang w:val="en-US"/>
+        </w:rPr>
+      </w:pPr>
+      <w:proofErr w:type="spellStart"/>
+      <w:r>
+        <w:rPr>
+          <w:lang w:val="en-US"/>
+        </w:rPr>
+        <w:t>Div</w:t>
+      </w:r>
+      <w:proofErr w:type="spellEnd"/>
+      <w:r>
+        <w:rPr>
+          <w:lang w:val="en-US"/>
+        </w:rPr>
+        <w:t xml:space="preserve"> is a block element</w:t>
+      </w:r>
+    </w:p>
+    <w:p>
+      <w:pPr>
+        <w:ind w:left="1440"/>
+        <w:rPr>
+          <w:lang w:val="en-US"/>
+        </w:rPr>
+      </w:pPr>
+      <w:r>
+        <w:rPr>
+          <w:lang w:val="en-US"/>
+        </w:rPr>
+        <w:t xml:space="preserve">Span is an inline </w:t>
+      </w:r>
+      <w:r>
+        <w:rPr>
+          <w:lang w:val="en-US"/>
+        </w:rPr>
+        <w:t>element</w:t>
+      </w:r>
+    </w:p>
+    <w:p>
+      <w:pPr>
+        <w:ind w:left="1440"/>
+        <w:rPr>
+          <w:lang w:val="en-US"/>
+        </w:rPr>
+      </w:pPr>
+    </w:p>
+    <w:p>
+      <w:pPr>
+        <w:ind w:left="1440"/>
+        <w:rPr>
+          <w:lang w:val="en-US"/>
+        </w:rPr>
+      </w:pPr>
+      <w:r>
+        <w:rPr>
+          <w:lang w:val="en-US"/>
+        </w:rPr>
+        <w:t>A block element is displayed in separate line</w:t>
+      </w:r>
+    </w:p>
+    <w:p>
+      <w:pPr>
+        <w:ind w:left="1440"/>
+        <w:rPr>
+          <w:lang w:val="en-US"/>
+        </w:rPr>
+      </w:pPr>
+      <w:r>
+        <w:rPr>
+          <w:lang w:val="en-US"/>
+        </w:rPr>
+        <w:t>An inline element is displayed in the same line</w:t>
+      </w:r>
+    </w:p>
+    <w:p>
+      <w:pPr>
+        <w:ind w:left="1440"/>
+        <w:rPr>
+          <w:lang w:val="en-US"/>
+        </w:rPr>
+      </w:pPr>
+    </w:p>
+    <w:p>
+      <w:pPr>
+        <w:ind w:left="1440"/>
+        <w:rPr>
+          <w:lang w:val="en-US"/>
+        </w:rPr>
+      </w:pPr>
+      <w:r>
+        <w:rPr>
+          <w:lang w:val="en-US"/>
+        </w:rPr>
+        <w:t>Java_Mock_24</w:t>
+      </w:r>
+      <w:r>
+        <w:rPr>
+          <w:lang w:val="en-US"/>
+        </w:rPr>
+        <w:tab/>
+      </w:r>
+      <w:r>
+        <w:rPr>
+          <w:lang w:val="en-US"/>
+        </w:rPr>
+        <w:tab/>
+        <w:t>Requirement # 6</w:t>
+      </w:r>
     </w:p>
     <w:sectPr>
       <w:pgSz w:w="11906" w:h="16838"/>

--- a/notes_02May2023.docx
+++ b/notes_02May2023.docx
@@ -1693,6 +1693,42 @@
         <w:tab/>
         <w:t>Requirement # 6</w:t>
       </w:r>
+    </w:p>
+    <w:p>
+      <w:pPr>
+        <w:ind w:left="1440"/>
+        <w:rPr>
+          <w:lang w:val="en-US"/>
+        </w:rPr>
+      </w:pPr>
+      <w:r>
+        <w:rPr>
+          <w:lang w:val="en-US"/>
+        </w:rPr>
+        <w:t xml:space="preserve">Skeleton is in </w:t>
+      </w:r>
+    </w:p>
+    <w:p>
+      <w:pPr>
+        <w:ind w:left="1440" w:firstLine="720"/>
+        <w:rPr>
+          <w:lang w:val="en-US"/>
+        </w:rPr>
+      </w:pPr>
+      <w:r>
+        <w:rPr>
+          <w:lang w:val="en-US"/>
+        </w:rPr>
+        <w:t>02-may-mock24-req-6</w:t>
+      </w:r>
+    </w:p>
+    <w:p>
+      <w:pPr>
+        <w:ind w:left="1440" w:firstLine="720"/>
+        <w:rPr>
+          <w:lang w:val="en-US"/>
+        </w:rPr>
+      </w:pPr>
     </w:p>
     <w:sectPr>
       <w:pgSz w:w="11906" w:h="16838"/>

--- a/notes_02May2023.docx
+++ b/notes_02May2023.docx
@@ -21,24 +21,40 @@
           <w:lang w:val="en-US"/>
         </w:rPr>
       </w:pPr>
+      <w:proofErr w:type="spellStart"/>
       <w:r>
         <w:rPr>
           <w:lang w:val="en-US"/>
         </w:rPr>
-        <w:t>Handson for module 1</w:t>
-      </w:r>
-    </w:p>
-    <w:p>
-      <w:pPr>
+        <w:t>Handson</w:t>
+      </w:r>
+      <w:proofErr w:type="spellEnd"/>
+      <w:r>
         <w:rPr>
           <w:lang w:val="en-US"/>
         </w:rPr>
-      </w:pPr>
-      <w:r>
+        <w:t xml:space="preserve"> for module 1</w:t>
+      </w:r>
+    </w:p>
+    <w:p>
+      <w:pPr>
         <w:rPr>
           <w:lang w:val="en-US"/>
         </w:rPr>
-        <w:t>MySql server starting issue (if anybody has)</w:t>
+      </w:pPr>
+      <w:proofErr w:type="spellStart"/>
+      <w:r>
+        <w:rPr>
+          <w:lang w:val="en-US"/>
+        </w:rPr>
+        <w:t>MySql</w:t>
+      </w:r>
+      <w:proofErr w:type="spellEnd"/>
+      <w:r>
+        <w:rPr>
+          <w:lang w:val="en-US"/>
+        </w:rPr>
+        <w:t xml:space="preserve"> server starting issue (if anybody has)</w:t>
       </w:r>
     </w:p>
     <w:p>
@@ -67,8 +83,16 @@
         <w:rPr>
           <w:lang w:val="en-US"/>
         </w:rPr>
-        <w:t>Sonar Qube</w:t>
-      </w:r>
+        <w:t xml:space="preserve">Sonar </w:t>
+      </w:r>
+      <w:proofErr w:type="spellStart"/>
+      <w:r>
+        <w:rPr>
+          <w:lang w:val="en-US"/>
+        </w:rPr>
+        <w:t>Qube</w:t>
+      </w:r>
+      <w:proofErr w:type="spellEnd"/>
       <w:r>
         <w:rPr>
           <w:lang w:val="en-US"/>
@@ -101,7 +125,20 @@
           <w:lang w:val="en-US"/>
         </w:rPr>
         <w:tab/>
-        <w:t>HyperText Markup Language</w:t>
+      </w:r>
+      <w:proofErr w:type="spellStart"/>
+      <w:r>
+        <w:rPr>
+          <w:lang w:val="en-US"/>
+        </w:rPr>
+        <w:t>HyperText</w:t>
+      </w:r>
+      <w:proofErr w:type="spellEnd"/>
+      <w:r>
+        <w:rPr>
+          <w:lang w:val="en-US"/>
+        </w:rPr>
+        <w:t xml:space="preserve"> Markup Language</w:t>
       </w:r>
     </w:p>
     <w:p>
@@ -252,7 +289,21 @@
           <w:lang w:val="en-US"/>
         </w:rPr>
         <w:tab/>
-        <w:t>Front end for any web application is a web page. So HTML cannot be avoided when we create web pages.</w:t>
+        <w:t xml:space="preserve">Front end for any web application is a web page. </w:t>
+      </w:r>
+      <w:proofErr w:type="gramStart"/>
+      <w:r>
+        <w:rPr>
+          <w:lang w:val="en-US"/>
+        </w:rPr>
+        <w:t>So</w:t>
+      </w:r>
+      <w:proofErr w:type="gramEnd"/>
+      <w:r>
+        <w:rPr>
+          <w:lang w:val="en-US"/>
+        </w:rPr>
+        <w:t xml:space="preserve"> HTML cannot be avoided when we create web pages.</w:t>
       </w:r>
     </w:p>
     <w:p>
@@ -512,7 +563,21 @@
         <w:rPr>
           <w:lang w:val="en-US"/>
         </w:rPr>
-        <w:t xml:space="preserve"> BGCOLOR=”blue”</w:t>
+        <w:t xml:space="preserve"> BGCOLOR</w:t>
+      </w:r>
+      <w:proofErr w:type="gramStart"/>
+      <w:r>
+        <w:rPr>
+          <w:lang w:val="en-US"/>
+        </w:rPr>
+        <w:t>=”blue</w:t>
+      </w:r>
+      <w:proofErr w:type="gramEnd"/>
+      <w:r>
+        <w:rPr>
+          <w:lang w:val="en-US"/>
+        </w:rPr>
+        <w:t>”</w:t>
       </w:r>
       <w:r>
         <w:rPr>
@@ -593,7 +658,21 @@
         <w:rPr>
           <w:lang w:val="en-US"/>
         </w:rPr>
-        <w:t>&lt;P ALIGN=”LEFT”&gt;This is a paragraph&lt;/P&gt;</w:t>
+        <w:t>&lt;P ALIGN</w:t>
+      </w:r>
+      <w:proofErr w:type="gramStart"/>
+      <w:r>
+        <w:rPr>
+          <w:lang w:val="en-US"/>
+        </w:rPr>
+        <w:t>=”LEFT</w:t>
+      </w:r>
+      <w:proofErr w:type="gramEnd"/>
+      <w:r>
+        <w:rPr>
+          <w:lang w:val="en-US"/>
+        </w:rPr>
+        <w:t>”&gt;This is a paragraph&lt;/P&gt;</w:t>
       </w:r>
     </w:p>
     <w:p>
@@ -661,8 +740,16 @@
           <w:lang w:val="en-US"/>
         </w:rPr>
         <w:tab/>
-        <w:t>start with &amp; and ends with ;</w:t>
-      </w:r>
+        <w:t xml:space="preserve">start with &amp; and ends </w:t>
+      </w:r>
+      <w:proofErr w:type="gramStart"/>
+      <w:r>
+        <w:rPr>
+          <w:lang w:val="en-US"/>
+        </w:rPr>
+        <w:t>with ;</w:t>
+      </w:r>
+      <w:proofErr w:type="gramEnd"/>
     </w:p>
     <w:p>
       <w:pPr>
@@ -675,7 +762,21 @@
         <w:rPr>
           <w:lang w:val="en-US"/>
         </w:rPr>
-        <w:t>&amp;nbsp;</w:t>
+        <w:t>&amp;</w:t>
+      </w:r>
+      <w:proofErr w:type="spellStart"/>
+      <w:r>
+        <w:rPr>
+          <w:lang w:val="en-US"/>
+        </w:rPr>
+        <w:t>nbsp</w:t>
+      </w:r>
+      <w:proofErr w:type="spellEnd"/>
+      <w:r>
+        <w:rPr>
+          <w:lang w:val="en-US"/>
+        </w:rPr>
+        <w:t>;</w:t>
       </w:r>
     </w:p>
     <w:p>
@@ -697,8 +798,16 @@
         <w:rPr>
           <w:lang w:val="en-US"/>
         </w:rPr>
-        <w:t>How will you print a paragraph that displays following:</w:t>
-      </w:r>
+        <w:t xml:space="preserve">How will you print a paragraph that displays </w:t>
+      </w:r>
+      <w:proofErr w:type="gramStart"/>
+      <w:r>
+        <w:rPr>
+          <w:lang w:val="en-US"/>
+        </w:rPr>
+        <w:t>following:</w:t>
+      </w:r>
+      <w:proofErr w:type="gramEnd"/>
     </w:p>
     <w:p>
       <w:pPr>
@@ -726,7 +835,29 @@
         <w:rPr>
           <w:lang w:val="en-US"/>
         </w:rPr>
-        <w:t>&lt;p&gt; A&amp;lt;B&lt;/p&gt;</w:t>
+        <w:t xml:space="preserve">&lt;p&gt; </w:t>
+      </w:r>
+      <w:proofErr w:type="spellStart"/>
+      <w:r>
+        <w:rPr>
+          <w:lang w:val="en-US"/>
+        </w:rPr>
+        <w:t>A&amp;</w:t>
+      </w:r>
+      <w:proofErr w:type="gramStart"/>
+      <w:r>
+        <w:rPr>
+          <w:lang w:val="en-US"/>
+        </w:rPr>
+        <w:t>lt;B</w:t>
+      </w:r>
+      <w:proofErr w:type="spellEnd"/>
+      <w:proofErr w:type="gramEnd"/>
+      <w:r>
+        <w:rPr>
+          <w:lang w:val="en-US"/>
+        </w:rPr>
+        <w:t>&lt;/p&gt;</w:t>
       </w:r>
     </w:p>
     <w:p>
@@ -755,7 +886,21 @@
         <w:rPr>
           <w:lang w:val="en-US"/>
         </w:rPr>
-        <w:t>&lt;p&gt; A&amp;gt;&lt;/p&gt;</w:t>
+        <w:t xml:space="preserve">&lt;p&gt; </w:t>
+      </w:r>
+      <w:proofErr w:type="spellStart"/>
+      <w:r>
+        <w:rPr>
+          <w:lang w:val="en-US"/>
+        </w:rPr>
+        <w:t>A&amp;gt</w:t>
+      </w:r>
+      <w:proofErr w:type="spellEnd"/>
+      <w:r>
+        <w:rPr>
+          <w:lang w:val="en-US"/>
+        </w:rPr>
+        <w:t>;&lt;/p&gt;</w:t>
       </w:r>
     </w:p>
     <w:p>
@@ -792,7 +937,21 @@
         <w:rPr>
           <w:lang w:val="en-US"/>
         </w:rPr>
-        <w:t>&lt;p&gt; A&amp;le;&lt;/p&gt;</w:t>
+        <w:t xml:space="preserve">&lt;p&gt; </w:t>
+      </w:r>
+      <w:proofErr w:type="spellStart"/>
+      <w:r>
+        <w:rPr>
+          <w:lang w:val="en-US"/>
+        </w:rPr>
+        <w:t>A&amp;le</w:t>
+      </w:r>
+      <w:proofErr w:type="spellEnd"/>
+      <w:r>
+        <w:rPr>
+          <w:lang w:val="en-US"/>
+        </w:rPr>
+        <w:t>;&lt;/p&gt;</w:t>
       </w:r>
     </w:p>
     <w:p>
@@ -950,11 +1109,19 @@
           <w:lang w:val="en-US"/>
         </w:rPr>
       </w:pPr>
+      <w:proofErr w:type="gramStart"/>
       <w:r>
         <w:rPr>
           <w:lang w:val="en-US"/>
         </w:rPr>
-        <w:t>Lets write our first HTML program now.</w:t>
+        <w:t>Lets</w:t>
+      </w:r>
+      <w:proofErr w:type="gramEnd"/>
+      <w:r>
+        <w:rPr>
+          <w:lang w:val="en-US"/>
+        </w:rPr>
+        <w:t xml:space="preserve"> write our first HTML program now.</w:t>
       </w:r>
     </w:p>
     <w:p>
@@ -1347,12 +1514,14 @@
           <w:lang w:val="en-US"/>
         </w:rPr>
       </w:pPr>
+      <w:proofErr w:type="spellStart"/>
       <w:r>
         <w:rPr>
           <w:lang w:val="en-US"/>
         </w:rPr>
         <w:t>Div</w:t>
       </w:r>
+      <w:proofErr w:type="spellEnd"/>
     </w:p>
     <w:p>
       <w:pPr>
@@ -1419,11 +1588,19 @@
           <w:lang w:val="en-US"/>
         </w:rPr>
       </w:pPr>
+      <w:proofErr w:type="spellStart"/>
       <w:r>
         <w:rPr>
           <w:lang w:val="en-US"/>
         </w:rPr>
-        <w:t>Div is a block element</w:t>
+        <w:t>Div</w:t>
+      </w:r>
+      <w:proofErr w:type="spellEnd"/>
+      <w:r>
+        <w:rPr>
+          <w:lang w:val="en-US"/>
+        </w:rPr>
+        <w:t xml:space="preserve"> is a block element</w:t>
       </w:r>
     </w:p>
     <w:p>
@@ -1636,6 +1813,7 @@
                       <w:lang w:eastAsia="en-IN"/>
                     </w:rPr>
                   </w:pPr>
+                  <w:proofErr w:type="spellStart"/>
                   <w:r>
                     <w:rPr>
                       <w:rFonts w:ascii="Times New Roman" w:eastAsia="Times New Roman" w:hAnsi="Times New Roman" w:cs="Times New Roman"/>
@@ -1647,6 +1825,7 @@
                     </w:rPr>
                     <w:t>SNo</w:t>
                   </w:r>
+                  <w:proofErr w:type="spellEnd"/>
                 </w:p>
               </w:tc>
               <w:tc>
@@ -1941,7 +2120,26 @@
                       <w:lang w:eastAsia="en-IN"/>
                     </w:rPr>
                     <w:br/>
-                    <w:t>Joe,Incoming,STD,00:01:50,30-06-2018</w:t>
+                  </w:r>
+                  <w:proofErr w:type="gramStart"/>
+                  <w:r>
+                    <w:rPr>
+                      <w:rFonts w:ascii="Times New Roman" w:eastAsia="Times New Roman" w:hAnsi="Times New Roman" w:cs="Times New Roman"/>
+                      <w:sz w:val="24"/>
+                      <w:szCs w:val="24"/>
+                      <w:lang w:eastAsia="en-IN"/>
+                    </w:rPr>
+                    <w:t>Joe,Incoming</w:t>
+                  </w:r>
+                  <w:proofErr w:type="gramEnd"/>
+                  <w:r>
+                    <w:rPr>
+                      <w:rFonts w:ascii="Times New Roman" w:eastAsia="Times New Roman" w:hAnsi="Times New Roman" w:cs="Times New Roman"/>
+                      <w:sz w:val="24"/>
+                      <w:szCs w:val="24"/>
+                      <w:lang w:eastAsia="en-IN"/>
+                    </w:rPr>
+                    <w:t>,STD,00:01:50,30-06-2018</w:t>
                   </w:r>
                   <w:r>
                     <w:rPr>
@@ -2024,7 +2222,26 @@
                       <w:lang w:eastAsia="en-IN"/>
                     </w:rPr>
                     <w:br/>
-                    <w:t>Contact  Type     Call Type  Date         Duration   Cost</w:t>
+                  </w:r>
+                  <w:proofErr w:type="gramStart"/>
+                  <w:r>
+                    <w:rPr>
+                      <w:rFonts w:ascii="Times New Roman" w:eastAsia="Times New Roman" w:hAnsi="Times New Roman" w:cs="Times New Roman"/>
+                      <w:sz w:val="24"/>
+                      <w:szCs w:val="24"/>
+                      <w:lang w:eastAsia="en-IN"/>
+                    </w:rPr>
+                    <w:t>Contact  Type</w:t>
+                  </w:r>
+                  <w:proofErr w:type="gramEnd"/>
+                  <w:r>
+                    <w:rPr>
+                      <w:rFonts w:ascii="Times New Roman" w:eastAsia="Times New Roman" w:hAnsi="Times New Roman" w:cs="Times New Roman"/>
+                      <w:sz w:val="24"/>
+                      <w:szCs w:val="24"/>
+                      <w:lang w:eastAsia="en-IN"/>
+                    </w:rPr>
+                    <w:t>     Call Type  Date         Duration   Cost</w:t>
                   </w:r>
                   <w:r>
                     <w:rPr>
@@ -2242,7 +2459,26 @@
                       <w:lang w:eastAsia="en-IN"/>
                     </w:rPr>
                     <w:br/>
-                    <w:t>Wayne,Incoming,Local,00:05:35,10-07-2017</w:t>
+                  </w:r>
+                  <w:proofErr w:type="gramStart"/>
+                  <w:r>
+                    <w:rPr>
+                      <w:rFonts w:ascii="Times New Roman" w:eastAsia="Times New Roman" w:hAnsi="Times New Roman" w:cs="Times New Roman"/>
+                      <w:sz w:val="24"/>
+                      <w:szCs w:val="24"/>
+                      <w:lang w:eastAsia="en-IN"/>
+                    </w:rPr>
+                    <w:t>Wayne,Incoming</w:t>
+                  </w:r>
+                  <w:proofErr w:type="gramEnd"/>
+                  <w:r>
+                    <w:rPr>
+                      <w:rFonts w:ascii="Times New Roman" w:eastAsia="Times New Roman" w:hAnsi="Times New Roman" w:cs="Times New Roman"/>
+                      <w:sz w:val="24"/>
+                      <w:szCs w:val="24"/>
+                      <w:lang w:eastAsia="en-IN"/>
+                    </w:rPr>
+                    <w:t>,Local,00:05:35,10-07-2017</w:t>
                   </w:r>
                   <w:r>
                     <w:rPr>
@@ -2305,7 +2541,26 @@
                       <w:lang w:eastAsia="en-IN"/>
                     </w:rPr>
                     <w:br/>
-                    <w:t>Contact  Type     Call Type  Date         Duration   Cost</w:t>
+                  </w:r>
+                  <w:proofErr w:type="gramStart"/>
+                  <w:r>
+                    <w:rPr>
+                      <w:rFonts w:ascii="Times New Roman" w:eastAsia="Times New Roman" w:hAnsi="Times New Roman" w:cs="Times New Roman"/>
+                      <w:sz w:val="24"/>
+                      <w:szCs w:val="24"/>
+                      <w:lang w:eastAsia="en-IN"/>
+                    </w:rPr>
+                    <w:t>Contact  Type</w:t>
+                  </w:r>
+                  <w:proofErr w:type="gramEnd"/>
+                  <w:r>
+                    <w:rPr>
+                      <w:rFonts w:ascii="Times New Roman" w:eastAsia="Times New Roman" w:hAnsi="Times New Roman" w:cs="Times New Roman"/>
+                      <w:sz w:val="24"/>
+                      <w:szCs w:val="24"/>
+                      <w:lang w:eastAsia="en-IN"/>
+                    </w:rPr>
+                    <w:t>     Call Type  Date         Duration   Cost</w:t>
                   </w:r>
                   <w:r>
                     <w:rPr>
@@ -2503,7 +2758,26 @@
                       <w:lang w:eastAsia="en-IN"/>
                     </w:rPr>
                     <w:br/>
-                    <w:t>John,Incoming,STD,00:01:50,02-05-2018</w:t>
+                  </w:r>
+                  <w:proofErr w:type="gramStart"/>
+                  <w:r>
+                    <w:rPr>
+                      <w:rFonts w:ascii="Times New Roman" w:eastAsia="Times New Roman" w:hAnsi="Times New Roman" w:cs="Times New Roman"/>
+                      <w:sz w:val="24"/>
+                      <w:szCs w:val="24"/>
+                      <w:lang w:eastAsia="en-IN"/>
+                    </w:rPr>
+                    <w:t>John,Incoming</w:t>
+                  </w:r>
+                  <w:proofErr w:type="gramEnd"/>
+                  <w:r>
+                    <w:rPr>
+                      <w:rFonts w:ascii="Times New Roman" w:eastAsia="Times New Roman" w:hAnsi="Times New Roman" w:cs="Times New Roman"/>
+                      <w:sz w:val="24"/>
+                      <w:szCs w:val="24"/>
+                      <w:lang w:eastAsia="en-IN"/>
+                    </w:rPr>
+                    <w:t>,STD,00:01:50,02-05-2018</w:t>
                   </w:r>
                   <w:r>
                     <w:rPr>
@@ -2586,7 +2860,26 @@
                       <w:lang w:eastAsia="en-IN"/>
                     </w:rPr>
                     <w:br/>
-                    <w:t>Contact  Type     Call Type  Date         Duration   Cost</w:t>
+                  </w:r>
+                  <w:proofErr w:type="gramStart"/>
+                  <w:r>
+                    <w:rPr>
+                      <w:rFonts w:ascii="Times New Roman" w:eastAsia="Times New Roman" w:hAnsi="Times New Roman" w:cs="Times New Roman"/>
+                      <w:sz w:val="24"/>
+                      <w:szCs w:val="24"/>
+                      <w:lang w:eastAsia="en-IN"/>
+                    </w:rPr>
+                    <w:t>Contact  Type</w:t>
+                  </w:r>
+                  <w:proofErr w:type="gramEnd"/>
+                  <w:r>
+                    <w:rPr>
+                      <w:rFonts w:ascii="Times New Roman" w:eastAsia="Times New Roman" w:hAnsi="Times New Roman" w:cs="Times New Roman"/>
+                      <w:sz w:val="24"/>
+                      <w:szCs w:val="24"/>
+                      <w:lang w:eastAsia="en-IN"/>
+                    </w:rPr>
+                    <w:t>     Call Type  Date         Duration   Cost</w:t>
                   </w:r>
                   <w:r>
                     <w:rPr>
@@ -2804,7 +3097,26 @@
                       <w:lang w:eastAsia="en-IN"/>
                     </w:rPr>
                     <w:br/>
-                    <w:t>Grace,Incoming,ISD,00:10:55,28-07-2018</w:t>
+                  </w:r>
+                  <w:proofErr w:type="gramStart"/>
+                  <w:r>
+                    <w:rPr>
+                      <w:rFonts w:ascii="Times New Roman" w:eastAsia="Times New Roman" w:hAnsi="Times New Roman" w:cs="Times New Roman"/>
+                      <w:sz w:val="24"/>
+                      <w:szCs w:val="24"/>
+                      <w:lang w:eastAsia="en-IN"/>
+                    </w:rPr>
+                    <w:t>Grace,Incoming</w:t>
+                  </w:r>
+                  <w:proofErr w:type="gramEnd"/>
+                  <w:r>
+                    <w:rPr>
+                      <w:rFonts w:ascii="Times New Roman" w:eastAsia="Times New Roman" w:hAnsi="Times New Roman" w:cs="Times New Roman"/>
+                      <w:sz w:val="24"/>
+                      <w:szCs w:val="24"/>
+                      <w:lang w:eastAsia="en-IN"/>
+                    </w:rPr>
+                    <w:t>,ISD,00:10:55,28-07-2018</w:t>
                   </w:r>
                   <w:r>
                     <w:rPr>
@@ -2907,7 +3219,26 @@
                       <w:lang w:eastAsia="en-IN"/>
                     </w:rPr>
                     <w:br/>
-                    <w:t>Contact  Type     Call Type  Date         Duration   Cost</w:t>
+                  </w:r>
+                  <w:proofErr w:type="gramStart"/>
+                  <w:r>
+                    <w:rPr>
+                      <w:rFonts w:ascii="Times New Roman" w:eastAsia="Times New Roman" w:hAnsi="Times New Roman" w:cs="Times New Roman"/>
+                      <w:sz w:val="24"/>
+                      <w:szCs w:val="24"/>
+                      <w:lang w:eastAsia="en-IN"/>
+                    </w:rPr>
+                    <w:t>Contact  Type</w:t>
+                  </w:r>
+                  <w:proofErr w:type="gramEnd"/>
+                  <w:r>
+                    <w:rPr>
+                      <w:rFonts w:ascii="Times New Roman" w:eastAsia="Times New Roman" w:hAnsi="Times New Roman" w:cs="Times New Roman"/>
+                      <w:sz w:val="24"/>
+                      <w:szCs w:val="24"/>
+                      <w:lang w:eastAsia="en-IN"/>
+                    </w:rPr>
+                    <w:t>     Call Type  Date         Duration   Cost</w:t>
                   </w:r>
                   <w:r>
                     <w:rPr>
@@ -3145,7 +3476,26 @@
                       <w:lang w:eastAsia="en-IN"/>
                     </w:rPr>
                     <w:br/>
-                    <w:t>Joe,Incoming,STD,00:01:50,30-06-2018</w:t>
+                  </w:r>
+                  <w:proofErr w:type="gramStart"/>
+                  <w:r>
+                    <w:rPr>
+                      <w:rFonts w:ascii="Times New Roman" w:eastAsia="Times New Roman" w:hAnsi="Times New Roman" w:cs="Times New Roman"/>
+                      <w:sz w:val="24"/>
+                      <w:szCs w:val="24"/>
+                      <w:lang w:eastAsia="en-IN"/>
+                    </w:rPr>
+                    <w:t>Joe,Incoming</w:t>
+                  </w:r>
+                  <w:proofErr w:type="gramEnd"/>
+                  <w:r>
+                    <w:rPr>
+                      <w:rFonts w:ascii="Times New Roman" w:eastAsia="Times New Roman" w:hAnsi="Times New Roman" w:cs="Times New Roman"/>
+                      <w:sz w:val="24"/>
+                      <w:szCs w:val="24"/>
+                      <w:lang w:eastAsia="en-IN"/>
+                    </w:rPr>
+                    <w:t>,STD,00:01:50,30-06-2018</w:t>
                   </w:r>
                   <w:r>
                     <w:rPr>
@@ -3238,7 +3588,26 @@
                       <w:lang w:eastAsia="en-IN"/>
                     </w:rPr>
                     <w:br/>
-                    <w:t>Contact  Type     Call Type  Date         Duration   Cost</w:t>
+                  </w:r>
+                  <w:proofErr w:type="gramStart"/>
+                  <w:r>
+                    <w:rPr>
+                      <w:rFonts w:ascii="Times New Roman" w:eastAsia="Times New Roman" w:hAnsi="Times New Roman" w:cs="Times New Roman"/>
+                      <w:sz w:val="24"/>
+                      <w:szCs w:val="24"/>
+                      <w:lang w:eastAsia="en-IN"/>
+                    </w:rPr>
+                    <w:t>Contact  Type</w:t>
+                  </w:r>
+                  <w:proofErr w:type="gramEnd"/>
+                  <w:r>
+                    <w:rPr>
+                      <w:rFonts w:ascii="Times New Roman" w:eastAsia="Times New Roman" w:hAnsi="Times New Roman" w:cs="Times New Roman"/>
+                      <w:sz w:val="24"/>
+                      <w:szCs w:val="24"/>
+                      <w:lang w:eastAsia="en-IN"/>
+                    </w:rPr>
+                    <w:t>     Call Type  Date         Duration   Cost</w:t>
                   </w:r>
                   <w:r>
                     <w:rPr>
@@ -3436,6 +3805,7 @@
                 <w:lang w:eastAsia="en-IN"/>
               </w:rPr>
             </w:pPr>
+            <w:proofErr w:type="spellStart"/>
             <w:r>
               <w:rPr>
                 <w:rFonts w:ascii="Arial" w:eastAsia="Times New Roman" w:hAnsi="Arial" w:cs="Arial"/>
@@ -3447,7 +3817,20 @@
                 <w:lang w:eastAsia="en-IN"/>
               </w:rPr>
               <w:lastRenderedPageBreak/>
-              <w:t>CallLog - Requirement 4</w:t>
+              <w:t>CallLog</w:t>
+            </w:r>
+            <w:proofErr w:type="spellEnd"/>
+            <w:r>
+              <w:rPr>
+                <w:rFonts w:ascii="Arial" w:eastAsia="Times New Roman" w:hAnsi="Arial" w:cs="Arial"/>
+                <w:b/>
+                <w:bCs/>
+                <w:color w:val="333333"/>
+                <w:sz w:val="24"/>
+                <w:szCs w:val="24"/>
+                <w:lang w:eastAsia="en-IN"/>
+              </w:rPr>
+              <w:t xml:space="preserve"> - Requirement 4</w:t>
             </w:r>
           </w:p>
           <w:p>
@@ -3739,6 +4122,7 @@
                       <w:lang w:eastAsia="en-IN"/>
                     </w:rPr>
                   </w:pPr>
+                  <w:proofErr w:type="spellStart"/>
                   <w:r>
                     <w:rPr>
                       <w:rFonts w:ascii="Times New Roman" w:eastAsia="Times New Roman" w:hAnsi="Times New Roman" w:cs="Times New Roman"/>
@@ -3748,6 +4132,7 @@
                     </w:rPr>
                     <w:t>mobileNumber</w:t>
                   </w:r>
+                  <w:proofErr w:type="spellEnd"/>
                 </w:p>
               </w:tc>
               <w:tc>
@@ -3819,6 +4204,7 @@
                       <w:lang w:eastAsia="en-IN"/>
                     </w:rPr>
                   </w:pPr>
+                  <w:proofErr w:type="spellStart"/>
                   <w:r>
                     <w:rPr>
                       <w:rFonts w:ascii="Times New Roman" w:eastAsia="Times New Roman" w:hAnsi="Times New Roman" w:cs="Times New Roman"/>
@@ -3828,6 +4214,7 @@
                     </w:rPr>
                     <w:t>mailId</w:t>
                   </w:r>
+                  <w:proofErr w:type="spellEnd"/>
                 </w:p>
               </w:tc>
               <w:tc>
@@ -3938,6 +4325,8 @@
                       <w:lang w:eastAsia="en-IN"/>
                     </w:rPr>
                   </w:pPr>
+                  <w:proofErr w:type="spellStart"/>
+                  <w:proofErr w:type="gramStart"/>
                   <w:r>
                     <w:rPr>
                       <w:rFonts w:ascii="Arial" w:eastAsia="Times New Roman" w:hAnsi="Arial" w:cs="Arial"/>
@@ -3945,8 +4334,19 @@
                       <w:szCs w:val="24"/>
                       <w:lang w:eastAsia="en-IN"/>
                     </w:rPr>
-                    <w:t>java.util.Date</w:t>
+                    <w:t>java.util</w:t>
                   </w:r>
+                  <w:proofErr w:type="gramEnd"/>
+                  <w:r>
+                    <w:rPr>
+                      <w:rFonts w:ascii="Arial" w:eastAsia="Times New Roman" w:hAnsi="Arial" w:cs="Arial"/>
+                      <w:sz w:val="24"/>
+                      <w:szCs w:val="24"/>
+                      <w:lang w:eastAsia="en-IN"/>
+                    </w:rPr>
+                    <w:t>.Date</w:t>
+                  </w:r>
+                  <w:proofErr w:type="spellEnd"/>
                 </w:p>
               </w:tc>
             </w:tr>
@@ -4104,7 +4504,27 @@
                       <w:szCs w:val="24"/>
                       <w:lang w:eastAsia="en-IN"/>
                     </w:rPr>
-                    <w:t>static List&lt;Contact&gt; prefill()</w:t>
+                    <w:t xml:space="preserve">static List&lt;Contact&gt; </w:t>
+                  </w:r>
+                  <w:proofErr w:type="gramStart"/>
+                  <w:r>
+                    <w:rPr>
+                      <w:rFonts w:ascii="Arial" w:eastAsia="Times New Roman" w:hAnsi="Arial" w:cs="Arial"/>
+                      <w:sz w:val="24"/>
+                      <w:szCs w:val="24"/>
+                      <w:lang w:eastAsia="en-IN"/>
+                    </w:rPr>
+                    <w:t>prefill(</w:t>
+                  </w:r>
+                  <w:proofErr w:type="gramEnd"/>
+                  <w:r>
+                    <w:rPr>
+                      <w:rFonts w:ascii="Arial" w:eastAsia="Times New Roman" w:hAnsi="Arial" w:cs="Arial"/>
+                      <w:sz w:val="24"/>
+                      <w:szCs w:val="24"/>
+                      <w:lang w:eastAsia="en-IN"/>
+                    </w:rPr>
+                    <w:t>)</w:t>
                   </w:r>
                 </w:p>
               </w:tc>
@@ -4192,6 +4612,7 @@
               </w:rPr>
               <w:br/>
             </w:r>
+            <w:proofErr w:type="gramStart"/>
             <w:r>
               <w:rPr>
                 <w:rFonts w:ascii="Arial" w:eastAsia="Times New Roman" w:hAnsi="Arial" w:cs="Arial"/>
@@ -4200,14 +4621,25 @@
                 <w:color w:val="333333"/>
                 <w:lang w:eastAsia="en-IN"/>
               </w:rPr>
-              <w:t>Contact( String </w:t>
-            </w:r>
+              <w:t>Contact( String</w:t>
+            </w:r>
+            <w:proofErr w:type="gramEnd"/>
             <w:r>
               <w:rPr>
                 <w:rFonts w:ascii="Arial" w:eastAsia="Times New Roman" w:hAnsi="Arial" w:cs="Arial"/>
                 <w:b/>
                 <w:bCs/>
                 <w:color w:val="333333"/>
+                <w:lang w:eastAsia="en-IN"/>
+              </w:rPr>
+              <w:t> </w:t>
+            </w:r>
+            <w:r>
+              <w:rPr>
+                <w:rFonts w:ascii="Arial" w:eastAsia="Times New Roman" w:hAnsi="Arial" w:cs="Arial"/>
+                <w:b/>
+                <w:bCs/>
+                <w:color w:val="333333"/>
                 <w:sz w:val="24"/>
                 <w:szCs w:val="24"/>
                 <w:lang w:eastAsia="en-IN"/>
@@ -4222,7 +4654,73 @@
                 <w:color w:val="333333"/>
                 <w:lang w:eastAsia="en-IN"/>
               </w:rPr>
-              <w:t>, String mobileNumber, String mailId, java.util.Date dob )</w:t>
+              <w:t xml:space="preserve">, String </w:t>
+            </w:r>
+            <w:proofErr w:type="spellStart"/>
+            <w:r>
+              <w:rPr>
+                <w:rFonts w:ascii="Arial" w:eastAsia="Times New Roman" w:hAnsi="Arial" w:cs="Arial"/>
+                <w:b/>
+                <w:bCs/>
+                <w:color w:val="333333"/>
+                <w:lang w:eastAsia="en-IN"/>
+              </w:rPr>
+              <w:t>mobileNumber</w:t>
+            </w:r>
+            <w:proofErr w:type="spellEnd"/>
+            <w:r>
+              <w:rPr>
+                <w:rFonts w:ascii="Arial" w:eastAsia="Times New Roman" w:hAnsi="Arial" w:cs="Arial"/>
+                <w:b/>
+                <w:bCs/>
+                <w:color w:val="333333"/>
+                <w:lang w:eastAsia="en-IN"/>
+              </w:rPr>
+              <w:t xml:space="preserve">, String </w:t>
+            </w:r>
+            <w:proofErr w:type="spellStart"/>
+            <w:r>
+              <w:rPr>
+                <w:rFonts w:ascii="Arial" w:eastAsia="Times New Roman" w:hAnsi="Arial" w:cs="Arial"/>
+                <w:b/>
+                <w:bCs/>
+                <w:color w:val="333333"/>
+                <w:lang w:eastAsia="en-IN"/>
+              </w:rPr>
+              <w:t>mailId</w:t>
+            </w:r>
+            <w:proofErr w:type="spellEnd"/>
+            <w:r>
+              <w:rPr>
+                <w:rFonts w:ascii="Arial" w:eastAsia="Times New Roman" w:hAnsi="Arial" w:cs="Arial"/>
+                <w:b/>
+                <w:bCs/>
+                <w:color w:val="333333"/>
+                <w:lang w:eastAsia="en-IN"/>
+              </w:rPr>
+              <w:t xml:space="preserve">, </w:t>
+            </w:r>
+            <w:proofErr w:type="spellStart"/>
+            <w:r>
+              <w:rPr>
+                <w:rFonts w:ascii="Arial" w:eastAsia="Times New Roman" w:hAnsi="Arial" w:cs="Arial"/>
+                <w:b/>
+                <w:bCs/>
+                <w:color w:val="333333"/>
+                <w:lang w:eastAsia="en-IN"/>
+              </w:rPr>
+              <w:t>java.util.Date</w:t>
+            </w:r>
+            <w:proofErr w:type="spellEnd"/>
+            <w:r>
+              <w:rPr>
+                <w:rFonts w:ascii="Arial" w:eastAsia="Times New Roman" w:hAnsi="Arial" w:cs="Arial"/>
+                <w:b/>
+                <w:bCs/>
+                <w:color w:val="333333"/>
+                <w:lang w:eastAsia="en-IN"/>
+              </w:rPr>
+              <w:t xml:space="preserve"> dob )</w:t>
             </w:r>
             <w:r>
               <w:rPr>
@@ -4488,6 +4986,7 @@
                       <w:lang w:eastAsia="en-IN"/>
                     </w:rPr>
                   </w:pPr>
+                  <w:proofErr w:type="spellStart"/>
                   <w:r>
                     <w:rPr>
                       <w:rFonts w:ascii="Arial" w:eastAsia="Times New Roman" w:hAnsi="Arial" w:cs="Arial"/>
@@ -4497,6 +4996,7 @@
                     </w:rPr>
                     <w:t>callType</w:t>
                   </w:r>
+                  <w:proofErr w:type="spellEnd"/>
                 </w:p>
               </w:tc>
               <w:tc>
@@ -4687,6 +5187,8 @@
                       <w:lang w:eastAsia="en-IN"/>
                     </w:rPr>
                   </w:pPr>
+                  <w:proofErr w:type="spellStart"/>
+                  <w:proofErr w:type="gramStart"/>
                   <w:r>
                     <w:rPr>
                       <w:rFonts w:ascii="Arial" w:eastAsia="Times New Roman" w:hAnsi="Arial" w:cs="Arial"/>
@@ -4694,8 +5196,19 @@
                       <w:szCs w:val="24"/>
                       <w:lang w:eastAsia="en-IN"/>
                     </w:rPr>
-                    <w:t>java.util.Date</w:t>
+                    <w:t>java.util</w:t>
                   </w:r>
+                  <w:proofErr w:type="gramEnd"/>
+                  <w:r>
+                    <w:rPr>
+                      <w:rFonts w:ascii="Arial" w:eastAsia="Times New Roman" w:hAnsi="Arial" w:cs="Arial"/>
+                      <w:sz w:val="24"/>
+                      <w:szCs w:val="24"/>
+                      <w:lang w:eastAsia="en-IN"/>
+                    </w:rPr>
+                    <w:t>.Date</w:t>
+                  </w:r>
+                  <w:proofErr w:type="spellEnd"/>
                 </w:p>
               </w:tc>
             </w:tr>
@@ -4767,6 +5280,8 @@
                       <w:lang w:eastAsia="en-IN"/>
                     </w:rPr>
                   </w:pPr>
+                  <w:proofErr w:type="spellStart"/>
+                  <w:proofErr w:type="gramStart"/>
                   <w:r>
                     <w:rPr>
                       <w:rFonts w:ascii="Arial" w:eastAsia="Times New Roman" w:hAnsi="Arial" w:cs="Arial"/>
@@ -4774,8 +5289,19 @@
                       <w:szCs w:val="24"/>
                       <w:lang w:eastAsia="en-IN"/>
                     </w:rPr>
-                    <w:t>java.util.Date</w:t>
+                    <w:t>java.util</w:t>
                   </w:r>
+                  <w:proofErr w:type="gramEnd"/>
+                  <w:r>
+                    <w:rPr>
+                      <w:rFonts w:ascii="Arial" w:eastAsia="Times New Roman" w:hAnsi="Arial" w:cs="Arial"/>
+                      <w:sz w:val="24"/>
+                      <w:szCs w:val="24"/>
+                      <w:lang w:eastAsia="en-IN"/>
+                    </w:rPr>
+                    <w:t>.Date</w:t>
+                  </w:r>
+                  <w:proofErr w:type="spellEnd"/>
                 </w:p>
               </w:tc>
             </w:tr>
@@ -4897,6 +5423,7 @@
               </w:rPr>
               <w:br/>
             </w:r>
+            <w:proofErr w:type="gramStart"/>
             <w:r>
               <w:rPr>
                 <w:rFonts w:ascii="Arial" w:eastAsia="Times New Roman" w:hAnsi="Arial" w:cs="Arial"/>
@@ -4905,7 +5432,106 @@
                 <w:color w:val="333333"/>
                 <w:lang w:eastAsia="en-IN"/>
               </w:rPr>
-              <w:t>Call( String type, String callType, Double cost, java.util.Date duration, java.util.Date date, Contact contact )</w:t>
+              <w:t>Call( String</w:t>
+            </w:r>
+            <w:proofErr w:type="gramEnd"/>
+            <w:r>
+              <w:rPr>
+                <w:rFonts w:ascii="Arial" w:eastAsia="Times New Roman" w:hAnsi="Arial" w:cs="Arial"/>
+                <w:b/>
+                <w:bCs/>
+                <w:color w:val="333333"/>
+                <w:lang w:eastAsia="en-IN"/>
+              </w:rPr>
+              <w:t xml:space="preserve"> type, String </w:t>
+            </w:r>
+            <w:proofErr w:type="spellStart"/>
+            <w:r>
+              <w:rPr>
+                <w:rFonts w:ascii="Arial" w:eastAsia="Times New Roman" w:hAnsi="Arial" w:cs="Arial"/>
+                <w:b/>
+                <w:bCs/>
+                <w:color w:val="333333"/>
+                <w:lang w:eastAsia="en-IN"/>
+              </w:rPr>
+              <w:t>callType</w:t>
+            </w:r>
+            <w:proofErr w:type="spellEnd"/>
+            <w:r>
+              <w:rPr>
+                <w:rFonts w:ascii="Arial" w:eastAsia="Times New Roman" w:hAnsi="Arial" w:cs="Arial"/>
+                <w:b/>
+                <w:bCs/>
+                <w:color w:val="333333"/>
+                <w:lang w:eastAsia="en-IN"/>
+              </w:rPr>
+              <w:t xml:space="preserve">, Double cost, </w:t>
+            </w:r>
+            <w:proofErr w:type="spellStart"/>
+            <w:r>
+              <w:rPr>
+                <w:rFonts w:ascii="Arial" w:eastAsia="Times New Roman" w:hAnsi="Arial" w:cs="Arial"/>
+                <w:b/>
+                <w:bCs/>
+                <w:color w:val="333333"/>
+                <w:lang w:eastAsia="en-IN"/>
+              </w:rPr>
+              <w:t>java.util.Date</w:t>
+            </w:r>
+            <w:proofErr w:type="spellEnd"/>
+            <w:r>
+              <w:rPr>
+                <w:rFonts w:ascii="Arial" w:eastAsia="Times New Roman" w:hAnsi="Arial" w:cs="Arial"/>
+                <w:b/>
+                <w:bCs/>
+                <w:color w:val="333333"/>
+                <w:lang w:eastAsia="en-IN"/>
+              </w:rPr>
+              <w:t xml:space="preserve"> duration, </w:t>
+            </w:r>
+            <w:proofErr w:type="spellStart"/>
+            <w:r>
+              <w:rPr>
+                <w:rFonts w:ascii="Arial" w:eastAsia="Times New Roman" w:hAnsi="Arial" w:cs="Arial"/>
+                <w:b/>
+                <w:bCs/>
+                <w:color w:val="333333"/>
+                <w:lang w:eastAsia="en-IN"/>
+              </w:rPr>
+              <w:t>java.util.Date</w:t>
+            </w:r>
+            <w:proofErr w:type="spellEnd"/>
+            <w:r>
+              <w:rPr>
+                <w:rFonts w:ascii="Arial" w:eastAsia="Times New Roman" w:hAnsi="Arial" w:cs="Arial"/>
+                <w:b/>
+                <w:bCs/>
+                <w:color w:val="333333"/>
+                <w:lang w:eastAsia="en-IN"/>
+              </w:rPr>
+              <w:t xml:space="preserve"> date, Contact </w:t>
+            </w:r>
+            <w:proofErr w:type="spellStart"/>
+            <w:r>
+              <w:rPr>
+                <w:rFonts w:ascii="Arial" w:eastAsia="Times New Roman" w:hAnsi="Arial" w:cs="Arial"/>
+                <w:b/>
+                <w:bCs/>
+                <w:color w:val="333333"/>
+                <w:lang w:eastAsia="en-IN"/>
+              </w:rPr>
+              <w:t>contact</w:t>
+            </w:r>
+            <w:proofErr w:type="spellEnd"/>
+            <w:r>
+              <w:rPr>
+                <w:rFonts w:ascii="Arial" w:eastAsia="Times New Roman" w:hAnsi="Arial" w:cs="Arial"/>
+                <w:b/>
+                <w:bCs/>
+                <w:color w:val="333333"/>
+                <w:lang w:eastAsia="en-IN"/>
+              </w:rPr>
+              <w:t xml:space="preserve"> )</w:t>
             </w:r>
             <w:r>
               <w:rPr>
@@ -4924,6 +5550,7 @@
               <w:br/>
               <w:t>c) Create a class </w:t>
             </w:r>
+            <w:proofErr w:type="spellStart"/>
             <w:r>
               <w:rPr>
                 <w:rFonts w:ascii="Arial" w:eastAsia="Times New Roman" w:hAnsi="Arial" w:cs="Arial"/>
@@ -4934,6 +5561,7 @@
               </w:rPr>
               <w:t>CallBO</w:t>
             </w:r>
+            <w:proofErr w:type="spellEnd"/>
             <w:r>
               <w:rPr>
                 <w:rFonts w:ascii="Arial" w:eastAsia="Times New Roman" w:hAnsi="Arial" w:cs="Arial"/>
@@ -5080,7 +5708,58 @@
                       <w:lang w:eastAsia="en-IN"/>
                     </w:rPr>
                     <w:lastRenderedPageBreak/>
-                    <w:t>public List&lt;Call&gt; findCall(List&lt;Call&gt; callList,java.util.Date date)</w:t>
+                    <w:t xml:space="preserve">public List&lt;Call&gt; </w:t>
+                  </w:r>
+                  <w:proofErr w:type="spellStart"/>
+                  <w:proofErr w:type="gramStart"/>
+                  <w:r>
+                    <w:rPr>
+                      <w:rFonts w:ascii="Times New Roman" w:eastAsia="Times New Roman" w:hAnsi="Times New Roman" w:cs="Times New Roman"/>
+                      <w:sz w:val="24"/>
+                      <w:szCs w:val="24"/>
+                      <w:lang w:eastAsia="en-IN"/>
+                    </w:rPr>
+                    <w:t>findCall</w:t>
+                  </w:r>
+                  <w:proofErr w:type="spellEnd"/>
+                  <w:r>
+                    <w:rPr>
+                      <w:rFonts w:ascii="Times New Roman" w:eastAsia="Times New Roman" w:hAnsi="Times New Roman" w:cs="Times New Roman"/>
+                      <w:sz w:val="24"/>
+                      <w:szCs w:val="24"/>
+                      <w:lang w:eastAsia="en-IN"/>
+                    </w:rPr>
+                    <w:t>(</w:t>
+                  </w:r>
+                  <w:proofErr w:type="gramEnd"/>
+                  <w:r>
+                    <w:rPr>
+                      <w:rFonts w:ascii="Times New Roman" w:eastAsia="Times New Roman" w:hAnsi="Times New Roman" w:cs="Times New Roman"/>
+                      <w:sz w:val="24"/>
+                      <w:szCs w:val="24"/>
+                      <w:lang w:eastAsia="en-IN"/>
+                    </w:rPr>
+                    <w:t xml:space="preserve">List&lt;Call&gt; </w:t>
+                  </w:r>
+                  <w:proofErr w:type="spellStart"/>
+                  <w:r>
+                    <w:rPr>
+                      <w:rFonts w:ascii="Times New Roman" w:eastAsia="Times New Roman" w:hAnsi="Times New Roman" w:cs="Times New Roman"/>
+                      <w:sz w:val="24"/>
+                      <w:szCs w:val="24"/>
+                      <w:lang w:eastAsia="en-IN"/>
+                    </w:rPr>
+                    <w:t>callList,java.util.Date</w:t>
+                  </w:r>
+                  <w:proofErr w:type="spellEnd"/>
+                  <w:r>
+                    <w:rPr>
+                      <w:rFonts w:ascii="Times New Roman" w:eastAsia="Times New Roman" w:hAnsi="Times New Roman" w:cs="Times New Roman"/>
+                      <w:sz w:val="24"/>
+                      <w:szCs w:val="24"/>
+                      <w:lang w:eastAsia="en-IN"/>
+                    </w:rPr>
+                    <w:t xml:space="preserve"> date)</w:t>
                   </w:r>
                 </w:p>
               </w:tc>
@@ -5148,7 +5827,78 @@
                       <w:szCs w:val="24"/>
                       <w:lang w:eastAsia="en-IN"/>
                     </w:rPr>
-                    <w:t>public List&lt;Call&gt; findCall(List&lt;Call&gt; callList,String contactName)</w:t>
+                    <w:t xml:space="preserve">public List&lt;Call&gt; </w:t>
+                  </w:r>
+                  <w:proofErr w:type="spellStart"/>
+                  <w:proofErr w:type="gramStart"/>
+                  <w:r>
+                    <w:rPr>
+                      <w:rFonts w:ascii="Times New Roman" w:eastAsia="Times New Roman" w:hAnsi="Times New Roman" w:cs="Times New Roman"/>
+                      <w:sz w:val="24"/>
+                      <w:szCs w:val="24"/>
+                      <w:lang w:eastAsia="en-IN"/>
+                    </w:rPr>
+                    <w:t>findCall</w:t>
+                  </w:r>
+                  <w:proofErr w:type="spellEnd"/>
+                  <w:r>
+                    <w:rPr>
+                      <w:rFonts w:ascii="Times New Roman" w:eastAsia="Times New Roman" w:hAnsi="Times New Roman" w:cs="Times New Roman"/>
+                      <w:sz w:val="24"/>
+                      <w:szCs w:val="24"/>
+                      <w:lang w:eastAsia="en-IN"/>
+                    </w:rPr>
+                    <w:t>(</w:t>
+                  </w:r>
+                  <w:proofErr w:type="gramEnd"/>
+                  <w:r>
+                    <w:rPr>
+                      <w:rFonts w:ascii="Times New Roman" w:eastAsia="Times New Roman" w:hAnsi="Times New Roman" w:cs="Times New Roman"/>
+                      <w:sz w:val="24"/>
+                      <w:szCs w:val="24"/>
+                      <w:lang w:eastAsia="en-IN"/>
+                    </w:rPr>
+                    <w:t xml:space="preserve">List&lt;Call&gt; </w:t>
+                  </w:r>
+                  <w:proofErr w:type="spellStart"/>
+                  <w:r>
+                    <w:rPr>
+                      <w:rFonts w:ascii="Times New Roman" w:eastAsia="Times New Roman" w:hAnsi="Times New Roman" w:cs="Times New Roman"/>
+                      <w:sz w:val="24"/>
+                      <w:szCs w:val="24"/>
+                      <w:lang w:eastAsia="en-IN"/>
+                    </w:rPr>
+                    <w:t>callList,String</w:t>
+                  </w:r>
+                  <w:proofErr w:type="spellEnd"/>
+                  <w:r>
+                    <w:rPr>
+                      <w:rFonts w:ascii="Times New Roman" w:eastAsia="Times New Roman" w:hAnsi="Times New Roman" w:cs="Times New Roman"/>
+                      <w:sz w:val="24"/>
+                      <w:szCs w:val="24"/>
+                      <w:lang w:eastAsia="en-IN"/>
+                    </w:rPr>
+                    <w:t xml:space="preserve"> </w:t>
+                  </w:r>
+                  <w:proofErr w:type="spellStart"/>
+                  <w:r>
+                    <w:rPr>
+                      <w:rFonts w:ascii="Times New Roman" w:eastAsia="Times New Roman" w:hAnsi="Times New Roman" w:cs="Times New Roman"/>
+                      <w:sz w:val="24"/>
+                      <w:szCs w:val="24"/>
+                      <w:lang w:eastAsia="en-IN"/>
+                    </w:rPr>
+                    <w:t>contactName</w:t>
+                  </w:r>
+                  <w:proofErr w:type="spellEnd"/>
+                  <w:r>
+                    <w:rPr>
+                      <w:rFonts w:ascii="Times New Roman" w:eastAsia="Times New Roman" w:hAnsi="Times New Roman" w:cs="Times New Roman"/>
+                      <w:sz w:val="24"/>
+                      <w:szCs w:val="24"/>
+                      <w:lang w:eastAsia="en-IN"/>
+                    </w:rPr>
+                    <w:t>)</w:t>
                   </w:r>
                 </w:p>
               </w:tc>
@@ -5180,7 +5930,23 @@
                       <w:rFonts w:ascii="Times New Roman" w:eastAsia="Times New Roman" w:hAnsi="Times New Roman" w:cs="Times New Roman"/>
                       <w:lang w:eastAsia="en-IN"/>
                     </w:rPr>
-                    <w:t>This method accepts a list of calls and contact name as arguments and returns a list of calls that matches with the given contact name(case -insensitive).</w:t>
+                    <w:t xml:space="preserve">This method accepts a list of calls and contact name as arguments and returns a list of calls that matches with the given contact </w:t>
+                  </w:r>
+                  <w:proofErr w:type="gramStart"/>
+                  <w:r>
+                    <w:rPr>
+                      <w:rFonts w:ascii="Times New Roman" w:eastAsia="Times New Roman" w:hAnsi="Times New Roman" w:cs="Times New Roman"/>
+                      <w:lang w:eastAsia="en-IN"/>
+                    </w:rPr>
+                    <w:t>name(</w:t>
+                  </w:r>
+                  <w:proofErr w:type="gramEnd"/>
+                  <w:r>
+                    <w:rPr>
+                      <w:rFonts w:ascii="Times New Roman" w:eastAsia="Times New Roman" w:hAnsi="Times New Roman" w:cs="Times New Roman"/>
+                      <w:lang w:eastAsia="en-IN"/>
+                    </w:rPr>
+                    <w:t>case -insensitive).</w:t>
                   </w:r>
                 </w:p>
               </w:tc>
@@ -5242,7 +6008,25 @@
                 <w:color w:val="333333"/>
                 <w:lang w:eastAsia="en-IN"/>
               </w:rPr>
-              <w:t>type, callType, cost, duration, date, contact's </w:t>
+              <w:t xml:space="preserve">type, </w:t>
+            </w:r>
+            <w:proofErr w:type="spellStart"/>
+            <w:r>
+              <w:rPr>
+                <w:rFonts w:ascii="Arial" w:eastAsia="Times New Roman" w:hAnsi="Arial" w:cs="Arial"/>
+                <w:color w:val="333333"/>
+                <w:lang w:eastAsia="en-IN"/>
+              </w:rPr>
+              <w:t>callType</w:t>
+            </w:r>
+            <w:proofErr w:type="spellEnd"/>
+            <w:r>
+              <w:rPr>
+                <w:rFonts w:ascii="Arial" w:eastAsia="Times New Roman" w:hAnsi="Arial" w:cs="Arial"/>
+                <w:color w:val="333333"/>
+                <w:lang w:eastAsia="en-IN"/>
+              </w:rPr>
+              <w:t>, cost, duration, date, contact's </w:t>
             </w:r>
             <w:r>
               <w:rPr>
@@ -5291,8 +6075,20 @@
                 <w:color w:val="333333"/>
                 <w:lang w:eastAsia="en-IN"/>
               </w:rPr>
-              <w:t>dd/MM/yyyy</w:t>
-            </w:r>
+              <w:t>dd/MM/</w:t>
+            </w:r>
+            <w:proofErr w:type="spellStart"/>
+            <w:r>
+              <w:rPr>
+                <w:rFonts w:ascii="Arial" w:eastAsia="Times New Roman" w:hAnsi="Arial" w:cs="Arial"/>
+                <w:b/>
+                <w:bCs/>
+                <w:color w:val="333333"/>
+                <w:lang w:eastAsia="en-IN"/>
+              </w:rPr>
+              <w:t>yyyy</w:t>
+            </w:r>
+            <w:proofErr w:type="spellEnd"/>
             <w:r>
               <w:rPr>
                 <w:rFonts w:ascii="Arial" w:eastAsia="Times New Roman" w:hAnsi="Arial" w:cs="Arial"/>
@@ -5310,6 +6106,7 @@
               <w:br/>
               <w:t>Duration Format : "</w:t>
             </w:r>
+            <w:proofErr w:type="spellStart"/>
             <w:r>
               <w:rPr>
                 <w:rFonts w:ascii="Arial" w:eastAsia="Times New Roman" w:hAnsi="Arial" w:cs="Arial"/>
@@ -5320,6 +6117,7 @@
               </w:rPr>
               <w:t>HH:mm:ss</w:t>
             </w:r>
+            <w:proofErr w:type="spellEnd"/>
             <w:r>
               <w:rPr>
                 <w:rFonts w:ascii="Arial" w:eastAsia="Times New Roman" w:hAnsi="Arial" w:cs="Arial"/>
@@ -5360,7 +6158,96 @@
                 <w:lang w:eastAsia="en-IN"/>
               </w:rPr>
               <w:br/>
-              <w:t>System.out.format("%-13s %-15s %-10s %-10s %-10s %-15s %s\n","Name","Mobile Number","Type", "Call Type","Cost" ,"Duration","Date");</w:t>
+            </w:r>
+            <w:proofErr w:type="spellStart"/>
+            <w:r>
+              <w:rPr>
+                <w:rFonts w:ascii="Arial" w:eastAsia="Times New Roman" w:hAnsi="Arial" w:cs="Arial"/>
+                <w:color w:val="333333"/>
+                <w:lang w:eastAsia="en-IN"/>
+              </w:rPr>
+              <w:t>System.out.format</w:t>
+            </w:r>
+            <w:proofErr w:type="spellEnd"/>
+            <w:r>
+              <w:rPr>
+                <w:rFonts w:ascii="Arial" w:eastAsia="Times New Roman" w:hAnsi="Arial" w:cs="Arial"/>
+                <w:color w:val="333333"/>
+                <w:lang w:eastAsia="en-IN"/>
+              </w:rPr>
+              <w:t>("%-13s %-15s %-10s %-10s %-10s %-15s %s\</w:t>
+            </w:r>
+            <w:proofErr w:type="spellStart"/>
+            <w:r>
+              <w:rPr>
+                <w:rFonts w:ascii="Arial" w:eastAsia="Times New Roman" w:hAnsi="Arial" w:cs="Arial"/>
+                <w:color w:val="333333"/>
+                <w:lang w:eastAsia="en-IN"/>
+              </w:rPr>
+              <w:t>n","Name","Mobile</w:t>
+            </w:r>
+            <w:proofErr w:type="spellEnd"/>
+            <w:r>
+              <w:rPr>
+                <w:rFonts w:ascii="Arial" w:eastAsia="Times New Roman" w:hAnsi="Arial" w:cs="Arial"/>
+                <w:color w:val="333333"/>
+                <w:lang w:eastAsia="en-IN"/>
+              </w:rPr>
+              <w:t xml:space="preserve"> </w:t>
+            </w:r>
+            <w:proofErr w:type="spellStart"/>
+            <w:r>
+              <w:rPr>
+                <w:rFonts w:ascii="Arial" w:eastAsia="Times New Roman" w:hAnsi="Arial" w:cs="Arial"/>
+                <w:color w:val="333333"/>
+                <w:lang w:eastAsia="en-IN"/>
+              </w:rPr>
+              <w:t>Number","Type</w:t>
+            </w:r>
+            <w:proofErr w:type="spellEnd"/>
+            <w:r>
+              <w:rPr>
+                <w:rFonts w:ascii="Arial" w:eastAsia="Times New Roman" w:hAnsi="Arial" w:cs="Arial"/>
+                <w:color w:val="333333"/>
+                <w:lang w:eastAsia="en-IN"/>
+              </w:rPr>
+              <w:t xml:space="preserve">", "Call </w:t>
+            </w:r>
+            <w:proofErr w:type="spellStart"/>
+            <w:r>
+              <w:rPr>
+                <w:rFonts w:ascii="Arial" w:eastAsia="Times New Roman" w:hAnsi="Arial" w:cs="Arial"/>
+                <w:color w:val="333333"/>
+                <w:lang w:eastAsia="en-IN"/>
+              </w:rPr>
+              <w:t>Type","Cost</w:t>
+            </w:r>
+            <w:proofErr w:type="spellEnd"/>
+            <w:r>
+              <w:rPr>
+                <w:rFonts w:ascii="Arial" w:eastAsia="Times New Roman" w:hAnsi="Arial" w:cs="Arial"/>
+                <w:color w:val="333333"/>
+                <w:lang w:eastAsia="en-IN"/>
+              </w:rPr>
+              <w:t>" ,"</w:t>
+            </w:r>
+            <w:proofErr w:type="spellStart"/>
+            <w:r>
+              <w:rPr>
+                <w:rFonts w:ascii="Arial" w:eastAsia="Times New Roman" w:hAnsi="Arial" w:cs="Arial"/>
+                <w:color w:val="333333"/>
+                <w:lang w:eastAsia="en-IN"/>
+              </w:rPr>
+              <w:t>Duration","Date</w:t>
+            </w:r>
+            <w:proofErr w:type="spellEnd"/>
+            <w:r>
+              <w:rPr>
+                <w:rFonts w:ascii="Arial" w:eastAsia="Times New Roman" w:hAnsi="Arial" w:cs="Arial"/>
+                <w:color w:val="333333"/>
+                <w:lang w:eastAsia="en-IN"/>
+              </w:rPr>
+              <w:t>");</w:t>
             </w:r>
             <w:r>
               <w:rPr>
@@ -5442,6 +6329,7 @@
               </w:rPr>
               <w:t>No calls from &lt;</w:t>
             </w:r>
+            <w:proofErr w:type="spellStart"/>
             <w:r>
               <w:rPr>
                 <w:rFonts w:ascii="Arial" w:eastAsia="Times New Roman" w:hAnsi="Arial" w:cs="Arial"/>
@@ -5454,6 +6342,7 @@
               </w:rPr>
               <w:t>contactName</w:t>
             </w:r>
+            <w:proofErr w:type="spellEnd"/>
             <w:r>
               <w:rPr>
                 <w:rFonts w:ascii="Arial" w:eastAsia="Times New Roman" w:hAnsi="Arial" w:cs="Arial"/>
@@ -5472,6 +6361,7 @@
               </w:rPr>
               <w:t>"for search using </w:t>
             </w:r>
+            <w:proofErr w:type="spellStart"/>
             <w:r>
               <w:rPr>
                 <w:rFonts w:ascii="Arial" w:eastAsia="Times New Roman" w:hAnsi="Arial" w:cs="Arial"/>
@@ -5482,6 +6372,7 @@
               </w:rPr>
               <w:t>contactName</w:t>
             </w:r>
+            <w:proofErr w:type="spellEnd"/>
             <w:r>
               <w:rPr>
                 <w:rFonts w:ascii="Arial" w:eastAsia="Times New Roman" w:hAnsi="Arial" w:cs="Arial"/>
@@ -6249,6 +7140,7 @@
                             <w:lang w:eastAsia="en-IN"/>
                           </w:rPr>
                         </w:pPr>
+                        <w:proofErr w:type="spellStart"/>
                         <w:r>
                           <w:rPr>
                             <w:rFonts w:ascii="Times New Roman" w:eastAsia="Times New Roman" w:hAnsi="Times New Roman" w:cs="Times New Roman"/>
@@ -6260,6 +7152,7 @@
                           </w:rPr>
                           <w:t>SNo</w:t>
                         </w:r>
+                        <w:proofErr w:type="spellEnd"/>
                       </w:p>
                     </w:tc>
                     <w:tc>
@@ -6554,7 +7447,26 @@
                             <w:lang w:eastAsia="en-IN"/>
                           </w:rPr>
                           <w:br/>
-                          <w:t>Incoming,STD,0.25,00:01:50,20/06/2018,John</w:t>
+                        </w:r>
+                        <w:proofErr w:type="gramStart"/>
+                        <w:r>
+                          <w:rPr>
+                            <w:rFonts w:ascii="Times New Roman" w:eastAsia="Times New Roman" w:hAnsi="Times New Roman" w:cs="Times New Roman"/>
+                            <w:sz w:val="24"/>
+                            <w:szCs w:val="24"/>
+                            <w:lang w:eastAsia="en-IN"/>
+                          </w:rPr>
+                          <w:t>Incoming,STD</w:t>
+                        </w:r>
+                        <w:proofErr w:type="gramEnd"/>
+                        <w:r>
+                          <w:rPr>
+                            <w:rFonts w:ascii="Times New Roman" w:eastAsia="Times New Roman" w:hAnsi="Times New Roman" w:cs="Times New Roman"/>
+                            <w:sz w:val="24"/>
+                            <w:szCs w:val="24"/>
+                            <w:lang w:eastAsia="en-IN"/>
+                          </w:rPr>
+                          <w:t>,0.25,00:01:50,20/06/2018,John</w:t>
                         </w:r>
                         <w:r>
                           <w:rPr>
@@ -6677,7 +7589,26 @@
                             <w:lang w:eastAsia="en-IN"/>
                           </w:rPr>
                           <w:br/>
-                          <w:t>1.By a name</w:t>
+                        </w:r>
+                        <w:proofErr w:type="gramStart"/>
+                        <w:r>
+                          <w:rPr>
+                            <w:rFonts w:ascii="Times New Roman" w:eastAsia="Times New Roman" w:hAnsi="Times New Roman" w:cs="Times New Roman"/>
+                            <w:sz w:val="24"/>
+                            <w:szCs w:val="24"/>
+                            <w:lang w:eastAsia="en-IN"/>
+                          </w:rPr>
+                          <w:t>1.By</w:t>
+                        </w:r>
+                        <w:proofErr w:type="gramEnd"/>
+                        <w:r>
+                          <w:rPr>
+                            <w:rFonts w:ascii="Times New Roman" w:eastAsia="Times New Roman" w:hAnsi="Times New Roman" w:cs="Times New Roman"/>
+                            <w:sz w:val="24"/>
+                            <w:szCs w:val="24"/>
+                            <w:lang w:eastAsia="en-IN"/>
+                          </w:rPr>
+                          <w:t> a name</w:t>
                         </w:r>
                         <w:r>
                           <w:rPr>
@@ -6968,7 +7899,26 @@
                             <w:lang w:eastAsia="en-IN"/>
                           </w:rPr>
                           <w:br/>
-                          <w:t>1.By a name</w:t>
+                        </w:r>
+                        <w:proofErr w:type="gramStart"/>
+                        <w:r>
+                          <w:rPr>
+                            <w:rFonts w:ascii="Times New Roman" w:eastAsia="Times New Roman" w:hAnsi="Times New Roman" w:cs="Times New Roman"/>
+                            <w:sz w:val="24"/>
+                            <w:szCs w:val="24"/>
+                            <w:lang w:eastAsia="en-IN"/>
+                          </w:rPr>
+                          <w:t>1.By</w:t>
+                        </w:r>
+                        <w:proofErr w:type="gramEnd"/>
+                        <w:r>
+                          <w:rPr>
+                            <w:rFonts w:ascii="Times New Roman" w:eastAsia="Times New Roman" w:hAnsi="Times New Roman" w:cs="Times New Roman"/>
+                            <w:sz w:val="24"/>
+                            <w:szCs w:val="24"/>
+                            <w:lang w:eastAsia="en-IN"/>
+                          </w:rPr>
+                          <w:t> a name</w:t>
                         </w:r>
                         <w:r>
                           <w:rPr>
@@ -7166,7 +8116,26 @@
                             <w:lang w:eastAsia="en-IN"/>
                           </w:rPr>
                           <w:br/>
-                          <w:t>Incoming,STD,10.00,00:01:50,18/04/2018,Joe</w:t>
+                        </w:r>
+                        <w:proofErr w:type="gramStart"/>
+                        <w:r>
+                          <w:rPr>
+                            <w:rFonts w:ascii="Times New Roman" w:eastAsia="Times New Roman" w:hAnsi="Times New Roman" w:cs="Times New Roman"/>
+                            <w:sz w:val="24"/>
+                            <w:szCs w:val="24"/>
+                            <w:lang w:eastAsia="en-IN"/>
+                          </w:rPr>
+                          <w:t>Incoming,STD</w:t>
+                        </w:r>
+                        <w:proofErr w:type="gramEnd"/>
+                        <w:r>
+                          <w:rPr>
+                            <w:rFonts w:ascii="Times New Roman" w:eastAsia="Times New Roman" w:hAnsi="Times New Roman" w:cs="Times New Roman"/>
+                            <w:sz w:val="24"/>
+                            <w:szCs w:val="24"/>
+                            <w:lang w:eastAsia="en-IN"/>
+                          </w:rPr>
+                          <w:t>,10.00,00:01:50,18/04/2018,Joe</w:t>
                         </w:r>
                         <w:r>
                           <w:rPr>
@@ -7259,7 +8228,26 @@
                             <w:lang w:eastAsia="en-IN"/>
                           </w:rPr>
                           <w:br/>
-                          <w:t>1.By a name</w:t>
+                        </w:r>
+                        <w:proofErr w:type="gramStart"/>
+                        <w:r>
+                          <w:rPr>
+                            <w:rFonts w:ascii="Times New Roman" w:eastAsia="Times New Roman" w:hAnsi="Times New Roman" w:cs="Times New Roman"/>
+                            <w:sz w:val="24"/>
+                            <w:szCs w:val="24"/>
+                            <w:lang w:eastAsia="en-IN"/>
+                          </w:rPr>
+                          <w:t>1.By</w:t>
+                        </w:r>
+                        <w:proofErr w:type="gramEnd"/>
+                        <w:r>
+                          <w:rPr>
+                            <w:rFonts w:ascii="Times New Roman" w:eastAsia="Times New Roman" w:hAnsi="Times New Roman" w:cs="Times New Roman"/>
+                            <w:sz w:val="24"/>
+                            <w:szCs w:val="24"/>
+                            <w:lang w:eastAsia="en-IN"/>
+                          </w:rPr>
+                          <w:t> a name</w:t>
                         </w:r>
                         <w:r>
                           <w:rPr>
@@ -7447,7 +8435,26 @@
                             <w:lang w:eastAsia="en-IN"/>
                           </w:rPr>
                           <w:br/>
-                          <w:t>Outgoing,STD,5.05,00:20:25,02/05/2018,John</w:t>
+                        </w:r>
+                        <w:proofErr w:type="gramStart"/>
+                        <w:r>
+                          <w:rPr>
+                            <w:rFonts w:ascii="Times New Roman" w:eastAsia="Times New Roman" w:hAnsi="Times New Roman" w:cs="Times New Roman"/>
+                            <w:sz w:val="24"/>
+                            <w:szCs w:val="24"/>
+                            <w:lang w:eastAsia="en-IN"/>
+                          </w:rPr>
+                          <w:t>Outgoing,STD</w:t>
+                        </w:r>
+                        <w:proofErr w:type="gramEnd"/>
+                        <w:r>
+                          <w:rPr>
+                            <w:rFonts w:ascii="Times New Roman" w:eastAsia="Times New Roman" w:hAnsi="Times New Roman" w:cs="Times New Roman"/>
+                            <w:sz w:val="24"/>
+                            <w:szCs w:val="24"/>
+                            <w:lang w:eastAsia="en-IN"/>
+                          </w:rPr>
+                          <w:t>,5.05,00:20:25,02/05/2018,John</w:t>
                         </w:r>
                         <w:r>
                           <w:rPr>
@@ -7550,7 +8557,26 @@
                             <w:lang w:eastAsia="en-IN"/>
                           </w:rPr>
                           <w:br/>
-                          <w:t>1.By a name</w:t>
+                        </w:r>
+                        <w:proofErr w:type="gramStart"/>
+                        <w:r>
+                          <w:rPr>
+                            <w:rFonts w:ascii="Times New Roman" w:eastAsia="Times New Roman" w:hAnsi="Times New Roman" w:cs="Times New Roman"/>
+                            <w:sz w:val="24"/>
+                            <w:szCs w:val="24"/>
+                            <w:lang w:eastAsia="en-IN"/>
+                          </w:rPr>
+                          <w:t>1.By</w:t>
+                        </w:r>
+                        <w:proofErr w:type="gramEnd"/>
+                        <w:r>
+                          <w:rPr>
+                            <w:rFonts w:ascii="Times New Roman" w:eastAsia="Times New Roman" w:hAnsi="Times New Roman" w:cs="Times New Roman"/>
+                            <w:sz w:val="24"/>
+                            <w:szCs w:val="24"/>
+                            <w:lang w:eastAsia="en-IN"/>
+                          </w:rPr>
+                          <w:t> a name</w:t>
                         </w:r>
                         <w:r>
                           <w:rPr>
@@ -7748,7 +8774,26 @@
                             <w:lang w:eastAsia="en-IN"/>
                           </w:rPr>
                           <w:br/>
-                          <w:t>Incoming,ISD,5.20,00:10:55,15/07/2018,Grace</w:t>
+                        </w:r>
+                        <w:proofErr w:type="gramStart"/>
+                        <w:r>
+                          <w:rPr>
+                            <w:rFonts w:ascii="Times New Roman" w:eastAsia="Times New Roman" w:hAnsi="Times New Roman" w:cs="Times New Roman"/>
+                            <w:sz w:val="24"/>
+                            <w:szCs w:val="24"/>
+                            <w:lang w:eastAsia="en-IN"/>
+                          </w:rPr>
+                          <w:t>Incoming,ISD</w:t>
+                        </w:r>
+                        <w:proofErr w:type="gramEnd"/>
+                        <w:r>
+                          <w:rPr>
+                            <w:rFonts w:ascii="Times New Roman" w:eastAsia="Times New Roman" w:hAnsi="Times New Roman" w:cs="Times New Roman"/>
+                            <w:sz w:val="24"/>
+                            <w:szCs w:val="24"/>
+                            <w:lang w:eastAsia="en-IN"/>
+                          </w:rPr>
+                          <w:t>,5.20,00:10:55,15/07/2018,Grace</w:t>
                         </w:r>
                         <w:r>
                           <w:rPr>
@@ -7817,8 +8862,18 @@
                             <w:lang w:eastAsia="en-IN"/>
                           </w:rPr>
                           <w:br/>
+                        </w:r>
+                        <w:proofErr w:type="spellStart"/>
+                        <w:r>
+                          <w:rPr>
+                            <w:rFonts w:ascii="Times New Roman" w:eastAsia="Times New Roman" w:hAnsi="Times New Roman" w:cs="Times New Roman"/>
+                            <w:sz w:val="24"/>
+                            <w:szCs w:val="24"/>
+                            <w:lang w:eastAsia="en-IN"/>
+                          </w:rPr>
                           <w:t>choe</w:t>
                         </w:r>
+                        <w:proofErr w:type="spellEnd"/>
                       </w:p>
                     </w:tc>
                     <w:tc>
@@ -7871,7 +8926,26 @@
                             <w:lang w:eastAsia="en-IN"/>
                           </w:rPr>
                           <w:br/>
-                          <w:t>1.By a name</w:t>
+                        </w:r>
+                        <w:proofErr w:type="gramStart"/>
+                        <w:r>
+                          <w:rPr>
+                            <w:rFonts w:ascii="Times New Roman" w:eastAsia="Times New Roman" w:hAnsi="Times New Roman" w:cs="Times New Roman"/>
+                            <w:sz w:val="24"/>
+                            <w:szCs w:val="24"/>
+                            <w:lang w:eastAsia="en-IN"/>
+                          </w:rPr>
+                          <w:t>1.By</w:t>
+                        </w:r>
+                        <w:proofErr w:type="gramEnd"/>
+                        <w:r>
+                          <w:rPr>
+                            <w:rFonts w:ascii="Times New Roman" w:eastAsia="Times New Roman" w:hAnsi="Times New Roman" w:cs="Times New Roman"/>
+                            <w:sz w:val="24"/>
+                            <w:szCs w:val="24"/>
+                            <w:lang w:eastAsia="en-IN"/>
+                          </w:rPr>
+                          <w:t> a name</w:t>
                         </w:r>
                         <w:r>
                           <w:rPr>
@@ -7910,8 +8984,19 @@
                             <w:lang w:eastAsia="en-IN"/>
                           </w:rPr>
                           <w:br/>
-                          <w:t>No calls from choe</w:t>
-                        </w:r>
+                          <w:t>No calls from </w:t>
+                        </w:r>
+                        <w:proofErr w:type="spellStart"/>
+                        <w:r>
+                          <w:rPr>
+                            <w:rFonts w:ascii="Times New Roman" w:eastAsia="Times New Roman" w:hAnsi="Times New Roman" w:cs="Times New Roman"/>
+                            <w:sz w:val="24"/>
+                            <w:szCs w:val="24"/>
+                            <w:lang w:eastAsia="en-IN"/>
+                          </w:rPr>
+                          <w:t>choe</w:t>
+                        </w:r>
+                        <w:proofErr w:type="spellEnd"/>
                       </w:p>
                     </w:tc>
                     <w:tc>
@@ -8079,7 +9164,26 @@
                             <w:lang w:eastAsia="en-IN"/>
                           </w:rPr>
                           <w:br/>
-                          <w:t>Incoming,STD,0.25,00:01:50,20/06/2018,John</w:t>
+                        </w:r>
+                        <w:proofErr w:type="gramStart"/>
+                        <w:r>
+                          <w:rPr>
+                            <w:rFonts w:ascii="Times New Roman" w:eastAsia="Times New Roman" w:hAnsi="Times New Roman" w:cs="Times New Roman"/>
+                            <w:sz w:val="24"/>
+                            <w:szCs w:val="24"/>
+                            <w:lang w:eastAsia="en-IN"/>
+                          </w:rPr>
+                          <w:t>Incoming,STD</w:t>
+                        </w:r>
+                        <w:proofErr w:type="gramEnd"/>
+                        <w:r>
+                          <w:rPr>
+                            <w:rFonts w:ascii="Times New Roman" w:eastAsia="Times New Roman" w:hAnsi="Times New Roman" w:cs="Times New Roman"/>
+                            <w:sz w:val="24"/>
+                            <w:szCs w:val="24"/>
+                            <w:lang w:eastAsia="en-IN"/>
+                          </w:rPr>
+                          <w:t>,0.25,00:01:50,20/06/2018,John</w:t>
                         </w:r>
                         <w:r>
                           <w:rPr>
@@ -8480,7 +9584,26 @@
                             <w:lang w:eastAsia="en-IN"/>
                           </w:rPr>
                           <w:br/>
-                          <w:t>Incoming,STD,0.25,00:01:50,20/06/2018,John</w:t>
+                        </w:r>
+                        <w:proofErr w:type="gramStart"/>
+                        <w:r>
+                          <w:rPr>
+                            <w:rFonts w:ascii="Times New Roman" w:eastAsia="Times New Roman" w:hAnsi="Times New Roman" w:cs="Times New Roman"/>
+                            <w:sz w:val="24"/>
+                            <w:szCs w:val="24"/>
+                            <w:lang w:eastAsia="en-IN"/>
+                          </w:rPr>
+                          <w:t>Incoming,STD</w:t>
+                        </w:r>
+                        <w:proofErr w:type="gramEnd"/>
+                        <w:r>
+                          <w:rPr>
+                            <w:rFonts w:ascii="Times New Roman" w:eastAsia="Times New Roman" w:hAnsi="Times New Roman" w:cs="Times New Roman"/>
+                            <w:sz w:val="24"/>
+                            <w:szCs w:val="24"/>
+                            <w:lang w:eastAsia="en-IN"/>
+                          </w:rPr>
+                          <w:t>,0.25,00:01:50,20/06/2018,John</w:t>
                         </w:r>
                         <w:r>
                           <w:rPr>
@@ -8583,7 +9706,26 @@
                             <w:lang w:eastAsia="en-IN"/>
                           </w:rPr>
                           <w:br/>
-                          <w:t>1.By a name</w:t>
+                        </w:r>
+                        <w:proofErr w:type="gramStart"/>
+                        <w:r>
+                          <w:rPr>
+                            <w:rFonts w:ascii="Times New Roman" w:eastAsia="Times New Roman" w:hAnsi="Times New Roman" w:cs="Times New Roman"/>
+                            <w:sz w:val="24"/>
+                            <w:szCs w:val="24"/>
+                            <w:lang w:eastAsia="en-IN"/>
+                          </w:rPr>
+                          <w:t>1.By</w:t>
+                        </w:r>
+                        <w:proofErr w:type="gramEnd"/>
+                        <w:r>
+                          <w:rPr>
+                            <w:rFonts w:ascii="Times New Roman" w:eastAsia="Times New Roman" w:hAnsi="Times New Roman" w:cs="Times New Roman"/>
+                            <w:sz w:val="24"/>
+                            <w:szCs w:val="24"/>
+                            <w:lang w:eastAsia="en-IN"/>
+                          </w:rPr>
+                          <w:t> a name</w:t>
                         </w:r>
                         <w:r>
                           <w:rPr>
@@ -8801,7 +9943,26 @@
                             <w:lang w:eastAsia="en-IN"/>
                           </w:rPr>
                           <w:br/>
-                          <w:t>Incoming,STD,0.25,00:01:50,20/06/2018,Wayne</w:t>
+                        </w:r>
+                        <w:proofErr w:type="gramStart"/>
+                        <w:r>
+                          <w:rPr>
+                            <w:rFonts w:ascii="Times New Roman" w:eastAsia="Times New Roman" w:hAnsi="Times New Roman" w:cs="Times New Roman"/>
+                            <w:sz w:val="24"/>
+                            <w:szCs w:val="24"/>
+                            <w:lang w:eastAsia="en-IN"/>
+                          </w:rPr>
+                          <w:t>Incoming,STD</w:t>
+                        </w:r>
+                        <w:proofErr w:type="gramEnd"/>
+                        <w:r>
+                          <w:rPr>
+                            <w:rFonts w:ascii="Times New Roman" w:eastAsia="Times New Roman" w:hAnsi="Times New Roman" w:cs="Times New Roman"/>
+                            <w:sz w:val="24"/>
+                            <w:szCs w:val="24"/>
+                            <w:lang w:eastAsia="en-IN"/>
+                          </w:rPr>
+                          <w:t>,0.25,00:01:50,20/06/2018,Wayne</w:t>
                         </w:r>
                         <w:r>
                           <w:rPr>
@@ -9192,6 +10353,7 @@
               </w:rPr>
               <w:br/>
             </w:r>
+            <w:proofErr w:type="gramStart"/>
             <w:r>
               <w:rPr>
                 <w:rFonts w:ascii="Arial" w:eastAsia="Times New Roman" w:hAnsi="Arial" w:cs="Arial"/>
@@ -9200,7 +10362,18 @@
                 <w:szCs w:val="24"/>
                 <w:lang w:eastAsia="en-IN"/>
               </w:rPr>
-              <w:t>a)Create a class Call with following attributes,</w:t>
+              <w:t>a)Create</w:t>
+            </w:r>
+            <w:proofErr w:type="gramEnd"/>
+            <w:r>
+              <w:rPr>
+                <w:rFonts w:ascii="Arial" w:eastAsia="Times New Roman" w:hAnsi="Arial" w:cs="Arial"/>
+                <w:color w:val="333333"/>
+                <w:sz w:val="24"/>
+                <w:szCs w:val="24"/>
+                <w:lang w:eastAsia="en-IN"/>
+              </w:rPr>
+              <w:t xml:space="preserve"> a class Call with following attributes,</w:t>
             </w:r>
             <w:r>
               <w:rPr>
@@ -9479,6 +10652,7 @@
                       <w:lang w:eastAsia="en-IN"/>
                     </w:rPr>
                   </w:pPr>
+                  <w:proofErr w:type="spellStart"/>
                   <w:r>
                     <w:rPr>
                       <w:rFonts w:ascii="Times New Roman" w:eastAsia="Times New Roman" w:hAnsi="Times New Roman" w:cs="Times New Roman"/>
@@ -9489,6 +10663,7 @@
                     <w:lastRenderedPageBreak/>
                     <w:t>callType</w:t>
                   </w:r>
+                  <w:proofErr w:type="spellEnd"/>
                 </w:p>
               </w:tc>
               <w:tc>
@@ -9772,7 +10947,17 @@
                 <w:color w:val="333333"/>
                 <w:lang w:eastAsia="en-IN"/>
               </w:rPr>
-              <w:t>Mark all the attributes as private, Create / Generate appropriate Getters &amp; Setters, Add a default constructor and a parameterized constructor to take in all attributes in the given order:</w:t>
+              <w:t xml:space="preserve">Mark all the attributes as private, Create / Generate appropriate Getters &amp; Setters, Add a default constructor and a parameterized constructor to take in all attributes in the given </w:t>
+            </w:r>
+            <w:proofErr w:type="spellStart"/>
+            <w:proofErr w:type="gramStart"/>
+            <w:r>
+              <w:rPr>
+                <w:rFonts w:ascii="Arial" w:eastAsia="Times New Roman" w:hAnsi="Arial" w:cs="Arial"/>
+                <w:color w:val="333333"/>
+                <w:lang w:eastAsia="en-IN"/>
+              </w:rPr>
+              <w:t>order:</w:t>
             </w:r>
             <w:r>
               <w:rPr>
@@ -9782,7 +10967,63 @@
                 <w:color w:val="333333"/>
                 <w:lang w:eastAsia="en-IN"/>
               </w:rPr>
-              <w:t>public Call(Contact contact, String type, String callType, Double cost, Date duration, Date date)</w:t>
+              <w:t>public</w:t>
+            </w:r>
+            <w:proofErr w:type="spellEnd"/>
+            <w:proofErr w:type="gramEnd"/>
+            <w:r>
+              <w:rPr>
+                <w:rFonts w:ascii="Arial" w:eastAsia="Times New Roman" w:hAnsi="Arial" w:cs="Arial"/>
+                <w:b/>
+                <w:bCs/>
+                <w:color w:val="333333"/>
+                <w:lang w:eastAsia="en-IN"/>
+              </w:rPr>
+              <w:t xml:space="preserve"> Call(Contact </w:t>
+            </w:r>
+            <w:proofErr w:type="spellStart"/>
+            <w:r>
+              <w:rPr>
+                <w:rFonts w:ascii="Arial" w:eastAsia="Times New Roman" w:hAnsi="Arial" w:cs="Arial"/>
+                <w:b/>
+                <w:bCs/>
+                <w:color w:val="333333"/>
+                <w:lang w:eastAsia="en-IN"/>
+              </w:rPr>
+              <w:t>contact</w:t>
+            </w:r>
+            <w:proofErr w:type="spellEnd"/>
+            <w:r>
+              <w:rPr>
+                <w:rFonts w:ascii="Arial" w:eastAsia="Times New Roman" w:hAnsi="Arial" w:cs="Arial"/>
+                <w:b/>
+                <w:bCs/>
+                <w:color w:val="333333"/>
+                <w:lang w:eastAsia="en-IN"/>
+              </w:rPr>
+              <w:t xml:space="preserve">, String type, String </w:t>
+            </w:r>
+            <w:proofErr w:type="spellStart"/>
+            <w:r>
+              <w:rPr>
+                <w:rFonts w:ascii="Arial" w:eastAsia="Times New Roman" w:hAnsi="Arial" w:cs="Arial"/>
+                <w:b/>
+                <w:bCs/>
+                <w:color w:val="333333"/>
+                <w:lang w:eastAsia="en-IN"/>
+              </w:rPr>
+              <w:t>callType</w:t>
+            </w:r>
+            <w:proofErr w:type="spellEnd"/>
+            <w:r>
+              <w:rPr>
+                <w:rFonts w:ascii="Arial" w:eastAsia="Times New Roman" w:hAnsi="Arial" w:cs="Arial"/>
+                <w:b/>
+                <w:bCs/>
+                <w:color w:val="333333"/>
+                <w:lang w:eastAsia="en-IN"/>
+              </w:rPr>
+              <w:t>, Double cost, Date duration, Date date)</w:t>
             </w:r>
             <w:r>
               <w:rPr>
@@ -10010,6 +11251,7 @@
                       <w:lang w:eastAsia="en-IN"/>
                     </w:rPr>
                   </w:pPr>
+                  <w:proofErr w:type="spellStart"/>
                   <w:r>
                     <w:rPr>
                       <w:rFonts w:ascii="Times New Roman" w:eastAsia="Times New Roman" w:hAnsi="Times New Roman" w:cs="Times New Roman"/>
@@ -10019,6 +11261,7 @@
                     </w:rPr>
                     <w:t>mobileNumber</w:t>
                   </w:r>
+                  <w:proofErr w:type="spellEnd"/>
                 </w:p>
               </w:tc>
               <w:tc>
@@ -10082,6 +11325,7 @@
                       <w:lang w:eastAsia="en-IN"/>
                     </w:rPr>
                   </w:pPr>
+                  <w:proofErr w:type="spellStart"/>
                   <w:r>
                     <w:rPr>
                       <w:rFonts w:ascii="Times New Roman" w:eastAsia="Times New Roman" w:hAnsi="Times New Roman" w:cs="Times New Roman"/>
@@ -10091,6 +11335,7 @@
                     </w:rPr>
                     <w:t>mailId</w:t>
                   </w:r>
+                  <w:proofErr w:type="spellEnd"/>
                 </w:p>
               </w:tc>
               <w:tc>
@@ -10230,7 +11475,17 @@
                 <w:color w:val="333333"/>
                 <w:lang w:eastAsia="en-IN"/>
               </w:rPr>
-              <w:t>Mark all the attributes as private, Create / Generate appropriate Getters &amp; Setters, Add a default constructor and a parameterized constructor to take in all attributes in the given order:</w:t>
+              <w:t xml:space="preserve">Mark all the attributes as private, Create / Generate appropriate Getters &amp; Setters, Add a default constructor and a parameterized constructor to take in all attributes in the given </w:t>
+            </w:r>
+            <w:proofErr w:type="spellStart"/>
+            <w:proofErr w:type="gramStart"/>
+            <w:r>
+              <w:rPr>
+                <w:rFonts w:ascii="Arial" w:eastAsia="Times New Roman" w:hAnsi="Arial" w:cs="Arial"/>
+                <w:color w:val="333333"/>
+                <w:lang w:eastAsia="en-IN"/>
+              </w:rPr>
+              <w:t>order:</w:t>
             </w:r>
             <w:r>
               <w:rPr>
@@ -10240,7 +11495,63 @@
                 <w:color w:val="333333"/>
                 <w:lang w:eastAsia="en-IN"/>
               </w:rPr>
-              <w:t>public Contact(String name, String mobileNumber, String mailId, Date dob)</w:t>
+              <w:t>public</w:t>
+            </w:r>
+            <w:proofErr w:type="spellEnd"/>
+            <w:proofErr w:type="gramEnd"/>
+            <w:r>
+              <w:rPr>
+                <w:rFonts w:ascii="Arial" w:eastAsia="Times New Roman" w:hAnsi="Arial" w:cs="Arial"/>
+                <w:b/>
+                <w:bCs/>
+                <w:color w:val="333333"/>
+                <w:lang w:eastAsia="en-IN"/>
+              </w:rPr>
+              <w:t xml:space="preserve"> Contact(String name, String </w:t>
+            </w:r>
+            <w:proofErr w:type="spellStart"/>
+            <w:r>
+              <w:rPr>
+                <w:rFonts w:ascii="Arial" w:eastAsia="Times New Roman" w:hAnsi="Arial" w:cs="Arial"/>
+                <w:b/>
+                <w:bCs/>
+                <w:color w:val="333333"/>
+                <w:lang w:eastAsia="en-IN"/>
+              </w:rPr>
+              <w:t>mobileNumber</w:t>
+            </w:r>
+            <w:proofErr w:type="spellEnd"/>
+            <w:r>
+              <w:rPr>
+                <w:rFonts w:ascii="Arial" w:eastAsia="Times New Roman" w:hAnsi="Arial" w:cs="Arial"/>
+                <w:b/>
+                <w:bCs/>
+                <w:color w:val="333333"/>
+                <w:lang w:eastAsia="en-IN"/>
+              </w:rPr>
+              <w:t>, String </w:t>
+            </w:r>
+            <w:proofErr w:type="spellStart"/>
+            <w:r>
+              <w:rPr>
+                <w:rFonts w:ascii="Arial" w:eastAsia="Times New Roman" w:hAnsi="Arial" w:cs="Arial"/>
+                <w:b/>
+                <w:bCs/>
+                <w:color w:val="333333"/>
+                <w:lang w:eastAsia="en-IN"/>
+              </w:rPr>
+              <w:t>mailId</w:t>
+            </w:r>
+            <w:proofErr w:type="spellEnd"/>
+            <w:r>
+              <w:rPr>
+                <w:rFonts w:ascii="Arial" w:eastAsia="Times New Roman" w:hAnsi="Arial" w:cs="Arial"/>
+                <w:b/>
+                <w:bCs/>
+                <w:color w:val="333333"/>
+                <w:lang w:eastAsia="en-IN"/>
+              </w:rPr>
+              <w:t>, Date dob)</w:t>
             </w:r>
             <w:r>
               <w:rPr>
@@ -10399,7 +11710,69 @@
                       <w:szCs w:val="24"/>
                       <w:lang w:eastAsia="en-IN"/>
                     </w:rPr>
-                    <w:t>public static Map&lt;String,Integer&gt; monthWiseCount(List&lt;Call&gt; callList)</w:t>
+                    <w:t>public static Map&lt;</w:t>
+                  </w:r>
+                  <w:proofErr w:type="spellStart"/>
+                  <w:proofErr w:type="gramStart"/>
+                  <w:r>
+                    <w:rPr>
+                      <w:rFonts w:ascii="Times New Roman" w:eastAsia="Times New Roman" w:hAnsi="Times New Roman" w:cs="Times New Roman"/>
+                      <w:sz w:val="24"/>
+                      <w:szCs w:val="24"/>
+                      <w:lang w:eastAsia="en-IN"/>
+                    </w:rPr>
+                    <w:t>String,Integer</w:t>
+                  </w:r>
+                  <w:proofErr w:type="spellEnd"/>
+                  <w:proofErr w:type="gramEnd"/>
+                  <w:r>
+                    <w:rPr>
+                      <w:rFonts w:ascii="Times New Roman" w:eastAsia="Times New Roman" w:hAnsi="Times New Roman" w:cs="Times New Roman"/>
+                      <w:sz w:val="24"/>
+                      <w:szCs w:val="24"/>
+                      <w:lang w:eastAsia="en-IN"/>
+                    </w:rPr>
+                    <w:t xml:space="preserve">&gt; </w:t>
+                  </w:r>
+                  <w:proofErr w:type="spellStart"/>
+                  <w:r>
+                    <w:rPr>
+                      <w:rFonts w:ascii="Times New Roman" w:eastAsia="Times New Roman" w:hAnsi="Times New Roman" w:cs="Times New Roman"/>
+                      <w:sz w:val="24"/>
+                      <w:szCs w:val="24"/>
+                      <w:lang w:eastAsia="en-IN"/>
+                    </w:rPr>
+                    <w:t>monthWiseCount</w:t>
+                  </w:r>
+                  <w:proofErr w:type="spellEnd"/>
+                  <w:r>
+                    <w:rPr>
+                      <w:rFonts w:ascii="Times New Roman" w:eastAsia="Times New Roman" w:hAnsi="Times New Roman" w:cs="Times New Roman"/>
+                      <w:sz w:val="24"/>
+                      <w:szCs w:val="24"/>
+                      <w:lang w:eastAsia="en-IN"/>
+                    </w:rPr>
+                    <w:t xml:space="preserve">(List&lt;Call&gt; </w:t>
+                  </w:r>
+                  <w:proofErr w:type="spellStart"/>
+                  <w:r>
+                    <w:rPr>
+                      <w:rFonts w:ascii="Times New Roman" w:eastAsia="Times New Roman" w:hAnsi="Times New Roman" w:cs="Times New Roman"/>
+                      <w:sz w:val="24"/>
+                      <w:szCs w:val="24"/>
+                      <w:lang w:eastAsia="en-IN"/>
+                    </w:rPr>
+                    <w:t>callList</w:t>
+                  </w:r>
+                  <w:proofErr w:type="spellEnd"/>
+                  <w:r>
+                    <w:rPr>
+                      <w:rFonts w:ascii="Times New Roman" w:eastAsia="Times New Roman" w:hAnsi="Times New Roman" w:cs="Times New Roman"/>
+                      <w:sz w:val="24"/>
+                      <w:szCs w:val="24"/>
+                      <w:lang w:eastAsia="en-IN"/>
+                    </w:rPr>
+                    <w:t>)</w:t>
                   </w:r>
                 </w:p>
               </w:tc>
@@ -10434,7 +11807,27 @@
                       <w:szCs w:val="24"/>
                       <w:lang w:eastAsia="en-IN"/>
                     </w:rPr>
-                    <w:t>This method takes list of calls asargument and return a tree map which has month name (in 3 letter format) as key and number of calls made in the month as value.</w:t>
+                    <w:t xml:space="preserve">This method takes list of calls </w:t>
+                  </w:r>
+                  <w:proofErr w:type="spellStart"/>
+                  <w:r>
+                    <w:rPr>
+                      <w:rFonts w:ascii="Times New Roman" w:eastAsia="Times New Roman" w:hAnsi="Times New Roman" w:cs="Times New Roman"/>
+                      <w:sz w:val="24"/>
+                      <w:szCs w:val="24"/>
+                      <w:lang w:eastAsia="en-IN"/>
+                    </w:rPr>
+                    <w:t>asargument</w:t>
+                  </w:r>
+                  <w:proofErr w:type="spellEnd"/>
+                  <w:r>
+                    <w:rPr>
+                      <w:rFonts w:ascii="Times New Roman" w:eastAsia="Times New Roman" w:hAnsi="Times New Roman" w:cs="Times New Roman"/>
+                      <w:sz w:val="24"/>
+                      <w:szCs w:val="24"/>
+                      <w:lang w:eastAsia="en-IN"/>
+                    </w:rPr>
+                    <w:t> and return a tree map which has month name (in 3 letter format) as key and number of calls made in the month as value.</w:t>
                   </w:r>
                 </w:p>
               </w:tc>
@@ -10610,7 +12003,38 @@
                       <w:szCs w:val="24"/>
                       <w:lang w:eastAsia="en-IN"/>
                     </w:rPr>
-                    <w:t>public static List&lt;Contact&gt; preFill()</w:t>
+                    <w:t xml:space="preserve">public static List&lt;Contact&gt; </w:t>
+                  </w:r>
+                  <w:proofErr w:type="spellStart"/>
+                  <w:proofErr w:type="gramStart"/>
+                  <w:r>
+                    <w:rPr>
+                      <w:rFonts w:ascii="Times New Roman" w:eastAsia="Times New Roman" w:hAnsi="Times New Roman" w:cs="Times New Roman"/>
+                      <w:sz w:val="24"/>
+                      <w:szCs w:val="24"/>
+                      <w:lang w:eastAsia="en-IN"/>
+                    </w:rPr>
+                    <w:t>preFill</w:t>
+                  </w:r>
+                  <w:proofErr w:type="spellEnd"/>
+                  <w:r>
+                    <w:rPr>
+                      <w:rFonts w:ascii="Times New Roman" w:eastAsia="Times New Roman" w:hAnsi="Times New Roman" w:cs="Times New Roman"/>
+                      <w:sz w:val="24"/>
+                      <w:szCs w:val="24"/>
+                      <w:lang w:eastAsia="en-IN"/>
+                    </w:rPr>
+                    <w:t>(</w:t>
+                  </w:r>
+                  <w:proofErr w:type="gramEnd"/>
+                  <w:r>
+                    <w:rPr>
+                      <w:rFonts w:ascii="Times New Roman" w:eastAsia="Times New Roman" w:hAnsi="Times New Roman" w:cs="Times New Roman"/>
+                      <w:sz w:val="24"/>
+                      <w:szCs w:val="24"/>
+                      <w:lang w:eastAsia="en-IN"/>
+                    </w:rPr>
+                    <w:t>)</w:t>
                   </w:r>
                 </w:p>
               </w:tc>
@@ -10645,7 +12069,27 @@
                       <w:szCs w:val="24"/>
                       <w:lang w:eastAsia="en-IN"/>
                     </w:rPr>
-                    <w:t>This method return a list of prefilled Contacts, this will be given in the template</w:t>
+                    <w:t>This method </w:t>
+                  </w:r>
+                  <w:proofErr w:type="gramStart"/>
+                  <w:r>
+                    <w:rPr>
+                      <w:rFonts w:ascii="Times New Roman" w:eastAsia="Times New Roman" w:hAnsi="Times New Roman" w:cs="Times New Roman"/>
+                      <w:sz w:val="24"/>
+                      <w:szCs w:val="24"/>
+                      <w:lang w:eastAsia="en-IN"/>
+                    </w:rPr>
+                    <w:t>return</w:t>
+                  </w:r>
+                  <w:proofErr w:type="gramEnd"/>
+                  <w:r>
+                    <w:rPr>
+                      <w:rFonts w:ascii="Times New Roman" w:eastAsia="Times New Roman" w:hAnsi="Times New Roman" w:cs="Times New Roman"/>
+                      <w:sz w:val="24"/>
+                      <w:szCs w:val="24"/>
+                      <w:lang w:eastAsia="en-IN"/>
+                    </w:rPr>
+                    <w:t> a list of prefilled Contacts, this will be given in the template</w:t>
                   </w:r>
                 </w:p>
               </w:tc>
@@ -10691,6 +12135,7 @@
               </w:rPr>
               <w:br/>
             </w:r>
+            <w:proofErr w:type="spellStart"/>
             <w:r>
               <w:rPr>
                 <w:rFonts w:ascii="Arial" w:eastAsia="Times New Roman" w:hAnsi="Arial" w:cs="Arial"/>
@@ -10703,6 +12148,7 @@
               </w:rPr>
               <w:t>contactName,type,cost,allType,duration,date</w:t>
             </w:r>
+            <w:proofErr w:type="spellEnd"/>
             <w:r>
               <w:rPr>
                 <w:rFonts w:ascii="Arial" w:eastAsia="Times New Roman" w:hAnsi="Arial" w:cs="Arial"/>
@@ -10749,7 +12195,42 @@
                 <w:lang w:eastAsia="en-IN"/>
               </w:rPr>
               <w:br/>
-              <w:t>System.out.printf("%-10s %s\n","Month", "Count");</w:t>
+            </w:r>
+            <w:proofErr w:type="spellStart"/>
+            <w:r>
+              <w:rPr>
+                <w:rFonts w:ascii="Arial" w:eastAsia="Times New Roman" w:hAnsi="Arial" w:cs="Arial"/>
+                <w:color w:val="333333"/>
+                <w:lang w:eastAsia="en-IN"/>
+              </w:rPr>
+              <w:t>System.out.printf</w:t>
+            </w:r>
+            <w:proofErr w:type="spellEnd"/>
+            <w:r>
+              <w:rPr>
+                <w:rFonts w:ascii="Arial" w:eastAsia="Times New Roman" w:hAnsi="Arial" w:cs="Arial"/>
+                <w:color w:val="333333"/>
+                <w:lang w:eastAsia="en-IN"/>
+              </w:rPr>
+              <w:t>("%-10s %s\</w:t>
+            </w:r>
+            <w:proofErr w:type="spellStart"/>
+            <w:r>
+              <w:rPr>
+                <w:rFonts w:ascii="Arial" w:eastAsia="Times New Roman" w:hAnsi="Arial" w:cs="Arial"/>
+                <w:color w:val="333333"/>
+                <w:lang w:eastAsia="en-IN"/>
+              </w:rPr>
+              <w:t>n","Month</w:t>
+            </w:r>
+            <w:proofErr w:type="spellEnd"/>
+            <w:r>
+              <w:rPr>
+                <w:rFonts w:ascii="Arial" w:eastAsia="Times New Roman" w:hAnsi="Arial" w:cs="Arial"/>
+                <w:color w:val="333333"/>
+                <w:lang w:eastAsia="en-IN"/>
+              </w:rPr>
+              <w:t>", "Count");</w:t>
             </w:r>
             <w:r>
               <w:rPr>
@@ -11108,6 +12589,7 @@
                             <w:lang w:eastAsia="en-IN"/>
                           </w:rPr>
                         </w:pPr>
+                        <w:proofErr w:type="spellStart"/>
                         <w:r>
                           <w:rPr>
                             <w:rFonts w:ascii="Times New Roman" w:eastAsia="Times New Roman" w:hAnsi="Times New Roman" w:cs="Times New Roman"/>
@@ -11119,6 +12601,7 @@
                           </w:rPr>
                           <w:t>SNo</w:t>
                         </w:r>
+                        <w:proofErr w:type="spellEnd"/>
                       </w:p>
                     </w:tc>
                     <w:tc>
@@ -11413,7 +12896,26 @@
                             <w:lang w:eastAsia="en-IN"/>
                           </w:rPr>
                           <w:br/>
-                          <w:t>John,Incoming,STD,0.25,00:01:50,02-05-2018</w:t>
+                        </w:r>
+                        <w:proofErr w:type="gramStart"/>
+                        <w:r>
+                          <w:rPr>
+                            <w:rFonts w:ascii="Times New Roman" w:eastAsia="Times New Roman" w:hAnsi="Times New Roman" w:cs="Times New Roman"/>
+                            <w:sz w:val="24"/>
+                            <w:szCs w:val="24"/>
+                            <w:lang w:eastAsia="en-IN"/>
+                          </w:rPr>
+                          <w:t>John,Incoming</w:t>
+                        </w:r>
+                        <w:proofErr w:type="gramEnd"/>
+                        <w:r>
+                          <w:rPr>
+                            <w:rFonts w:ascii="Times New Roman" w:eastAsia="Times New Roman" w:hAnsi="Times New Roman" w:cs="Times New Roman"/>
+                            <w:sz w:val="24"/>
+                            <w:szCs w:val="24"/>
+                            <w:lang w:eastAsia="en-IN"/>
+                          </w:rPr>
+                          <w:t>,STD,0.25,00:01:50,02-05-2018</w:t>
                         </w:r>
                         <w:r>
                           <w:rPr>
@@ -11754,7 +13256,26 @@
                             <w:lang w:eastAsia="en-IN"/>
                           </w:rPr>
                           <w:br/>
-                          <w:t>David,Outgoing,Local,2.00,00:10:15,22-05-2018</w:t>
+                        </w:r>
+                        <w:proofErr w:type="gramStart"/>
+                        <w:r>
+                          <w:rPr>
+                            <w:rFonts w:ascii="Times New Roman" w:eastAsia="Times New Roman" w:hAnsi="Times New Roman" w:cs="Times New Roman"/>
+                            <w:sz w:val="24"/>
+                            <w:szCs w:val="24"/>
+                            <w:lang w:eastAsia="en-IN"/>
+                          </w:rPr>
+                          <w:t>David,Outgoing</w:t>
+                        </w:r>
+                        <w:proofErr w:type="gramEnd"/>
+                        <w:r>
+                          <w:rPr>
+                            <w:rFonts w:ascii="Times New Roman" w:eastAsia="Times New Roman" w:hAnsi="Times New Roman" w:cs="Times New Roman"/>
+                            <w:sz w:val="24"/>
+                            <w:szCs w:val="24"/>
+                            <w:lang w:eastAsia="en-IN"/>
+                          </w:rPr>
+                          <w:t>,Local,2.00,00:10:15,22-05-2018</w:t>
                         </w:r>
                         <w:r>
                           <w:rPr>
@@ -12045,7 +13566,26 @@
                             <w:lang w:eastAsia="en-IN"/>
                           </w:rPr>
                           <w:br/>
-                          <w:t>Wayne,Incoming,Local,0,00:05:35,10-07-2018</w:t>
+                        </w:r>
+                        <w:proofErr w:type="gramStart"/>
+                        <w:r>
+                          <w:rPr>
+                            <w:rFonts w:ascii="Times New Roman" w:eastAsia="Times New Roman" w:hAnsi="Times New Roman" w:cs="Times New Roman"/>
+                            <w:sz w:val="24"/>
+                            <w:szCs w:val="24"/>
+                            <w:lang w:eastAsia="en-IN"/>
+                          </w:rPr>
+                          <w:t>Wayne,Incoming</w:t>
+                        </w:r>
+                        <w:proofErr w:type="gramEnd"/>
+                        <w:r>
+                          <w:rPr>
+                            <w:rFonts w:ascii="Times New Roman" w:eastAsia="Times New Roman" w:hAnsi="Times New Roman" w:cs="Times New Roman"/>
+                            <w:sz w:val="24"/>
+                            <w:szCs w:val="24"/>
+                            <w:lang w:eastAsia="en-IN"/>
+                          </w:rPr>
+                          <w:t>,Local,0,00:05:35,10-07-2018</w:t>
                         </w:r>
                         <w:r>
                           <w:rPr>
@@ -12346,7 +13886,26 @@
                             <w:lang w:eastAsia="en-IN"/>
                           </w:rPr>
                           <w:br/>
-                          <w:t>John,Incoming,STD,0.25,00:01:50,02-05-2018</w:t>
+                        </w:r>
+                        <w:proofErr w:type="gramStart"/>
+                        <w:r>
+                          <w:rPr>
+                            <w:rFonts w:ascii="Times New Roman" w:eastAsia="Times New Roman" w:hAnsi="Times New Roman" w:cs="Times New Roman"/>
+                            <w:sz w:val="24"/>
+                            <w:szCs w:val="24"/>
+                            <w:lang w:eastAsia="en-IN"/>
+                          </w:rPr>
+                          <w:t>John,Incoming</w:t>
+                        </w:r>
+                        <w:proofErr w:type="gramEnd"/>
+                        <w:r>
+                          <w:rPr>
+                            <w:rFonts w:ascii="Times New Roman" w:eastAsia="Times New Roman" w:hAnsi="Times New Roman" w:cs="Times New Roman"/>
+                            <w:sz w:val="24"/>
+                            <w:szCs w:val="24"/>
+                            <w:lang w:eastAsia="en-IN"/>
+                          </w:rPr>
+                          <w:t>,STD,0.25,00:01:50,02-05-2018</w:t>
                         </w:r>
                         <w:r>
                           <w:rPr>
@@ -12551,6 +14110,7 @@
                 <w:lang w:eastAsia="en-IN"/>
               </w:rPr>
             </w:pPr>
+            <w:proofErr w:type="spellStart"/>
             <w:r>
               <w:rPr>
                 <w:rFonts w:ascii="Arial" w:eastAsia="Times New Roman" w:hAnsi="Arial" w:cs="Arial"/>
@@ -12561,7 +14121,20 @@
                 <w:szCs w:val="24"/>
                 <w:lang w:eastAsia="en-IN"/>
               </w:rPr>
-              <w:t>CallLog - Requirement 6</w:t>
+              <w:t>CallLog</w:t>
+            </w:r>
+            <w:proofErr w:type="spellEnd"/>
+            <w:r>
+              <w:rPr>
+                <w:rFonts w:ascii="Arial" w:eastAsia="Times New Roman" w:hAnsi="Arial" w:cs="Arial"/>
+                <w:b/>
+                <w:bCs/>
+                <w:color w:val="333333"/>
+                <w:sz w:val="24"/>
+                <w:szCs w:val="24"/>
+                <w:lang w:eastAsia="en-IN"/>
+              </w:rPr>
+              <w:t xml:space="preserve"> - Requirement 6</w:t>
             </w:r>
           </w:p>
           <w:p>
@@ -12836,6 +14409,7 @@
                       <w:lang w:eastAsia="en-IN"/>
                     </w:rPr>
                   </w:pPr>
+                  <w:proofErr w:type="spellStart"/>
                   <w:r>
                     <w:rPr>
                       <w:rFonts w:ascii="Arial" w:eastAsia="Times New Roman" w:hAnsi="Arial" w:cs="Arial"/>
@@ -12846,6 +14420,7 @@
                     <w:lastRenderedPageBreak/>
                     <w:t>mobileNumber</w:t>
                   </w:r>
+                  <w:proofErr w:type="spellEnd"/>
                 </w:p>
               </w:tc>
               <w:tc>
@@ -12909,6 +14484,7 @@
                       <w:lang w:eastAsia="en-IN"/>
                     </w:rPr>
                   </w:pPr>
+                  <w:proofErr w:type="spellStart"/>
                   <w:r>
                     <w:rPr>
                       <w:rFonts w:ascii="Arial" w:eastAsia="Times New Roman" w:hAnsi="Arial" w:cs="Arial"/>
@@ -12918,6 +14494,7 @@
                     </w:rPr>
                     <w:t>mailId</w:t>
                   </w:r>
+                  <w:proofErr w:type="spellEnd"/>
                 </w:p>
               </w:tc>
               <w:tc>
@@ -13092,7 +14669,111 @@
                 <w:szCs w:val="24"/>
                 <w:lang w:eastAsia="en-IN"/>
               </w:rPr>
-              <w:t>Contact ( String name, String mobileNumber, String mailId, java.util.Date dob )</w:t>
+              <w:t xml:space="preserve">Contact </w:t>
+            </w:r>
+            <w:proofErr w:type="gramStart"/>
+            <w:r>
+              <w:rPr>
+                <w:rFonts w:ascii="Arial" w:eastAsia="Times New Roman" w:hAnsi="Arial" w:cs="Arial"/>
+                <w:b/>
+                <w:bCs/>
+                <w:color w:val="333333"/>
+                <w:sz w:val="24"/>
+                <w:szCs w:val="24"/>
+                <w:lang w:eastAsia="en-IN"/>
+              </w:rPr>
+              <w:t>( String</w:t>
+            </w:r>
+            <w:proofErr w:type="gramEnd"/>
+            <w:r>
+              <w:rPr>
+                <w:rFonts w:ascii="Arial" w:eastAsia="Times New Roman" w:hAnsi="Arial" w:cs="Arial"/>
+                <w:b/>
+                <w:bCs/>
+                <w:color w:val="333333"/>
+                <w:sz w:val="24"/>
+                <w:szCs w:val="24"/>
+                <w:lang w:eastAsia="en-IN"/>
+              </w:rPr>
+              <w:t xml:space="preserve"> name, String </w:t>
+            </w:r>
+            <w:proofErr w:type="spellStart"/>
+            <w:r>
+              <w:rPr>
+                <w:rFonts w:ascii="Arial" w:eastAsia="Times New Roman" w:hAnsi="Arial" w:cs="Arial"/>
+                <w:b/>
+                <w:bCs/>
+                <w:color w:val="333333"/>
+                <w:sz w:val="24"/>
+                <w:szCs w:val="24"/>
+                <w:lang w:eastAsia="en-IN"/>
+              </w:rPr>
+              <w:t>mobileNumber</w:t>
+            </w:r>
+            <w:proofErr w:type="spellEnd"/>
+            <w:r>
+              <w:rPr>
+                <w:rFonts w:ascii="Arial" w:eastAsia="Times New Roman" w:hAnsi="Arial" w:cs="Arial"/>
+                <w:b/>
+                <w:bCs/>
+                <w:color w:val="333333"/>
+                <w:sz w:val="24"/>
+                <w:szCs w:val="24"/>
+                <w:lang w:eastAsia="en-IN"/>
+              </w:rPr>
+              <w:t xml:space="preserve">, String </w:t>
+            </w:r>
+            <w:proofErr w:type="spellStart"/>
+            <w:r>
+              <w:rPr>
+                <w:rFonts w:ascii="Arial" w:eastAsia="Times New Roman" w:hAnsi="Arial" w:cs="Arial"/>
+                <w:b/>
+                <w:bCs/>
+                <w:color w:val="333333"/>
+                <w:sz w:val="24"/>
+                <w:szCs w:val="24"/>
+                <w:lang w:eastAsia="en-IN"/>
+              </w:rPr>
+              <w:t>mailId</w:t>
+            </w:r>
+            <w:proofErr w:type="spellEnd"/>
+            <w:r>
+              <w:rPr>
+                <w:rFonts w:ascii="Arial" w:eastAsia="Times New Roman" w:hAnsi="Arial" w:cs="Arial"/>
+                <w:b/>
+                <w:bCs/>
+                <w:color w:val="333333"/>
+                <w:sz w:val="24"/>
+                <w:szCs w:val="24"/>
+                <w:lang w:eastAsia="en-IN"/>
+              </w:rPr>
+              <w:t xml:space="preserve">, </w:t>
+            </w:r>
+            <w:proofErr w:type="spellStart"/>
+            <w:r>
+              <w:rPr>
+                <w:rFonts w:ascii="Arial" w:eastAsia="Times New Roman" w:hAnsi="Arial" w:cs="Arial"/>
+                <w:b/>
+                <w:bCs/>
+                <w:color w:val="333333"/>
+                <w:sz w:val="24"/>
+                <w:szCs w:val="24"/>
+                <w:lang w:eastAsia="en-IN"/>
+              </w:rPr>
+              <w:t>java.util.Date</w:t>
+            </w:r>
+            <w:proofErr w:type="spellEnd"/>
+            <w:r>
+              <w:rPr>
+                <w:rFonts w:ascii="Arial" w:eastAsia="Times New Roman" w:hAnsi="Arial" w:cs="Arial"/>
+                <w:b/>
+                <w:bCs/>
+                <w:color w:val="333333"/>
+                <w:sz w:val="24"/>
+                <w:szCs w:val="24"/>
+                <w:lang w:eastAsia="en-IN"/>
+              </w:rPr>
+              <w:t xml:space="preserve"> dob )</w:t>
             </w:r>
             <w:r>
               <w:rPr>
@@ -13255,7 +14936,27 @@
                       <w:szCs w:val="24"/>
                       <w:lang w:eastAsia="en-IN"/>
                     </w:rPr>
-                    <w:t>static List&lt;Contact&gt; prefill()</w:t>
+                    <w:t xml:space="preserve">static List&lt;Contact&gt; </w:t>
+                  </w:r>
+                  <w:proofErr w:type="gramStart"/>
+                  <w:r>
+                    <w:rPr>
+                      <w:rFonts w:ascii="Arial" w:eastAsia="Times New Roman" w:hAnsi="Arial" w:cs="Arial"/>
+                      <w:sz w:val="24"/>
+                      <w:szCs w:val="24"/>
+                      <w:lang w:eastAsia="en-IN"/>
+                    </w:rPr>
+                    <w:t>prefill(</w:t>
+                  </w:r>
+                  <w:proofErr w:type="gramEnd"/>
+                  <w:r>
+                    <w:rPr>
+                      <w:rFonts w:ascii="Arial" w:eastAsia="Times New Roman" w:hAnsi="Arial" w:cs="Arial"/>
+                      <w:sz w:val="24"/>
+                      <w:szCs w:val="24"/>
+                      <w:lang w:eastAsia="en-IN"/>
+                    </w:rPr>
+                    <w:t>)</w:t>
                   </w:r>
                 </w:p>
               </w:tc>
@@ -13533,6 +15234,7 @@
                       <w:lang w:eastAsia="en-IN"/>
                     </w:rPr>
                   </w:pPr>
+                  <w:proofErr w:type="spellStart"/>
                   <w:r>
                     <w:rPr>
                       <w:rFonts w:ascii="Arial" w:eastAsia="Times New Roman" w:hAnsi="Arial" w:cs="Arial"/>
@@ -13542,6 +15244,7 @@
                     </w:rPr>
                     <w:t>callType</w:t>
                   </w:r>
+                  <w:proofErr w:type="spellEnd"/>
                 </w:p>
               </w:tc>
               <w:tc>
@@ -13922,6 +15625,7 @@
               </w:rPr>
               <w:br/>
             </w:r>
+            <w:proofErr w:type="gramStart"/>
             <w:r>
               <w:rPr>
                 <w:rFonts w:ascii="Arial" w:eastAsia="Times New Roman" w:hAnsi="Arial" w:cs="Arial"/>
@@ -13932,28 +15636,115 @@
                 <w:szCs w:val="24"/>
                 <w:lang w:eastAsia="en-IN"/>
               </w:rPr>
-              <w:t>Call(String type, String callType, Double cost, Date duration,Date date, Contact contact)</w:t>
-            </w:r>
-            <w:r>
-              <w:rPr>
-                <w:rFonts w:ascii="Arial" w:eastAsia="Times New Roman" w:hAnsi="Arial" w:cs="Arial"/>
+              <w:t>Call(</w:t>
+            </w:r>
+            <w:proofErr w:type="gramEnd"/>
+            <w:r>
+              <w:rPr>
+                <w:rFonts w:ascii="Arial" w:eastAsia="Times New Roman" w:hAnsi="Arial" w:cs="Arial"/>
+                <w:b/>
+                <w:bCs/>
                 <w:color w:val="333333"/>
                 <w:sz w:val="24"/>
                 <w:szCs w:val="24"/>
                 <w:lang w:eastAsia="en-IN"/>
               </w:rPr>
-              <w:br/>
-            </w:r>
-            <w:r>
-              <w:rPr>
-                <w:rFonts w:ascii="Arial" w:eastAsia="Times New Roman" w:hAnsi="Arial" w:cs="Arial"/>
+              <w:t xml:space="preserve">String type, String </w:t>
+            </w:r>
+            <w:proofErr w:type="spellStart"/>
+            <w:r>
+              <w:rPr>
+                <w:rFonts w:ascii="Arial" w:eastAsia="Times New Roman" w:hAnsi="Arial" w:cs="Arial"/>
+                <w:b/>
+                <w:bCs/>
                 <w:color w:val="333333"/>
                 <w:sz w:val="24"/>
                 <w:szCs w:val="24"/>
                 <w:lang w:eastAsia="en-IN"/>
               </w:rPr>
+              <w:t>callType</w:t>
+            </w:r>
+            <w:proofErr w:type="spellEnd"/>
+            <w:r>
+              <w:rPr>
+                <w:rFonts w:ascii="Arial" w:eastAsia="Times New Roman" w:hAnsi="Arial" w:cs="Arial"/>
+                <w:b/>
+                <w:bCs/>
+                <w:color w:val="333333"/>
+                <w:sz w:val="24"/>
+                <w:szCs w:val="24"/>
+                <w:lang w:eastAsia="en-IN"/>
+              </w:rPr>
+              <w:t xml:space="preserve">, Double cost, Date </w:t>
+            </w:r>
+            <w:proofErr w:type="spellStart"/>
+            <w:r>
+              <w:rPr>
+                <w:rFonts w:ascii="Arial" w:eastAsia="Times New Roman" w:hAnsi="Arial" w:cs="Arial"/>
+                <w:b/>
+                <w:bCs/>
+                <w:color w:val="333333"/>
+                <w:sz w:val="24"/>
+                <w:szCs w:val="24"/>
+                <w:lang w:eastAsia="en-IN"/>
+              </w:rPr>
+              <w:t>duration,Date</w:t>
+            </w:r>
+            <w:proofErr w:type="spellEnd"/>
+            <w:r>
+              <w:rPr>
+                <w:rFonts w:ascii="Arial" w:eastAsia="Times New Roman" w:hAnsi="Arial" w:cs="Arial"/>
+                <w:b/>
+                <w:bCs/>
+                <w:color w:val="333333"/>
+                <w:sz w:val="24"/>
+                <w:szCs w:val="24"/>
+                <w:lang w:eastAsia="en-IN"/>
+              </w:rPr>
+              <w:t xml:space="preserve"> date, Contact contact)</w:t>
+            </w:r>
+            <w:r>
+              <w:rPr>
+                <w:rFonts w:ascii="Arial" w:eastAsia="Times New Roman" w:hAnsi="Arial" w:cs="Arial"/>
+                <w:color w:val="333333"/>
+                <w:sz w:val="24"/>
+                <w:szCs w:val="24"/>
+                <w:lang w:eastAsia="en-IN"/>
+              </w:rPr>
               <w:br/>
-              <w:t>Create a Class CallLog with private attributes</w:t>
+            </w:r>
+            <w:r>
+              <w:rPr>
+                <w:rFonts w:ascii="Arial" w:eastAsia="Times New Roman" w:hAnsi="Arial" w:cs="Arial"/>
+                <w:color w:val="333333"/>
+                <w:sz w:val="24"/>
+                <w:szCs w:val="24"/>
+                <w:lang w:eastAsia="en-IN"/>
+              </w:rPr>
+              <w:br/>
+              <w:t xml:space="preserve">Create a Class </w:t>
+            </w:r>
+            <w:proofErr w:type="spellStart"/>
+            <w:r>
+              <w:rPr>
+                <w:rFonts w:ascii="Arial" w:eastAsia="Times New Roman" w:hAnsi="Arial" w:cs="Arial"/>
+                <w:color w:val="333333"/>
+                <w:sz w:val="24"/>
+                <w:szCs w:val="24"/>
+                <w:lang w:eastAsia="en-IN"/>
+              </w:rPr>
+              <w:t>CallLog</w:t>
+            </w:r>
+            <w:proofErr w:type="spellEnd"/>
+            <w:r>
+              <w:rPr>
+                <w:rFonts w:ascii="Arial" w:eastAsia="Times New Roman" w:hAnsi="Arial" w:cs="Arial"/>
+                <w:color w:val="333333"/>
+                <w:sz w:val="24"/>
+                <w:szCs w:val="24"/>
+                <w:lang w:eastAsia="en-IN"/>
+              </w:rPr>
+              <w:t xml:space="preserve"> with private attributes</w:t>
             </w:r>
             <w:r>
               <w:rPr>
@@ -14088,6 +15879,7 @@
                       <w:lang w:eastAsia="en-IN"/>
                     </w:rPr>
                   </w:pPr>
+                  <w:proofErr w:type="spellStart"/>
                   <w:r>
                     <w:rPr>
                       <w:rFonts w:ascii="Arial" w:eastAsia="Times New Roman" w:hAnsi="Arial" w:cs="Arial"/>
@@ -14097,6 +15889,7 @@
                     </w:rPr>
                     <w:t>callList</w:t>
                   </w:r>
+                  <w:proofErr w:type="spellEnd"/>
                 </w:p>
               </w:tc>
               <w:tc>
@@ -14189,6 +15982,8 @@
               </w:rPr>
               <w:br/>
             </w:r>
+            <w:proofErr w:type="spellStart"/>
+            <w:proofErr w:type="gramStart"/>
             <w:r>
               <w:rPr>
                 <w:rFonts w:ascii="Arial" w:eastAsia="Times New Roman" w:hAnsi="Arial" w:cs="Arial"/>
@@ -14199,28 +15994,102 @@
                 <w:szCs w:val="24"/>
                 <w:lang w:eastAsia="en-IN"/>
               </w:rPr>
-              <w:t>CallLog(List&lt;Call&gt; callList)</w:t>
-            </w:r>
-            <w:r>
-              <w:rPr>
-                <w:rFonts w:ascii="Arial" w:eastAsia="Times New Roman" w:hAnsi="Arial" w:cs="Arial"/>
+              <w:t>CallLog</w:t>
+            </w:r>
+            <w:proofErr w:type="spellEnd"/>
+            <w:r>
+              <w:rPr>
+                <w:rFonts w:ascii="Arial" w:eastAsia="Times New Roman" w:hAnsi="Arial" w:cs="Arial"/>
+                <w:b/>
+                <w:bCs/>
                 <w:color w:val="333333"/>
                 <w:sz w:val="24"/>
                 <w:szCs w:val="24"/>
                 <w:lang w:eastAsia="en-IN"/>
               </w:rPr>
-              <w:br/>
-            </w:r>
-            <w:r>
-              <w:rPr>
-                <w:rFonts w:ascii="Arial" w:eastAsia="Times New Roman" w:hAnsi="Arial" w:cs="Arial"/>
+              <w:t>(</w:t>
+            </w:r>
+            <w:proofErr w:type="gramEnd"/>
+            <w:r>
+              <w:rPr>
+                <w:rFonts w:ascii="Arial" w:eastAsia="Times New Roman" w:hAnsi="Arial" w:cs="Arial"/>
+                <w:b/>
+                <w:bCs/>
                 <w:color w:val="333333"/>
                 <w:sz w:val="24"/>
                 <w:szCs w:val="24"/>
                 <w:lang w:eastAsia="en-IN"/>
               </w:rPr>
+              <w:t xml:space="preserve">List&lt;Call&gt; </w:t>
+            </w:r>
+            <w:proofErr w:type="spellStart"/>
+            <w:r>
+              <w:rPr>
+                <w:rFonts w:ascii="Arial" w:eastAsia="Times New Roman" w:hAnsi="Arial" w:cs="Arial"/>
+                <w:b/>
+                <w:bCs/>
+                <w:color w:val="333333"/>
+                <w:sz w:val="24"/>
+                <w:szCs w:val="24"/>
+                <w:lang w:eastAsia="en-IN"/>
+              </w:rPr>
+              <w:t>callList</w:t>
+            </w:r>
+            <w:proofErr w:type="spellEnd"/>
+            <w:r>
+              <w:rPr>
+                <w:rFonts w:ascii="Arial" w:eastAsia="Times New Roman" w:hAnsi="Arial" w:cs="Arial"/>
+                <w:b/>
+                <w:bCs/>
+                <w:color w:val="333333"/>
+                <w:sz w:val="24"/>
+                <w:szCs w:val="24"/>
+                <w:lang w:eastAsia="en-IN"/>
+              </w:rPr>
+              <w:t>)</w:t>
+            </w:r>
+            <w:r>
+              <w:rPr>
+                <w:rFonts w:ascii="Arial" w:eastAsia="Times New Roman" w:hAnsi="Arial" w:cs="Arial"/>
+                <w:color w:val="333333"/>
+                <w:sz w:val="24"/>
+                <w:szCs w:val="24"/>
+                <w:lang w:eastAsia="en-IN"/>
+              </w:rPr>
               <w:br/>
-              <w:t>The following methods are present in the CallLog class</w:t>
+            </w:r>
+            <w:r>
+              <w:rPr>
+                <w:rFonts w:ascii="Arial" w:eastAsia="Times New Roman" w:hAnsi="Arial" w:cs="Arial"/>
+                <w:color w:val="333333"/>
+                <w:sz w:val="24"/>
+                <w:szCs w:val="24"/>
+                <w:lang w:eastAsia="en-IN"/>
+              </w:rPr>
+              <w:br/>
+              <w:t xml:space="preserve">The following methods are present in the </w:t>
+            </w:r>
+            <w:proofErr w:type="spellStart"/>
+            <w:r>
+              <w:rPr>
+                <w:rFonts w:ascii="Arial" w:eastAsia="Times New Roman" w:hAnsi="Arial" w:cs="Arial"/>
+                <w:color w:val="333333"/>
+                <w:sz w:val="24"/>
+                <w:szCs w:val="24"/>
+                <w:lang w:eastAsia="en-IN"/>
+              </w:rPr>
+              <w:t>CallLog</w:t>
+            </w:r>
+            <w:proofErr w:type="spellEnd"/>
+            <w:r>
+              <w:rPr>
+                <w:rFonts w:ascii="Arial" w:eastAsia="Times New Roman" w:hAnsi="Arial" w:cs="Arial"/>
+                <w:color w:val="333333"/>
+                <w:sz w:val="24"/>
+                <w:szCs w:val="24"/>
+                <w:lang w:eastAsia="en-IN"/>
+              </w:rPr>
+              <w:t xml:space="preserve"> class</w:t>
             </w:r>
             <w:r>
               <w:rPr>
@@ -14362,7 +16231,38 @@
                       <w:szCs w:val="24"/>
                       <w:lang w:eastAsia="en-IN"/>
                     </w:rPr>
-                    <w:t>Contact getFavouriteContact()</w:t>
+                    <w:t xml:space="preserve">Contact </w:t>
+                  </w:r>
+                  <w:proofErr w:type="spellStart"/>
+                  <w:proofErr w:type="gramStart"/>
+                  <w:r>
+                    <w:rPr>
+                      <w:rFonts w:ascii="Arial" w:eastAsia="Times New Roman" w:hAnsi="Arial" w:cs="Arial"/>
+                      <w:sz w:val="24"/>
+                      <w:szCs w:val="24"/>
+                      <w:lang w:eastAsia="en-IN"/>
+                    </w:rPr>
+                    <w:t>getFavouriteContact</w:t>
+                  </w:r>
+                  <w:proofErr w:type="spellEnd"/>
+                  <w:r>
+                    <w:rPr>
+                      <w:rFonts w:ascii="Arial" w:eastAsia="Times New Roman" w:hAnsi="Arial" w:cs="Arial"/>
+                      <w:sz w:val="24"/>
+                      <w:szCs w:val="24"/>
+                      <w:lang w:eastAsia="en-IN"/>
+                    </w:rPr>
+                    <w:t>(</w:t>
+                  </w:r>
+                  <w:proofErr w:type="gramEnd"/>
+                  <w:r>
+                    <w:rPr>
+                      <w:rFonts w:ascii="Arial" w:eastAsia="Times New Roman" w:hAnsi="Arial" w:cs="Arial"/>
+                      <w:sz w:val="24"/>
+                      <w:szCs w:val="24"/>
+                      <w:lang w:eastAsia="en-IN"/>
+                    </w:rPr>
+                    <w:t>)</w:t>
                   </w:r>
                 </w:p>
               </w:tc>
@@ -14455,30 +16355,70 @@
                 <w:szCs w:val="24"/>
                 <w:lang w:eastAsia="en-IN"/>
               </w:rPr>
-              <w:t>type, callType, cost, duration, date, contactName</w:t>
-            </w:r>
-            <w:r>
-              <w:rPr>
-                <w:rFonts w:ascii="Arial" w:eastAsia="Times New Roman" w:hAnsi="Arial" w:cs="Arial"/>
+              <w:t xml:space="preserve">type, </w:t>
+            </w:r>
+            <w:proofErr w:type="spellStart"/>
+            <w:r>
+              <w:rPr>
+                <w:rFonts w:ascii="Arial" w:eastAsia="Times New Roman" w:hAnsi="Arial" w:cs="Arial"/>
+                <w:b/>
+                <w:bCs/>
                 <w:color w:val="333333"/>
                 <w:sz w:val="24"/>
                 <w:szCs w:val="24"/>
                 <w:lang w:eastAsia="en-IN"/>
               </w:rPr>
-              <w:br/>
-            </w:r>
-            <w:r>
-              <w:rPr>
-                <w:rFonts w:ascii="Arial" w:eastAsia="Times New Roman" w:hAnsi="Arial" w:cs="Arial"/>
+              <w:t>callType</w:t>
+            </w:r>
+            <w:proofErr w:type="spellEnd"/>
+            <w:r>
+              <w:rPr>
+                <w:rFonts w:ascii="Arial" w:eastAsia="Times New Roman" w:hAnsi="Arial" w:cs="Arial"/>
+                <w:b/>
+                <w:bCs/>
                 <w:color w:val="333333"/>
                 <w:sz w:val="24"/>
                 <w:szCs w:val="24"/>
                 <w:lang w:eastAsia="en-IN"/>
               </w:rPr>
+              <w:t xml:space="preserve">, cost, duration, date, </w:t>
+            </w:r>
+            <w:proofErr w:type="spellStart"/>
+            <w:r>
+              <w:rPr>
+                <w:rFonts w:ascii="Arial" w:eastAsia="Times New Roman" w:hAnsi="Arial" w:cs="Arial"/>
+                <w:b/>
+                <w:bCs/>
+                <w:color w:val="333333"/>
+                <w:sz w:val="24"/>
+                <w:szCs w:val="24"/>
+                <w:lang w:eastAsia="en-IN"/>
+              </w:rPr>
+              <w:t>contactName</w:t>
+            </w:r>
+            <w:proofErr w:type="spellEnd"/>
+            <w:r>
+              <w:rPr>
+                <w:rFonts w:ascii="Arial" w:eastAsia="Times New Roman" w:hAnsi="Arial" w:cs="Arial"/>
+                <w:color w:val="333333"/>
+                <w:sz w:val="24"/>
+                <w:szCs w:val="24"/>
+                <w:lang w:eastAsia="en-IN"/>
+              </w:rPr>
+              <w:br/>
+            </w:r>
+            <w:r>
+              <w:rPr>
+                <w:rFonts w:ascii="Arial" w:eastAsia="Times New Roman" w:hAnsi="Arial" w:cs="Arial"/>
+                <w:color w:val="333333"/>
+                <w:sz w:val="24"/>
+                <w:szCs w:val="24"/>
+                <w:lang w:eastAsia="en-IN"/>
+              </w:rPr>
               <w:lastRenderedPageBreak/>
               <w:br/>
-              <w:t>Note : While creating CallLog object, create a empty list for callList attribute.</w:t>
-            </w:r>
+            </w:r>
+            <w:proofErr w:type="gramStart"/>
             <w:r>
               <w:rPr>
                 <w:rFonts w:ascii="Arial" w:eastAsia="Times New Roman" w:hAnsi="Arial" w:cs="Arial"/>
@@ -14487,6 +16427,93 @@
                 <w:szCs w:val="24"/>
                 <w:lang w:eastAsia="en-IN"/>
               </w:rPr>
+              <w:t>Note :</w:t>
+            </w:r>
+            <w:proofErr w:type="gramEnd"/>
+            <w:r>
+              <w:rPr>
+                <w:rFonts w:ascii="Arial" w:eastAsia="Times New Roman" w:hAnsi="Arial" w:cs="Arial"/>
+                <w:color w:val="333333"/>
+                <w:sz w:val="24"/>
+                <w:szCs w:val="24"/>
+                <w:lang w:eastAsia="en-IN"/>
+              </w:rPr>
+              <w:t xml:space="preserve"> While creating </w:t>
+            </w:r>
+            <w:proofErr w:type="spellStart"/>
+            <w:r>
+              <w:rPr>
+                <w:rFonts w:ascii="Arial" w:eastAsia="Times New Roman" w:hAnsi="Arial" w:cs="Arial"/>
+                <w:color w:val="333333"/>
+                <w:sz w:val="24"/>
+                <w:szCs w:val="24"/>
+                <w:lang w:eastAsia="en-IN"/>
+              </w:rPr>
+              <w:t>CallLog</w:t>
+            </w:r>
+            <w:proofErr w:type="spellEnd"/>
+            <w:r>
+              <w:rPr>
+                <w:rFonts w:ascii="Arial" w:eastAsia="Times New Roman" w:hAnsi="Arial" w:cs="Arial"/>
+                <w:color w:val="333333"/>
+                <w:sz w:val="24"/>
+                <w:szCs w:val="24"/>
+                <w:lang w:eastAsia="en-IN"/>
+              </w:rPr>
+              <w:t xml:space="preserve"> object, create </w:t>
+            </w:r>
+            <w:proofErr w:type="spellStart"/>
+            <w:r>
+              <w:rPr>
+                <w:rFonts w:ascii="Arial" w:eastAsia="Times New Roman" w:hAnsi="Arial" w:cs="Arial"/>
+                <w:color w:val="333333"/>
+                <w:sz w:val="24"/>
+                <w:szCs w:val="24"/>
+                <w:lang w:eastAsia="en-IN"/>
+              </w:rPr>
+              <w:t>a</w:t>
+            </w:r>
+            <w:proofErr w:type="spellEnd"/>
+            <w:r>
+              <w:rPr>
+                <w:rFonts w:ascii="Arial" w:eastAsia="Times New Roman" w:hAnsi="Arial" w:cs="Arial"/>
+                <w:color w:val="333333"/>
+                <w:sz w:val="24"/>
+                <w:szCs w:val="24"/>
+                <w:lang w:eastAsia="en-IN"/>
+              </w:rPr>
+              <w:t xml:space="preserve"> empty list for </w:t>
+            </w:r>
+            <w:proofErr w:type="spellStart"/>
+            <w:r>
+              <w:rPr>
+                <w:rFonts w:ascii="Arial" w:eastAsia="Times New Roman" w:hAnsi="Arial" w:cs="Arial"/>
+                <w:color w:val="333333"/>
+                <w:sz w:val="24"/>
+                <w:szCs w:val="24"/>
+                <w:lang w:eastAsia="en-IN"/>
+              </w:rPr>
+              <w:t>callList</w:t>
+            </w:r>
+            <w:proofErr w:type="spellEnd"/>
+            <w:r>
+              <w:rPr>
+                <w:rFonts w:ascii="Arial" w:eastAsia="Times New Roman" w:hAnsi="Arial" w:cs="Arial"/>
+                <w:color w:val="333333"/>
+                <w:sz w:val="24"/>
+                <w:szCs w:val="24"/>
+                <w:lang w:eastAsia="en-IN"/>
+              </w:rPr>
+              <w:t xml:space="preserve"> attribute.</w:t>
+            </w:r>
+            <w:r>
+              <w:rPr>
+                <w:rFonts w:ascii="Arial" w:eastAsia="Times New Roman" w:hAnsi="Arial" w:cs="Arial"/>
+                <w:color w:val="333333"/>
+                <w:sz w:val="24"/>
+                <w:szCs w:val="24"/>
+                <w:lang w:eastAsia="en-IN"/>
+              </w:rPr>
               <w:br/>
               <w:t>           After calling appropriate methods, display the name of favourite contact in the main method.</w:t>
             </w:r>
@@ -14519,8 +16546,9 @@
                 <w:szCs w:val="24"/>
                 <w:lang w:eastAsia="en-IN"/>
               </w:rPr>
-              <w:t>Use "dd/MM/yyyy" for date attribute.</w:t>
-            </w:r>
+              <w:t>Use "dd/MM/</w:t>
+            </w:r>
+            <w:proofErr w:type="spellStart"/>
             <w:r>
               <w:rPr>
                 <w:rFonts w:ascii="Arial" w:eastAsia="Times New Roman" w:hAnsi="Arial" w:cs="Arial"/>
@@ -14529,8 +16557,63 @@
                 <w:szCs w:val="24"/>
                 <w:lang w:eastAsia="en-IN"/>
               </w:rPr>
+              <w:t>yyyy</w:t>
+            </w:r>
+            <w:proofErr w:type="spellEnd"/>
+            <w:r>
+              <w:rPr>
+                <w:rFonts w:ascii="Arial" w:eastAsia="Times New Roman" w:hAnsi="Arial" w:cs="Arial"/>
+                <w:color w:val="333333"/>
+                <w:sz w:val="24"/>
+                <w:szCs w:val="24"/>
+                <w:lang w:eastAsia="en-IN"/>
+              </w:rPr>
+              <w:t>" for date attribute.</w:t>
+            </w:r>
+            <w:r>
+              <w:rPr>
+                <w:rFonts w:ascii="Arial" w:eastAsia="Times New Roman" w:hAnsi="Arial" w:cs="Arial"/>
+                <w:color w:val="333333"/>
+                <w:sz w:val="24"/>
+                <w:szCs w:val="24"/>
+                <w:lang w:eastAsia="en-IN"/>
+              </w:rPr>
               <w:br/>
-              <w:t>           Use "HH:mm:ss" for duration attribute.</w:t>
+              <w:t>           Use "</w:t>
+            </w:r>
+            <w:proofErr w:type="spellStart"/>
+            <w:r>
+              <w:rPr>
+                <w:rFonts w:ascii="Arial" w:eastAsia="Times New Roman" w:hAnsi="Arial" w:cs="Arial"/>
+                <w:color w:val="333333"/>
+                <w:sz w:val="24"/>
+                <w:szCs w:val="24"/>
+                <w:lang w:eastAsia="en-IN"/>
+              </w:rPr>
+              <w:t>HH:</w:t>
+            </w:r>
+            <w:proofErr w:type="gramStart"/>
+            <w:r>
+              <w:rPr>
+                <w:rFonts w:ascii="Arial" w:eastAsia="Times New Roman" w:hAnsi="Arial" w:cs="Arial"/>
+                <w:color w:val="333333"/>
+                <w:sz w:val="24"/>
+                <w:szCs w:val="24"/>
+                <w:lang w:eastAsia="en-IN"/>
+              </w:rPr>
+              <w:t>mm:ss</w:t>
+            </w:r>
+            <w:proofErr w:type="spellEnd"/>
+            <w:proofErr w:type="gramEnd"/>
+            <w:r>
+              <w:rPr>
+                <w:rFonts w:ascii="Arial" w:eastAsia="Times New Roman" w:hAnsi="Arial" w:cs="Arial"/>
+                <w:color w:val="333333"/>
+                <w:sz w:val="24"/>
+                <w:szCs w:val="24"/>
+                <w:lang w:eastAsia="en-IN"/>
+              </w:rPr>
+              <w:t>" for duration attribute.</w:t>
             </w:r>
             <w:r>
               <w:rPr>
@@ -14651,6 +16734,7 @@
                 <w:lang w:eastAsia="en-IN"/>
               </w:rPr>
             </w:pPr>
+            <w:proofErr w:type="gramStart"/>
             <w:r>
               <w:rPr>
                 <w:rFonts w:ascii="Arial" w:eastAsia="Times New Roman" w:hAnsi="Arial" w:cs="Arial"/>
@@ -14661,7 +16745,20 @@
                 <w:szCs w:val="24"/>
                 <w:lang w:eastAsia="en-IN"/>
               </w:rPr>
-              <w:t>Incoming,STD,0.25,00:01:50,22/01/2018,John</w:t>
+              <w:t>Incoming,STD</w:t>
+            </w:r>
+            <w:proofErr w:type="gramEnd"/>
+            <w:r>
+              <w:rPr>
+                <w:rFonts w:ascii="Arial" w:eastAsia="Times New Roman" w:hAnsi="Arial" w:cs="Arial"/>
+                <w:b/>
+                <w:bCs/>
+                <w:color w:val="333333"/>
+                <w:sz w:val="24"/>
+                <w:szCs w:val="24"/>
+                <w:lang w:eastAsia="en-IN"/>
+              </w:rPr>
+              <w:t>,0.25,00:01:50,22/01/2018,John</w:t>
             </w:r>
           </w:p>
           <w:p>
@@ -14676,6 +16773,7 @@
                 <w:lang w:eastAsia="en-IN"/>
               </w:rPr>
             </w:pPr>
+            <w:proofErr w:type="gramStart"/>
             <w:r>
               <w:rPr>
                 <w:rFonts w:ascii="Arial" w:eastAsia="Times New Roman" w:hAnsi="Arial" w:cs="Arial"/>
@@ -14686,7 +16784,20 @@
                 <w:szCs w:val="24"/>
                 <w:lang w:eastAsia="en-IN"/>
               </w:rPr>
-              <w:t>Incoming,ISD,5.20,00:10:55,15/02/2018,Grace</w:t>
+              <w:t>Incoming,ISD</w:t>
+            </w:r>
+            <w:proofErr w:type="gramEnd"/>
+            <w:r>
+              <w:rPr>
+                <w:rFonts w:ascii="Arial" w:eastAsia="Times New Roman" w:hAnsi="Arial" w:cs="Arial"/>
+                <w:b/>
+                <w:bCs/>
+                <w:color w:val="333333"/>
+                <w:sz w:val="24"/>
+                <w:szCs w:val="24"/>
+                <w:lang w:eastAsia="en-IN"/>
+              </w:rPr>
+              <w:t>,5.20,00:10:55,15/02/2018,Grace</w:t>
             </w:r>
           </w:p>
           <w:p>
@@ -14701,6 +16812,7 @@
                 <w:lang w:eastAsia="en-IN"/>
               </w:rPr>
             </w:pPr>
+            <w:proofErr w:type="gramStart"/>
             <w:r>
               <w:rPr>
                 <w:rFonts w:ascii="Arial" w:eastAsia="Times New Roman" w:hAnsi="Arial" w:cs="Arial"/>
@@ -14711,7 +16823,20 @@
                 <w:szCs w:val="24"/>
                 <w:lang w:eastAsia="en-IN"/>
               </w:rPr>
-              <w:t>Incoming,Local,0,00:05:35,05/02/2018,Wayne</w:t>
+              <w:t>Incoming,Local</w:t>
+            </w:r>
+            <w:proofErr w:type="gramEnd"/>
+            <w:r>
+              <w:rPr>
+                <w:rFonts w:ascii="Arial" w:eastAsia="Times New Roman" w:hAnsi="Arial" w:cs="Arial"/>
+                <w:b/>
+                <w:bCs/>
+                <w:color w:val="333333"/>
+                <w:sz w:val="24"/>
+                <w:szCs w:val="24"/>
+                <w:lang w:eastAsia="en-IN"/>
+              </w:rPr>
+              <w:t>,0,00:05:35,05/02/2018,Wayne</w:t>
             </w:r>
           </w:p>
           <w:p>
@@ -14726,6 +16851,7 @@
                 <w:lang w:eastAsia="en-IN"/>
               </w:rPr>
             </w:pPr>
+            <w:proofErr w:type="gramStart"/>
             <w:r>
               <w:rPr>
                 <w:rFonts w:ascii="Arial" w:eastAsia="Times New Roman" w:hAnsi="Arial" w:cs="Arial"/>
@@ -14736,7 +16862,20 @@
                 <w:szCs w:val="24"/>
                 <w:lang w:eastAsia="en-IN"/>
               </w:rPr>
-              <w:t>Outgoing,STD,11.00,00:30:03,01/07/2018,John</w:t>
+              <w:t>Outgoing,STD</w:t>
+            </w:r>
+            <w:proofErr w:type="gramEnd"/>
+            <w:r>
+              <w:rPr>
+                <w:rFonts w:ascii="Arial" w:eastAsia="Times New Roman" w:hAnsi="Arial" w:cs="Arial"/>
+                <w:b/>
+                <w:bCs/>
+                <w:color w:val="333333"/>
+                <w:sz w:val="24"/>
+                <w:szCs w:val="24"/>
+                <w:lang w:eastAsia="en-IN"/>
+              </w:rPr>
+              <w:t>,11.00,00:30:03,01/07/2018,John</w:t>
             </w:r>
           </w:p>
           <w:p>
@@ -14751,6 +16890,7 @@
                 <w:lang w:eastAsia="en-IN"/>
               </w:rPr>
             </w:pPr>
+            <w:proofErr w:type="gramStart"/>
             <w:r>
               <w:rPr>
                 <w:rFonts w:ascii="Arial" w:eastAsia="Times New Roman" w:hAnsi="Arial" w:cs="Arial"/>
@@ -14761,7 +16901,20 @@
                 <w:szCs w:val="24"/>
                 <w:lang w:eastAsia="en-IN"/>
               </w:rPr>
-              <w:t>Outgoing,Local,1.50,00:04:30,02/12/2017,John</w:t>
+              <w:t>Outgoing,Local</w:t>
+            </w:r>
+            <w:proofErr w:type="gramEnd"/>
+            <w:r>
+              <w:rPr>
+                <w:rFonts w:ascii="Arial" w:eastAsia="Times New Roman" w:hAnsi="Arial" w:cs="Arial"/>
+                <w:b/>
+                <w:bCs/>
+                <w:color w:val="333333"/>
+                <w:sz w:val="24"/>
+                <w:szCs w:val="24"/>
+                <w:lang w:eastAsia="en-IN"/>
+              </w:rPr>
+              <w:t>,1.50,00:04:30,02/12/2017,John</w:t>
             </w:r>
           </w:p>
           <w:p>
@@ -14776,6 +16929,7 @@
                 <w:lang w:eastAsia="en-IN"/>
               </w:rPr>
             </w:pPr>
+            <w:proofErr w:type="gramStart"/>
             <w:r>
               <w:rPr>
                 <w:rFonts w:ascii="Arial" w:eastAsia="Times New Roman" w:hAnsi="Arial" w:cs="Arial"/>
@@ -14786,7 +16940,20 @@
                 <w:szCs w:val="24"/>
                 <w:lang w:eastAsia="en-IN"/>
               </w:rPr>
-              <w:t>Incoming,STD,10.00,00:01:50,02/05/2018,Joe</w:t>
+              <w:t>Incoming,STD</w:t>
+            </w:r>
+            <w:proofErr w:type="gramEnd"/>
+            <w:r>
+              <w:rPr>
+                <w:rFonts w:ascii="Arial" w:eastAsia="Times New Roman" w:hAnsi="Arial" w:cs="Arial"/>
+                <w:b/>
+                <w:bCs/>
+                <w:color w:val="333333"/>
+                <w:sz w:val="24"/>
+                <w:szCs w:val="24"/>
+                <w:lang w:eastAsia="en-IN"/>
+              </w:rPr>
+              <w:t>,10.00,00:01:50,02/05/2018,Joe</w:t>
             </w:r>
           </w:p>
           <w:p>
@@ -14979,6 +17146,7 @@
                             <w:lang w:eastAsia="en-IN"/>
                           </w:rPr>
                         </w:pPr>
+                        <w:proofErr w:type="spellStart"/>
                         <w:r>
                           <w:rPr>
                             <w:rFonts w:ascii="Times New Roman" w:eastAsia="Times New Roman" w:hAnsi="Times New Roman" w:cs="Times New Roman"/>
@@ -14990,6 +17158,7 @@
                           </w:rPr>
                           <w:t>SNo</w:t>
                         </w:r>
+                        <w:proofErr w:type="spellEnd"/>
                       </w:p>
                     </w:tc>
                     <w:tc>
@@ -15284,7 +17453,26 @@
                             <w:lang w:eastAsia="en-IN"/>
                           </w:rPr>
                           <w:br/>
-                          <w:t>Incoming,Local,0,00:05:35,05/02/2018,Wayne</w:t>
+                        </w:r>
+                        <w:proofErr w:type="gramStart"/>
+                        <w:r>
+                          <w:rPr>
+                            <w:rFonts w:ascii="Times New Roman" w:eastAsia="Times New Roman" w:hAnsi="Times New Roman" w:cs="Times New Roman"/>
+                            <w:sz w:val="24"/>
+                            <w:szCs w:val="24"/>
+                            <w:lang w:eastAsia="en-IN"/>
+                          </w:rPr>
+                          <w:t>Incoming,Local</w:t>
+                        </w:r>
+                        <w:proofErr w:type="gramEnd"/>
+                        <w:r>
+                          <w:rPr>
+                            <w:rFonts w:ascii="Times New Roman" w:eastAsia="Times New Roman" w:hAnsi="Times New Roman" w:cs="Times New Roman"/>
+                            <w:sz w:val="24"/>
+                            <w:szCs w:val="24"/>
+                            <w:lang w:eastAsia="en-IN"/>
+                          </w:rPr>
+                          <w:t>,0,00:05:35,05/02/2018,Wayne</w:t>
                         </w:r>
                         <w:r>
                           <w:rPr>
@@ -15545,7 +17733,26 @@
                             <w:lang w:eastAsia="en-IN"/>
                           </w:rPr>
                           <w:br/>
-                          <w:t>Incoming,STD,0.25,00:01:50,22/01/2018,John</w:t>
+                        </w:r>
+                        <w:proofErr w:type="gramStart"/>
+                        <w:r>
+                          <w:rPr>
+                            <w:rFonts w:ascii="Times New Roman" w:eastAsia="Times New Roman" w:hAnsi="Times New Roman" w:cs="Times New Roman"/>
+                            <w:sz w:val="24"/>
+                            <w:szCs w:val="24"/>
+                            <w:lang w:eastAsia="en-IN"/>
+                          </w:rPr>
+                          <w:t>Incoming,STD</w:t>
+                        </w:r>
+                        <w:proofErr w:type="gramEnd"/>
+                        <w:r>
+                          <w:rPr>
+                            <w:rFonts w:ascii="Times New Roman" w:eastAsia="Times New Roman" w:hAnsi="Times New Roman" w:cs="Times New Roman"/>
+                            <w:sz w:val="24"/>
+                            <w:szCs w:val="24"/>
+                            <w:lang w:eastAsia="en-IN"/>
+                          </w:rPr>
+                          <w:t>,0.25,00:01:50,22/01/2018,John</w:t>
                         </w:r>
                         <w:r>
                           <w:rPr>
@@ -15816,7 +18023,26 @@
                             <w:lang w:eastAsia="en-IN"/>
                           </w:rPr>
                           <w:br/>
-                          <w:t>Incoming,STD,0.25,00:01:50,22/01/2018,John</w:t>
+                        </w:r>
+                        <w:proofErr w:type="gramStart"/>
+                        <w:r>
+                          <w:rPr>
+                            <w:rFonts w:ascii="Times New Roman" w:eastAsia="Times New Roman" w:hAnsi="Times New Roman" w:cs="Times New Roman"/>
+                            <w:sz w:val="24"/>
+                            <w:szCs w:val="24"/>
+                            <w:lang w:eastAsia="en-IN"/>
+                          </w:rPr>
+                          <w:t>Incoming,STD</w:t>
+                        </w:r>
+                        <w:proofErr w:type="gramEnd"/>
+                        <w:r>
+                          <w:rPr>
+                            <w:rFonts w:ascii="Times New Roman" w:eastAsia="Times New Roman" w:hAnsi="Times New Roman" w:cs="Times New Roman"/>
+                            <w:sz w:val="24"/>
+                            <w:szCs w:val="24"/>
+                            <w:lang w:eastAsia="en-IN"/>
+                          </w:rPr>
+                          <w:t>,0.25,00:01:50,22/01/2018,John</w:t>
                         </w:r>
                         <w:r>
                           <w:rPr>
@@ -16088,7 +18314,26 @@
                             <w:lang w:eastAsia="en-IN"/>
                           </w:rPr>
                           <w:br/>
-                          <w:t>Incoming,STD,0.25,00:01:50,22/01/2018,John</w:t>
+                        </w:r>
+                        <w:proofErr w:type="gramStart"/>
+                        <w:r>
+                          <w:rPr>
+                            <w:rFonts w:ascii="Times New Roman" w:eastAsia="Times New Roman" w:hAnsi="Times New Roman" w:cs="Times New Roman"/>
+                            <w:sz w:val="24"/>
+                            <w:szCs w:val="24"/>
+                            <w:lang w:eastAsia="en-IN"/>
+                          </w:rPr>
+                          <w:t>Incoming,STD</w:t>
+                        </w:r>
+                        <w:proofErr w:type="gramEnd"/>
+                        <w:r>
+                          <w:rPr>
+                            <w:rFonts w:ascii="Times New Roman" w:eastAsia="Times New Roman" w:hAnsi="Times New Roman" w:cs="Times New Roman"/>
+                            <w:sz w:val="24"/>
+                            <w:szCs w:val="24"/>
+                            <w:lang w:eastAsia="en-IN"/>
+                          </w:rPr>
+                          <w:t>,0.25,00:01:50,22/01/2018,John</w:t>
                         </w:r>
                         <w:r>
                           <w:rPr>
@@ -16349,7 +18594,26 @@
                             <w:lang w:eastAsia="en-IN"/>
                           </w:rPr>
                           <w:br/>
-                          <w:t>Incoming,ISD,5.20,00:10:55,15/02/2018,Grace</w:t>
+                        </w:r>
+                        <w:proofErr w:type="gramStart"/>
+                        <w:r>
+                          <w:rPr>
+                            <w:rFonts w:ascii="Times New Roman" w:eastAsia="Times New Roman" w:hAnsi="Times New Roman" w:cs="Times New Roman"/>
+                            <w:sz w:val="24"/>
+                            <w:szCs w:val="24"/>
+                            <w:lang w:eastAsia="en-IN"/>
+                          </w:rPr>
+                          <w:t>Incoming,ISD</w:t>
+                        </w:r>
+                        <w:proofErr w:type="gramEnd"/>
+                        <w:r>
+                          <w:rPr>
+                            <w:rFonts w:ascii="Times New Roman" w:eastAsia="Times New Roman" w:hAnsi="Times New Roman" w:cs="Times New Roman"/>
+                            <w:sz w:val="24"/>
+                            <w:szCs w:val="24"/>
+                            <w:lang w:eastAsia="en-IN"/>
+                          </w:rPr>
+                          <w:t>,5.20,00:10:55,15/02/2018,Grace</w:t>
                         </w:r>
                         <w:r>
                           <w:rPr>
@@ -16688,39 +18952,104 @@
         <w:ind w:left="1440" w:firstLine="720"/>
       </w:pPr>
       <w:r>
-        <w:t>import java.text.ParseException;</w:t>
-      </w:r>
-    </w:p>
-    <w:p>
-      <w:pPr>
-        <w:ind w:left="1440" w:firstLine="720"/>
-      </w:pPr>
-      <w:r>
-        <w:t>import java.text.SimpleDateFormat;</w:t>
-      </w:r>
-    </w:p>
-    <w:p>
-      <w:pPr>
-        <w:ind w:left="1440" w:firstLine="720"/>
-      </w:pPr>
-      <w:r>
-        <w:t>import java.util.ArrayList;</w:t>
-      </w:r>
-    </w:p>
-    <w:p>
-      <w:pPr>
-        <w:ind w:left="1440" w:firstLine="720"/>
-      </w:pPr>
-      <w:r>
-        <w:t>import java.util.Date;</w:t>
-      </w:r>
-    </w:p>
-    <w:p>
-      <w:pPr>
-        <w:ind w:left="1440" w:firstLine="720"/>
-      </w:pPr>
-      <w:r>
-        <w:t>import java.util.List;</w:t>
+        <w:t xml:space="preserve">import </w:t>
+      </w:r>
+      <w:proofErr w:type="spellStart"/>
+      <w:r>
+        <w:t>java.</w:t>
+      </w:r>
+      <w:proofErr w:type="gramStart"/>
+      <w:r>
+        <w:t>text.ParseException</w:t>
+      </w:r>
+      <w:proofErr w:type="spellEnd"/>
+      <w:proofErr w:type="gramEnd"/>
+      <w:r>
+        <w:t>;</w:t>
+      </w:r>
+    </w:p>
+    <w:p>
+      <w:pPr>
+        <w:ind w:left="1440" w:firstLine="720"/>
+      </w:pPr>
+      <w:r>
+        <w:t xml:space="preserve">import </w:t>
+      </w:r>
+      <w:proofErr w:type="spellStart"/>
+      <w:r>
+        <w:t>java.</w:t>
+      </w:r>
+      <w:proofErr w:type="gramStart"/>
+      <w:r>
+        <w:t>text.SimpleDateFormat</w:t>
+      </w:r>
+      <w:proofErr w:type="spellEnd"/>
+      <w:proofErr w:type="gramEnd"/>
+      <w:r>
+        <w:t>;</w:t>
+      </w:r>
+    </w:p>
+    <w:p>
+      <w:pPr>
+        <w:ind w:left="1440" w:firstLine="720"/>
+      </w:pPr>
+      <w:r>
+        <w:t xml:space="preserve">import </w:t>
+      </w:r>
+      <w:proofErr w:type="spellStart"/>
+      <w:proofErr w:type="gramStart"/>
+      <w:r>
+        <w:t>java.util</w:t>
+      </w:r>
+      <w:proofErr w:type="gramEnd"/>
+      <w:r>
+        <w:t>.ArrayList</w:t>
+      </w:r>
+      <w:proofErr w:type="spellEnd"/>
+      <w:r>
+        <w:t>;</w:t>
+      </w:r>
+    </w:p>
+    <w:p>
+      <w:pPr>
+        <w:ind w:left="1440" w:firstLine="720"/>
+      </w:pPr>
+      <w:r>
+        <w:t xml:space="preserve">import </w:t>
+      </w:r>
+      <w:proofErr w:type="spellStart"/>
+      <w:proofErr w:type="gramStart"/>
+      <w:r>
+        <w:t>java.util</w:t>
+      </w:r>
+      <w:proofErr w:type="gramEnd"/>
+      <w:r>
+        <w:t>.Date</w:t>
+      </w:r>
+      <w:proofErr w:type="spellEnd"/>
+      <w:r>
+        <w:t>;</w:t>
+      </w:r>
+    </w:p>
+    <w:p>
+      <w:pPr>
+        <w:ind w:left="1440" w:firstLine="720"/>
+      </w:pPr>
+      <w:r>
+        <w:t xml:space="preserve">import </w:t>
+      </w:r>
+      <w:proofErr w:type="spellStart"/>
+      <w:proofErr w:type="gramStart"/>
+      <w:r>
+        <w:t>java.util</w:t>
+      </w:r>
+      <w:proofErr w:type="gramEnd"/>
+      <w:r>
+        <w:t>.List</w:t>
+      </w:r>
+      <w:proofErr w:type="spellEnd"/>
+      <w:r>
+        <w:t>;</w:t>
       </w:r>
     </w:p>
     <w:p>
@@ -16751,16 +19080,32 @@
       </w:pPr>
       <w:r>
         <w:tab/>
-        <w:t>private String mobileNumber;</w:t>
-      </w:r>
-    </w:p>
-    <w:p>
-      <w:pPr>
-        <w:ind w:left="1440" w:firstLine="720"/>
-      </w:pPr>
-      <w:r>
-        <w:tab/>
-        <w:t>private String mailId;</w:t>
+        <w:t xml:space="preserve">private String </w:t>
+      </w:r>
+      <w:proofErr w:type="spellStart"/>
+      <w:r>
+        <w:t>mobileNumber</w:t>
+      </w:r>
+      <w:proofErr w:type="spellEnd"/>
+      <w:r>
+        <w:t>;</w:t>
+      </w:r>
+    </w:p>
+    <w:p>
+      <w:pPr>
+        <w:ind w:left="1440" w:firstLine="720"/>
+      </w:pPr>
+      <w:r>
+        <w:tab/>
+        <w:t xml:space="preserve">private String </w:t>
+      </w:r>
+      <w:proofErr w:type="spellStart"/>
+      <w:r>
+        <w:t>mailId</w:t>
+      </w:r>
+      <w:proofErr w:type="spellEnd"/>
+      <w:r>
+        <w:t>;</w:t>
       </w:r>
     </w:p>
     <w:p>
@@ -16787,33 +19132,72 @@
       </w:pPr>
       <w:r>
         <w:tab/>
-        <w:t>public Contact() {}</w:t>
-      </w:r>
-    </w:p>
-    <w:p>
-      <w:pPr>
-        <w:ind w:left="1440" w:firstLine="720"/>
-      </w:pPr>
-    </w:p>
-    <w:p>
-      <w:pPr>
-        <w:ind w:left="1440" w:firstLine="720"/>
-      </w:pPr>
-      <w:r>
-        <w:tab/>
-        <w:t>public Contact(String name, String mobileNumber, String mailId, Date dob) {</w:t>
-      </w:r>
-    </w:p>
-    <w:p>
-      <w:pPr>
-        <w:ind w:left="1440" w:firstLine="720"/>
-      </w:pPr>
-      <w:r>
-        <w:tab/>
-      </w:r>
-      <w:r>
-        <w:tab/>
-        <w:t>super();</w:t>
+        <w:t xml:space="preserve">public </w:t>
+      </w:r>
+      <w:proofErr w:type="gramStart"/>
+      <w:r>
+        <w:t>Contact(</w:t>
+      </w:r>
+      <w:proofErr w:type="gramEnd"/>
+      <w:r>
+        <w:t>) {}</w:t>
+      </w:r>
+    </w:p>
+    <w:p>
+      <w:pPr>
+        <w:ind w:left="1440" w:firstLine="720"/>
+      </w:pPr>
+    </w:p>
+    <w:p>
+      <w:pPr>
+        <w:ind w:left="1440" w:firstLine="720"/>
+      </w:pPr>
+      <w:r>
+        <w:tab/>
+        <w:t xml:space="preserve">public </w:t>
+      </w:r>
+      <w:proofErr w:type="gramStart"/>
+      <w:r>
+        <w:t>Contact(</w:t>
+      </w:r>
+      <w:proofErr w:type="gramEnd"/>
+      <w:r>
+        <w:t xml:space="preserve">String name, String </w:t>
+      </w:r>
+      <w:proofErr w:type="spellStart"/>
+      <w:r>
+        <w:t>mobileNumber</w:t>
+      </w:r>
+      <w:proofErr w:type="spellEnd"/>
+      <w:r>
+        <w:t xml:space="preserve">, String </w:t>
+      </w:r>
+      <w:proofErr w:type="spellStart"/>
+      <w:r>
+        <w:t>mailId</w:t>
+      </w:r>
+      <w:proofErr w:type="spellEnd"/>
+      <w:r>
+        <w:t>, Date dob) {</w:t>
+      </w:r>
+    </w:p>
+    <w:p>
+      <w:pPr>
+        <w:ind w:left="1440" w:firstLine="720"/>
+      </w:pPr>
+      <w:r>
+        <w:tab/>
+      </w:r>
+      <w:r>
+        <w:tab/>
+      </w:r>
+      <w:proofErr w:type="gramStart"/>
+      <w:r>
+        <w:t>super(</w:t>
+      </w:r>
+      <w:proofErr w:type="gramEnd"/>
+      <w:r>
+        <w:t>);</w:t>
       </w:r>
     </w:p>
     <w:p>
@@ -16837,31 +19221,72 @@
       </w:r>
       <w:r>
         <w:tab/>
-        <w:t>this.mobileNumber = mobileNumber;</w:t>
-      </w:r>
-    </w:p>
-    <w:p>
-      <w:pPr>
-        <w:ind w:left="1440" w:firstLine="720"/>
-      </w:pPr>
-      <w:r>
-        <w:tab/>
-      </w:r>
-      <w:r>
-        <w:tab/>
-        <w:t>this.mailId = mailId;</w:t>
-      </w:r>
-    </w:p>
-    <w:p>
-      <w:pPr>
-        <w:ind w:left="1440" w:firstLine="720"/>
-      </w:pPr>
-      <w:r>
-        <w:tab/>
-      </w:r>
-      <w:r>
-        <w:tab/>
-        <w:t>this.dob = dob;</w:t>
+      </w:r>
+      <w:proofErr w:type="spellStart"/>
+      <w:proofErr w:type="gramStart"/>
+      <w:r>
+        <w:t>this.mobileNumber</w:t>
+      </w:r>
+      <w:proofErr w:type="spellEnd"/>
+      <w:proofErr w:type="gramEnd"/>
+      <w:r>
+        <w:t xml:space="preserve"> = </w:t>
+      </w:r>
+      <w:proofErr w:type="spellStart"/>
+      <w:r>
+        <w:t>mobileNumber</w:t>
+      </w:r>
+      <w:proofErr w:type="spellEnd"/>
+      <w:r>
+        <w:t>;</w:t>
+      </w:r>
+    </w:p>
+    <w:p>
+      <w:pPr>
+        <w:ind w:left="1440" w:firstLine="720"/>
+      </w:pPr>
+      <w:r>
+        <w:tab/>
+      </w:r>
+      <w:r>
+        <w:tab/>
+      </w:r>
+      <w:proofErr w:type="spellStart"/>
+      <w:proofErr w:type="gramStart"/>
+      <w:r>
+        <w:t>this.mailId</w:t>
+      </w:r>
+      <w:proofErr w:type="spellEnd"/>
+      <w:proofErr w:type="gramEnd"/>
+      <w:r>
+        <w:t xml:space="preserve"> = </w:t>
+      </w:r>
+      <w:proofErr w:type="spellStart"/>
+      <w:r>
+        <w:t>mailId</w:t>
+      </w:r>
+      <w:proofErr w:type="spellEnd"/>
+      <w:r>
+        <w:t>;</w:t>
+      </w:r>
+    </w:p>
+    <w:p>
+      <w:pPr>
+        <w:ind w:left="1440" w:firstLine="720"/>
+      </w:pPr>
+      <w:r>
+        <w:tab/>
+      </w:r>
+      <w:r>
+        <w:tab/>
+      </w:r>
+      <w:proofErr w:type="spellStart"/>
+      <w:r>
+        <w:t>this.dob</w:t>
+      </w:r>
+      <w:proofErr w:type="spellEnd"/>
+      <w:r>
+        <w:t xml:space="preserve"> = dob;</w:t>
       </w:r>
     </w:p>
     <w:p>
@@ -16884,7 +19309,20 @@
       </w:pPr>
       <w:r>
         <w:tab/>
-        <w:t>public String getName() {</w:t>
+        <w:t xml:space="preserve">public String </w:t>
+      </w:r>
+      <w:proofErr w:type="spellStart"/>
+      <w:proofErr w:type="gramStart"/>
+      <w:r>
+        <w:t>getName</w:t>
+      </w:r>
+      <w:proofErr w:type="spellEnd"/>
+      <w:r>
+        <w:t>(</w:t>
+      </w:r>
+      <w:proofErr w:type="gramEnd"/>
+      <w:r>
+        <w:t>) {</w:t>
       </w:r>
     </w:p>
     <w:p>
@@ -16919,7 +19357,20 @@
       </w:pPr>
       <w:r>
         <w:tab/>
-        <w:t>public void setName(String name) {</w:t>
+        <w:t xml:space="preserve">public void </w:t>
+      </w:r>
+      <w:proofErr w:type="spellStart"/>
+      <w:proofErr w:type="gramStart"/>
+      <w:r>
+        <w:t>setName</w:t>
+      </w:r>
+      <w:proofErr w:type="spellEnd"/>
+      <w:r>
+        <w:t>(</w:t>
+      </w:r>
+      <w:proofErr w:type="gramEnd"/>
+      <w:r>
+        <w:t>String name) {</w:t>
       </w:r>
     </w:p>
     <w:p>
@@ -16954,19 +19405,40 @@
       </w:pPr>
       <w:r>
         <w:tab/>
-        <w:t>public String getMobileNumber() {</w:t>
-      </w:r>
-    </w:p>
-    <w:p>
-      <w:pPr>
-        <w:ind w:left="1440" w:firstLine="720"/>
-      </w:pPr>
-      <w:r>
-        <w:tab/>
-      </w:r>
-      <w:r>
-        <w:tab/>
-        <w:t>return mobileNumber;</w:t>
+        <w:t xml:space="preserve">public String </w:t>
+      </w:r>
+      <w:proofErr w:type="spellStart"/>
+      <w:proofErr w:type="gramStart"/>
+      <w:r>
+        <w:t>getMobileNumber</w:t>
+      </w:r>
+      <w:proofErr w:type="spellEnd"/>
+      <w:r>
+        <w:t>(</w:t>
+      </w:r>
+      <w:proofErr w:type="gramEnd"/>
+      <w:r>
+        <w:t>) {</w:t>
+      </w:r>
+    </w:p>
+    <w:p>
+      <w:pPr>
+        <w:ind w:left="1440" w:firstLine="720"/>
+      </w:pPr>
+      <w:r>
+        <w:tab/>
+      </w:r>
+      <w:r>
+        <w:tab/>
+        <w:t xml:space="preserve">return </w:t>
+      </w:r>
+      <w:proofErr w:type="spellStart"/>
+      <w:r>
+        <w:t>mobileNumber</w:t>
+      </w:r>
+      <w:proofErr w:type="spellEnd"/>
+      <w:r>
+        <w:t>;</w:t>
       </w:r>
     </w:p>
     <w:p>
@@ -16989,19 +19461,57 @@
       </w:pPr>
       <w:r>
         <w:tab/>
-        <w:t>public void setMobileNumber(String mobileNumber) {</w:t>
-      </w:r>
-    </w:p>
-    <w:p>
-      <w:pPr>
-        <w:ind w:left="1440" w:firstLine="720"/>
-      </w:pPr>
-      <w:r>
-        <w:tab/>
-      </w:r>
-      <w:r>
-        <w:tab/>
-        <w:t>this.mobileNumber = mobileNumber;</w:t>
+        <w:t xml:space="preserve">public void </w:t>
+      </w:r>
+      <w:proofErr w:type="spellStart"/>
+      <w:proofErr w:type="gramStart"/>
+      <w:r>
+        <w:t>setMobileNumber</w:t>
+      </w:r>
+      <w:proofErr w:type="spellEnd"/>
+      <w:r>
+        <w:t>(</w:t>
+      </w:r>
+      <w:proofErr w:type="gramEnd"/>
+      <w:r>
+        <w:t xml:space="preserve">String </w:t>
+      </w:r>
+      <w:proofErr w:type="spellStart"/>
+      <w:r>
+        <w:t>mobileNumber</w:t>
+      </w:r>
+      <w:proofErr w:type="spellEnd"/>
+      <w:r>
+        <w:t>) {</w:t>
+      </w:r>
+    </w:p>
+    <w:p>
+      <w:pPr>
+        <w:ind w:left="1440" w:firstLine="720"/>
+      </w:pPr>
+      <w:r>
+        <w:tab/>
+      </w:r>
+      <w:r>
+        <w:tab/>
+      </w:r>
+      <w:proofErr w:type="spellStart"/>
+      <w:proofErr w:type="gramStart"/>
+      <w:r>
+        <w:t>this.mobileNumber</w:t>
+      </w:r>
+      <w:proofErr w:type="spellEnd"/>
+      <w:proofErr w:type="gramEnd"/>
+      <w:r>
+        <w:t xml:space="preserve"> = </w:t>
+      </w:r>
+      <w:proofErr w:type="spellStart"/>
+      <w:r>
+        <w:t>mobileNumber</w:t>
+      </w:r>
+      <w:proofErr w:type="spellEnd"/>
+      <w:r>
+        <w:t>;</w:t>
       </w:r>
     </w:p>
     <w:p>
@@ -17024,19 +19534,40 @@
       </w:pPr>
       <w:r>
         <w:tab/>
-        <w:t>public String getMailId() {</w:t>
-      </w:r>
-    </w:p>
-    <w:p>
-      <w:pPr>
-        <w:ind w:left="1440" w:firstLine="720"/>
-      </w:pPr>
-      <w:r>
-        <w:tab/>
-      </w:r>
-      <w:r>
-        <w:tab/>
-        <w:t>return mailId;</w:t>
+        <w:t xml:space="preserve">public String </w:t>
+      </w:r>
+      <w:proofErr w:type="spellStart"/>
+      <w:proofErr w:type="gramStart"/>
+      <w:r>
+        <w:t>getMailId</w:t>
+      </w:r>
+      <w:proofErr w:type="spellEnd"/>
+      <w:r>
+        <w:t>(</w:t>
+      </w:r>
+      <w:proofErr w:type="gramEnd"/>
+      <w:r>
+        <w:t>) {</w:t>
+      </w:r>
+    </w:p>
+    <w:p>
+      <w:pPr>
+        <w:ind w:left="1440" w:firstLine="720"/>
+      </w:pPr>
+      <w:r>
+        <w:tab/>
+      </w:r>
+      <w:r>
+        <w:tab/>
+        <w:t xml:space="preserve">return </w:t>
+      </w:r>
+      <w:proofErr w:type="spellStart"/>
+      <w:r>
+        <w:t>mailId</w:t>
+      </w:r>
+      <w:proofErr w:type="spellEnd"/>
+      <w:r>
+        <w:t>;</w:t>
       </w:r>
     </w:p>
     <w:p>
@@ -17060,19 +19591,57 @@
       </w:pPr>
       <w:r>
         <w:tab/>
-        <w:t>public void setMailId(String mailId) {</w:t>
-      </w:r>
-    </w:p>
-    <w:p>
-      <w:pPr>
-        <w:ind w:left="1440" w:firstLine="720"/>
-      </w:pPr>
-      <w:r>
-        <w:tab/>
-      </w:r>
-      <w:r>
-        <w:tab/>
-        <w:t>this.mailId = mailId;</w:t>
+        <w:t xml:space="preserve">public void </w:t>
+      </w:r>
+      <w:proofErr w:type="spellStart"/>
+      <w:proofErr w:type="gramStart"/>
+      <w:r>
+        <w:t>setMailId</w:t>
+      </w:r>
+      <w:proofErr w:type="spellEnd"/>
+      <w:r>
+        <w:t>(</w:t>
+      </w:r>
+      <w:proofErr w:type="gramEnd"/>
+      <w:r>
+        <w:t xml:space="preserve">String </w:t>
+      </w:r>
+      <w:proofErr w:type="spellStart"/>
+      <w:r>
+        <w:t>mailId</w:t>
+      </w:r>
+      <w:proofErr w:type="spellEnd"/>
+      <w:r>
+        <w:t>) {</w:t>
+      </w:r>
+    </w:p>
+    <w:p>
+      <w:pPr>
+        <w:ind w:left="1440" w:firstLine="720"/>
+      </w:pPr>
+      <w:r>
+        <w:tab/>
+      </w:r>
+      <w:r>
+        <w:tab/>
+      </w:r>
+      <w:proofErr w:type="spellStart"/>
+      <w:proofErr w:type="gramStart"/>
+      <w:r>
+        <w:t>this.mailId</w:t>
+      </w:r>
+      <w:proofErr w:type="spellEnd"/>
+      <w:proofErr w:type="gramEnd"/>
+      <w:r>
+        <w:t xml:space="preserve"> = </w:t>
+      </w:r>
+      <w:proofErr w:type="spellStart"/>
+      <w:r>
+        <w:t>mailId</w:t>
+      </w:r>
+      <w:proofErr w:type="spellEnd"/>
+      <w:r>
+        <w:t>;</w:t>
       </w:r>
     </w:p>
     <w:p>
@@ -17095,7 +19664,20 @@
       </w:pPr>
       <w:r>
         <w:tab/>
-        <w:t>public Date getDob() {</w:t>
+        <w:t xml:space="preserve">public Date </w:t>
+      </w:r>
+      <w:proofErr w:type="spellStart"/>
+      <w:proofErr w:type="gramStart"/>
+      <w:r>
+        <w:t>getDob</w:t>
+      </w:r>
+      <w:proofErr w:type="spellEnd"/>
+      <w:r>
+        <w:t>(</w:t>
+      </w:r>
+      <w:proofErr w:type="gramEnd"/>
+      <w:r>
+        <w:t>) {</w:t>
       </w:r>
     </w:p>
     <w:p>
@@ -17130,19 +19712,39 @@
       </w:pPr>
       <w:r>
         <w:tab/>
-        <w:t>public void setDob(Date dob) {</w:t>
-      </w:r>
-    </w:p>
-    <w:p>
-      <w:pPr>
-        <w:ind w:left="1440" w:firstLine="720"/>
-      </w:pPr>
-      <w:r>
-        <w:tab/>
-      </w:r>
-      <w:r>
-        <w:tab/>
-        <w:t>this.dob = dob;</w:t>
+        <w:t xml:space="preserve">public void </w:t>
+      </w:r>
+      <w:proofErr w:type="spellStart"/>
+      <w:proofErr w:type="gramStart"/>
+      <w:r>
+        <w:t>setDob</w:t>
+      </w:r>
+      <w:proofErr w:type="spellEnd"/>
+      <w:r>
+        <w:t>(</w:t>
+      </w:r>
+      <w:proofErr w:type="gramEnd"/>
+      <w:r>
+        <w:t>Date dob) {</w:t>
+      </w:r>
+    </w:p>
+    <w:p>
+      <w:pPr>
+        <w:ind w:left="1440" w:firstLine="720"/>
+      </w:pPr>
+      <w:r>
+        <w:tab/>
+      </w:r>
+      <w:r>
+        <w:tab/>
+      </w:r>
+      <w:proofErr w:type="spellStart"/>
+      <w:r>
+        <w:t>this.dob</w:t>
+      </w:r>
+      <w:proofErr w:type="spellEnd"/>
+      <w:r>
+        <w:t xml:space="preserve"> = dob;</w:t>
       </w:r>
     </w:p>
     <w:p>
@@ -17168,127 +19770,294 @@
       </w:pPr>
       <w:r>
         <w:tab/>
-        <w:t>public static List&lt;Contact&gt; prefill()throws ParseException{</w:t>
-      </w:r>
-    </w:p>
-    <w:p>
-      <w:pPr>
-        <w:ind w:left="1440" w:firstLine="720"/>
-      </w:pPr>
-      <w:r>
-        <w:tab/>
-      </w:r>
-      <w:r>
-        <w:tab/>
-        <w:t>List&lt;Contact&gt; contactList = new ArrayList&lt;&gt;();</w:t>
-      </w:r>
-    </w:p>
-    <w:p>
-      <w:pPr>
-        <w:ind w:left="1440" w:firstLine="720"/>
-      </w:pPr>
-      <w:r>
-        <w:tab/>
-      </w:r>
-      <w:r>
-        <w:tab/>
-        <w:t>SimpleDateFormat sdf=new SimpleDateFormat("dd/MM/yyyy");</w:t>
-      </w:r>
-    </w:p>
-    <w:p>
-      <w:pPr>
-        <w:ind w:left="1440" w:firstLine="720"/>
-      </w:pPr>
-      <w:r>
-        <w:tab/>
-      </w:r>
-      <w:r>
-        <w:tab/>
-        <w:t>contactList.add(new Contact("John","9876543210","john@gmail.com",sdf.parse("31/01/1990")));</w:t>
-      </w:r>
-    </w:p>
-    <w:p>
-      <w:pPr>
-        <w:ind w:left="1440" w:firstLine="720"/>
-      </w:pPr>
-      <w:r>
-        <w:tab/>
-      </w:r>
-      <w:r>
-        <w:tab/>
-        <w:t>contactList.add(new Contact("Grace","9898798652","grace@gmail.com",sdf.parse("27/02/1987")));</w:t>
-      </w:r>
-    </w:p>
-    <w:p>
-      <w:pPr>
-        <w:ind w:left="1440" w:firstLine="720"/>
-      </w:pPr>
-      <w:r>
-        <w:tab/>
-      </w:r>
-      <w:r>
-        <w:tab/>
-        <w:t>contactList.add(new Contact("Wayne","9787621230","wayne@gmail.com",sdf.parse("15/09/1988")));</w:t>
-      </w:r>
-    </w:p>
-    <w:p>
-      <w:pPr>
-        <w:ind w:left="1440" w:firstLine="720"/>
-      </w:pPr>
-      <w:r>
-        <w:tab/>
-      </w:r>
-      <w:r>
-        <w:tab/>
-        <w:t>contactList.add(new Contact("Joe","9879865898","joe@gmail.com",sdf.parse("23/07/1992")));</w:t>
-      </w:r>
-    </w:p>
-    <w:p>
-      <w:pPr>
-        <w:ind w:left="1440" w:firstLine="720"/>
-      </w:pPr>
-      <w:r>
-        <w:tab/>
-      </w:r>
-      <w:r>
-        <w:tab/>
-        <w:t>contactList.add(new Contact("David","9856985620","david@gmail.com",sdf.parse("24/05/1982")));</w:t>
-      </w:r>
-    </w:p>
-    <w:p>
-      <w:pPr>
-        <w:ind w:left="1440" w:firstLine="720"/>
-      </w:pPr>
-      <w:r>
-        <w:tab/>
-      </w:r>
-      <w:r>
-        <w:tab/>
-        <w:t>contactList.add(new Contact("Jane","9765659820","jane@gmail.com",sdf.parse("13/03/1993")));</w:t>
-      </w:r>
-    </w:p>
-    <w:p>
-      <w:pPr>
-        <w:ind w:left="1440" w:firstLine="720"/>
-      </w:pPr>
-      <w:r>
-        <w:tab/>
-      </w:r>
-      <w:r>
-        <w:tab/>
-        <w:t>contactList.add(new Contact("Choe","9595878580","choe@gmail.com",sdf.parse("26/09/1989")));</w:t>
-      </w:r>
-    </w:p>
-    <w:p>
-      <w:pPr>
-        <w:ind w:left="1440" w:firstLine="720"/>
-      </w:pPr>
-      <w:r>
-        <w:tab/>
-      </w:r>
-      <w:r>
-        <w:tab/>
-        <w:t>contactList.add(new Contact("Chris","9659659790","chris@gmail.com",sdf.parse("15/03/1993")));</w:t>
+        <w:t xml:space="preserve">public static List&lt;Contact&gt; </w:t>
+      </w:r>
+      <w:proofErr w:type="gramStart"/>
+      <w:r>
+        <w:t>prefill(</w:t>
+      </w:r>
+      <w:proofErr w:type="gramEnd"/>
+      <w:r>
+        <w:t xml:space="preserve">)throws </w:t>
+      </w:r>
+      <w:proofErr w:type="spellStart"/>
+      <w:r>
+        <w:t>ParseException</w:t>
+      </w:r>
+      <w:proofErr w:type="spellEnd"/>
+      <w:r>
+        <w:t>{</w:t>
+      </w:r>
+    </w:p>
+    <w:p>
+      <w:pPr>
+        <w:ind w:left="1440" w:firstLine="720"/>
+      </w:pPr>
+      <w:r>
+        <w:tab/>
+      </w:r>
+      <w:r>
+        <w:tab/>
+        <w:t xml:space="preserve">List&lt;Contact&gt; </w:t>
+      </w:r>
+      <w:proofErr w:type="spellStart"/>
+      <w:r>
+        <w:t>contactList</w:t>
+      </w:r>
+      <w:proofErr w:type="spellEnd"/>
+      <w:r>
+        <w:t xml:space="preserve"> = new </w:t>
+      </w:r>
+      <w:proofErr w:type="spellStart"/>
+      <w:r>
+        <w:t>ArrayList</w:t>
+      </w:r>
+      <w:proofErr w:type="spellEnd"/>
+      <w:r>
+        <w:t>&lt;</w:t>
+      </w:r>
+      <w:proofErr w:type="gramStart"/>
+      <w:r>
+        <w:t>&gt;(</w:t>
+      </w:r>
+      <w:proofErr w:type="gramEnd"/>
+      <w:r>
+        <w:t>);</w:t>
+      </w:r>
+    </w:p>
+    <w:p>
+      <w:pPr>
+        <w:ind w:left="1440" w:firstLine="720"/>
+      </w:pPr>
+      <w:r>
+        <w:tab/>
+      </w:r>
+      <w:r>
+        <w:tab/>
+      </w:r>
+      <w:proofErr w:type="spellStart"/>
+      <w:r>
+        <w:t>SimpleDateFormat</w:t>
+      </w:r>
+      <w:proofErr w:type="spellEnd"/>
+      <w:r>
+        <w:t xml:space="preserve"> </w:t>
+      </w:r>
+      <w:proofErr w:type="spellStart"/>
+      <w:r>
+        <w:t>sdf</w:t>
+      </w:r>
+      <w:proofErr w:type="spellEnd"/>
+      <w:r>
+        <w:t xml:space="preserve">=new </w:t>
+      </w:r>
+      <w:proofErr w:type="spellStart"/>
+      <w:r>
+        <w:t>SimpleDateFormat</w:t>
+      </w:r>
+      <w:proofErr w:type="spellEnd"/>
+      <w:r>
+        <w:t>("dd/MM/</w:t>
+      </w:r>
+      <w:proofErr w:type="spellStart"/>
+      <w:r>
+        <w:t>yyyy</w:t>
+      </w:r>
+      <w:proofErr w:type="spellEnd"/>
+      <w:r>
+        <w:t>");</w:t>
+      </w:r>
+    </w:p>
+    <w:p>
+      <w:pPr>
+        <w:ind w:left="1440" w:firstLine="720"/>
+      </w:pPr>
+      <w:r>
+        <w:tab/>
+      </w:r>
+      <w:r>
+        <w:tab/>
+      </w:r>
+      <w:proofErr w:type="spellStart"/>
+      <w:proofErr w:type="gramStart"/>
+      <w:r>
+        <w:t>contactList.add</w:t>
+      </w:r>
+      <w:proofErr w:type="spellEnd"/>
+      <w:r>
+        <w:t>(</w:t>
+      </w:r>
+      <w:proofErr w:type="gramEnd"/>
+      <w:r>
+        <w:t>new Contact("John","9876543210","john@gmail.com",sdf.parse("31/01/1990")));</w:t>
+      </w:r>
+    </w:p>
+    <w:p>
+      <w:pPr>
+        <w:ind w:left="1440" w:firstLine="720"/>
+      </w:pPr>
+      <w:r>
+        <w:tab/>
+      </w:r>
+      <w:r>
+        <w:tab/>
+      </w:r>
+      <w:proofErr w:type="spellStart"/>
+      <w:proofErr w:type="gramStart"/>
+      <w:r>
+        <w:t>contactList.add</w:t>
+      </w:r>
+      <w:proofErr w:type="spellEnd"/>
+      <w:r>
+        <w:t>(</w:t>
+      </w:r>
+      <w:proofErr w:type="gramEnd"/>
+      <w:r>
+        <w:t>new Contact("Grace","9898798652","grace@gmail.com",sdf.parse("27/02/1987")));</w:t>
+      </w:r>
+    </w:p>
+    <w:p>
+      <w:pPr>
+        <w:ind w:left="1440" w:firstLine="720"/>
+      </w:pPr>
+      <w:r>
+        <w:tab/>
+      </w:r>
+      <w:r>
+        <w:tab/>
+      </w:r>
+      <w:proofErr w:type="spellStart"/>
+      <w:proofErr w:type="gramStart"/>
+      <w:r>
+        <w:t>contactList.add</w:t>
+      </w:r>
+      <w:proofErr w:type="spellEnd"/>
+      <w:r>
+        <w:t>(</w:t>
+      </w:r>
+      <w:proofErr w:type="gramEnd"/>
+      <w:r>
+        <w:t>new Contact("Wayne","9787621230","wayne@gmail.com",sdf.parse("15/09/1988")));</w:t>
+      </w:r>
+    </w:p>
+    <w:p>
+      <w:pPr>
+        <w:ind w:left="1440" w:firstLine="720"/>
+      </w:pPr>
+      <w:r>
+        <w:tab/>
+      </w:r>
+      <w:r>
+        <w:tab/>
+      </w:r>
+      <w:proofErr w:type="spellStart"/>
+      <w:proofErr w:type="gramStart"/>
+      <w:r>
+        <w:t>contactList.add</w:t>
+      </w:r>
+      <w:proofErr w:type="spellEnd"/>
+      <w:r>
+        <w:t>(</w:t>
+      </w:r>
+      <w:proofErr w:type="gramEnd"/>
+      <w:r>
+        <w:t>new Contact("Joe","9879865898","joe@gmail.com",sdf.parse("23/07/1992")));</w:t>
+      </w:r>
+    </w:p>
+    <w:p>
+      <w:pPr>
+        <w:ind w:left="1440" w:firstLine="720"/>
+      </w:pPr>
+      <w:r>
+        <w:tab/>
+      </w:r>
+      <w:r>
+        <w:tab/>
+      </w:r>
+      <w:proofErr w:type="spellStart"/>
+      <w:proofErr w:type="gramStart"/>
+      <w:r>
+        <w:t>contactList.add</w:t>
+      </w:r>
+      <w:proofErr w:type="spellEnd"/>
+      <w:r>
+        <w:t>(</w:t>
+      </w:r>
+      <w:proofErr w:type="gramEnd"/>
+      <w:r>
+        <w:t>new Contact("David","9856985620","david@gmail.com",sdf.parse("24/05/1982")));</w:t>
+      </w:r>
+    </w:p>
+    <w:p>
+      <w:pPr>
+        <w:ind w:left="1440" w:firstLine="720"/>
+      </w:pPr>
+      <w:r>
+        <w:tab/>
+      </w:r>
+      <w:r>
+        <w:tab/>
+      </w:r>
+      <w:proofErr w:type="spellStart"/>
+      <w:proofErr w:type="gramStart"/>
+      <w:r>
+        <w:t>contactList.add</w:t>
+      </w:r>
+      <w:proofErr w:type="spellEnd"/>
+      <w:r>
+        <w:t>(</w:t>
+      </w:r>
+      <w:proofErr w:type="gramEnd"/>
+      <w:r>
+        <w:t>new Contact("Jane","9765659820","jane@gmail.com",sdf.parse("13/03/1993")));</w:t>
+      </w:r>
+    </w:p>
+    <w:p>
+      <w:pPr>
+        <w:ind w:left="1440" w:firstLine="720"/>
+      </w:pPr>
+      <w:r>
+        <w:tab/>
+      </w:r>
+      <w:r>
+        <w:tab/>
+      </w:r>
+      <w:proofErr w:type="spellStart"/>
+      <w:proofErr w:type="gramStart"/>
+      <w:r>
+        <w:t>contactList.add</w:t>
+      </w:r>
+      <w:proofErr w:type="spellEnd"/>
+      <w:r>
+        <w:t>(</w:t>
+      </w:r>
+      <w:proofErr w:type="gramEnd"/>
+      <w:r>
+        <w:t>new Contact("Choe","9595878580","choe@gmail.com",sdf.parse("26/09/1989")));</w:t>
+      </w:r>
+    </w:p>
+    <w:p>
+      <w:pPr>
+        <w:ind w:left="1440" w:firstLine="720"/>
+      </w:pPr>
+      <w:r>
+        <w:tab/>
+      </w:r>
+      <w:r>
+        <w:tab/>
+      </w:r>
+      <w:proofErr w:type="spellStart"/>
+      <w:proofErr w:type="gramStart"/>
+      <w:r>
+        <w:t>contactList.add</w:t>
+      </w:r>
+      <w:proofErr w:type="spellEnd"/>
+      <w:r>
+        <w:t>(</w:t>
+      </w:r>
+      <w:proofErr w:type="gramEnd"/>
+      <w:r>
+        <w:t>new Contact("Chris","9659659790","chris@gmail.com",sdf.parse("15/03/1993")));</w:t>
       </w:r>
     </w:p>
     <w:p>
@@ -17301,7 +20070,15 @@
       </w:r>
       <w:r>
         <w:tab/>
-        <w:t>return contactList;</w:t>
+        <w:t xml:space="preserve">return </w:t>
+      </w:r>
+      <w:proofErr w:type="spellStart"/>
+      <w:r>
+        <w:t>contactList</w:t>
+      </w:r>
+      <w:proofErr w:type="spellEnd"/>
+      <w:r>
+        <w:t>;</w:t>
       </w:r>
     </w:p>
     <w:p>
@@ -17349,7 +20126,20 @@
         <w:ind w:left="1440" w:firstLine="720"/>
       </w:pPr>
       <w:r>
-        <w:t>import java.util.Date;</w:t>
+        <w:t xml:space="preserve">import </w:t>
+      </w:r>
+      <w:proofErr w:type="spellStart"/>
+      <w:proofErr w:type="gramStart"/>
+      <w:r>
+        <w:t>java.util</w:t>
+      </w:r>
+      <w:proofErr w:type="gramEnd"/>
+      <w:r>
+        <w:t>.Date</w:t>
+      </w:r>
+      <w:proofErr w:type="spellEnd"/>
+      <w:r>
+        <w:t>;</w:t>
       </w:r>
     </w:p>
     <w:p>
@@ -17380,7 +20170,15 @@
       </w:pPr>
       <w:r>
         <w:tab/>
-        <w:t>private String callType;</w:t>
+        <w:t xml:space="preserve">private String </w:t>
+      </w:r>
+      <w:proofErr w:type="spellStart"/>
+      <w:r>
+        <w:t>callType</w:t>
+      </w:r>
+      <w:proofErr w:type="spellEnd"/>
+      <w:r>
+        <w:t>;</w:t>
       </w:r>
     </w:p>
     <w:p>
@@ -17407,131 +20205,248 @@
       </w:pPr>
       <w:r>
         <w:tab/>
-        <w:t>private Date date;</w:t>
-      </w:r>
-    </w:p>
-    <w:p>
-      <w:pPr>
-        <w:ind w:left="1440" w:firstLine="720"/>
-      </w:pPr>
-      <w:r>
-        <w:tab/>
-        <w:t>private Contact contact;</w:t>
-      </w:r>
-    </w:p>
-    <w:p>
-      <w:pPr>
-        <w:ind w:left="1440" w:firstLine="720"/>
-      </w:pPr>
-      <w:r>
-        <w:tab/>
-      </w:r>
-    </w:p>
-    <w:p>
-      <w:pPr>
-        <w:ind w:left="1440" w:firstLine="720"/>
-      </w:pPr>
-      <w:r>
-        <w:tab/>
-        <w:t>public Call() {}</w:t>
-      </w:r>
-    </w:p>
-    <w:p>
-      <w:pPr>
-        <w:ind w:left="1440" w:firstLine="720"/>
-      </w:pPr>
-    </w:p>
-    <w:p>
-      <w:pPr>
-        <w:ind w:left="1440" w:firstLine="720"/>
-      </w:pPr>
-      <w:r>
-        <w:tab/>
-        <w:t>public Call(String type, String callType, Double cost, Date duration, Date date, Contact contact) {</w:t>
-      </w:r>
-    </w:p>
-    <w:p>
-      <w:pPr>
-        <w:ind w:left="1440" w:firstLine="720"/>
-      </w:pPr>
-      <w:r>
-        <w:tab/>
-      </w:r>
-      <w:r>
-        <w:tab/>
-        <w:t>super();</w:t>
-      </w:r>
-    </w:p>
-    <w:p>
-      <w:pPr>
-        <w:ind w:left="1440" w:firstLine="720"/>
-      </w:pPr>
-      <w:r>
-        <w:tab/>
-      </w:r>
-      <w:r>
-        <w:tab/>
-        <w:t>this.type = type;</w:t>
-      </w:r>
-    </w:p>
-    <w:p>
-      <w:pPr>
-        <w:ind w:left="1440" w:firstLine="720"/>
-      </w:pPr>
-      <w:r>
-        <w:tab/>
-      </w:r>
-      <w:r>
-        <w:tab/>
-        <w:t>this.callType = callType;</w:t>
-      </w:r>
-    </w:p>
-    <w:p>
-      <w:pPr>
-        <w:ind w:left="1440" w:firstLine="720"/>
-      </w:pPr>
-      <w:r>
-        <w:tab/>
-      </w:r>
-      <w:r>
-        <w:tab/>
-        <w:t>this.cost = cost;</w:t>
-      </w:r>
-    </w:p>
-    <w:p>
-      <w:pPr>
-        <w:ind w:left="1440" w:firstLine="720"/>
-      </w:pPr>
-      <w:r>
-        <w:tab/>
-      </w:r>
-      <w:r>
-        <w:tab/>
-        <w:t>this.duration = duration;</w:t>
-      </w:r>
-    </w:p>
-    <w:p>
-      <w:pPr>
-        <w:ind w:left="1440" w:firstLine="720"/>
-      </w:pPr>
-      <w:r>
-        <w:tab/>
-      </w:r>
-      <w:r>
-        <w:tab/>
-        <w:t>this.date = date;</w:t>
-      </w:r>
-    </w:p>
-    <w:p>
-      <w:pPr>
-        <w:ind w:left="1440" w:firstLine="720"/>
-      </w:pPr>
-      <w:r>
-        <w:tab/>
-      </w:r>
-      <w:r>
-        <w:tab/>
-        <w:t>this.contact = contact;</w:t>
+        <w:t xml:space="preserve">private Date </w:t>
+      </w:r>
+      <w:proofErr w:type="spellStart"/>
+      <w:r>
+        <w:t>date</w:t>
+      </w:r>
+      <w:proofErr w:type="spellEnd"/>
+      <w:r>
+        <w:t>;</w:t>
+      </w:r>
+    </w:p>
+    <w:p>
+      <w:pPr>
+        <w:ind w:left="1440" w:firstLine="720"/>
+      </w:pPr>
+      <w:r>
+        <w:tab/>
+        <w:t xml:space="preserve">private Contact </w:t>
+      </w:r>
+      <w:proofErr w:type="spellStart"/>
+      <w:r>
+        <w:t>contact</w:t>
+      </w:r>
+      <w:proofErr w:type="spellEnd"/>
+      <w:r>
+        <w:t>;</w:t>
+      </w:r>
+    </w:p>
+    <w:p>
+      <w:pPr>
+        <w:ind w:left="1440" w:firstLine="720"/>
+      </w:pPr>
+      <w:r>
+        <w:tab/>
+      </w:r>
+    </w:p>
+    <w:p>
+      <w:pPr>
+        <w:ind w:left="1440" w:firstLine="720"/>
+      </w:pPr>
+      <w:r>
+        <w:tab/>
+        <w:t xml:space="preserve">public </w:t>
+      </w:r>
+      <w:proofErr w:type="gramStart"/>
+      <w:r>
+        <w:t>Call(</w:t>
+      </w:r>
+      <w:proofErr w:type="gramEnd"/>
+      <w:r>
+        <w:t>) {}</w:t>
+      </w:r>
+    </w:p>
+    <w:p>
+      <w:pPr>
+        <w:ind w:left="1440" w:firstLine="720"/>
+      </w:pPr>
+    </w:p>
+    <w:p>
+      <w:pPr>
+        <w:ind w:left="1440" w:firstLine="720"/>
+      </w:pPr>
+      <w:r>
+        <w:tab/>
+        <w:t xml:space="preserve">public </w:t>
+      </w:r>
+      <w:proofErr w:type="gramStart"/>
+      <w:r>
+        <w:t>Call(</w:t>
+      </w:r>
+      <w:proofErr w:type="gramEnd"/>
+      <w:r>
+        <w:t xml:space="preserve">String type, String </w:t>
+      </w:r>
+      <w:proofErr w:type="spellStart"/>
+      <w:r>
+        <w:t>callType</w:t>
+      </w:r>
+      <w:proofErr w:type="spellEnd"/>
+      <w:r>
+        <w:t xml:space="preserve">, Double cost, Date duration, Date </w:t>
+      </w:r>
+      <w:proofErr w:type="spellStart"/>
+      <w:r>
+        <w:t>date</w:t>
+      </w:r>
+      <w:proofErr w:type="spellEnd"/>
+      <w:r>
+        <w:t>, Contact contact) {</w:t>
+      </w:r>
+    </w:p>
+    <w:p>
+      <w:pPr>
+        <w:ind w:left="1440" w:firstLine="720"/>
+      </w:pPr>
+      <w:r>
+        <w:tab/>
+      </w:r>
+      <w:r>
+        <w:tab/>
+      </w:r>
+      <w:proofErr w:type="gramStart"/>
+      <w:r>
+        <w:t>super(</w:t>
+      </w:r>
+      <w:proofErr w:type="gramEnd"/>
+      <w:r>
+        <w:t>);</w:t>
+      </w:r>
+    </w:p>
+    <w:p>
+      <w:pPr>
+        <w:ind w:left="1440" w:firstLine="720"/>
+      </w:pPr>
+      <w:r>
+        <w:tab/>
+      </w:r>
+      <w:r>
+        <w:tab/>
+      </w:r>
+      <w:proofErr w:type="spellStart"/>
+      <w:proofErr w:type="gramStart"/>
+      <w:r>
+        <w:t>this.type</w:t>
+      </w:r>
+      <w:proofErr w:type="spellEnd"/>
+      <w:proofErr w:type="gramEnd"/>
+      <w:r>
+        <w:t xml:space="preserve"> = type;</w:t>
+      </w:r>
+    </w:p>
+    <w:p>
+      <w:pPr>
+        <w:ind w:left="1440" w:firstLine="720"/>
+      </w:pPr>
+      <w:r>
+        <w:tab/>
+      </w:r>
+      <w:r>
+        <w:tab/>
+      </w:r>
+      <w:proofErr w:type="spellStart"/>
+      <w:proofErr w:type="gramStart"/>
+      <w:r>
+        <w:t>this.callType</w:t>
+      </w:r>
+      <w:proofErr w:type="spellEnd"/>
+      <w:proofErr w:type="gramEnd"/>
+      <w:r>
+        <w:t xml:space="preserve"> = </w:t>
+      </w:r>
+      <w:proofErr w:type="spellStart"/>
+      <w:r>
+        <w:t>callType</w:t>
+      </w:r>
+      <w:proofErr w:type="spellEnd"/>
+      <w:r>
+        <w:t>;</w:t>
+      </w:r>
+    </w:p>
+    <w:p>
+      <w:pPr>
+        <w:ind w:left="1440" w:firstLine="720"/>
+      </w:pPr>
+      <w:r>
+        <w:tab/>
+      </w:r>
+      <w:r>
+        <w:tab/>
+      </w:r>
+      <w:proofErr w:type="spellStart"/>
+      <w:proofErr w:type="gramStart"/>
+      <w:r>
+        <w:t>this.cost</w:t>
+      </w:r>
+      <w:proofErr w:type="spellEnd"/>
+      <w:proofErr w:type="gramEnd"/>
+      <w:r>
+        <w:t xml:space="preserve"> = cost;</w:t>
+      </w:r>
+    </w:p>
+    <w:p>
+      <w:pPr>
+        <w:ind w:left="1440" w:firstLine="720"/>
+      </w:pPr>
+      <w:r>
+        <w:tab/>
+      </w:r>
+      <w:r>
+        <w:tab/>
+      </w:r>
+      <w:proofErr w:type="spellStart"/>
+      <w:proofErr w:type="gramStart"/>
+      <w:r>
+        <w:t>this.duration</w:t>
+      </w:r>
+      <w:proofErr w:type="spellEnd"/>
+      <w:proofErr w:type="gramEnd"/>
+      <w:r>
+        <w:t xml:space="preserve"> = duration;</w:t>
+      </w:r>
+    </w:p>
+    <w:p>
+      <w:pPr>
+        <w:ind w:left="1440" w:firstLine="720"/>
+      </w:pPr>
+      <w:r>
+        <w:tab/>
+      </w:r>
+      <w:r>
+        <w:tab/>
+      </w:r>
+      <w:proofErr w:type="spellStart"/>
+      <w:proofErr w:type="gramStart"/>
+      <w:r>
+        <w:t>this.date</w:t>
+      </w:r>
+      <w:proofErr w:type="spellEnd"/>
+      <w:proofErr w:type="gramEnd"/>
+      <w:r>
+        <w:t xml:space="preserve"> = date;</w:t>
+      </w:r>
+    </w:p>
+    <w:p>
+      <w:pPr>
+        <w:ind w:left="1440" w:firstLine="720"/>
+      </w:pPr>
+      <w:r>
+        <w:tab/>
+      </w:r>
+      <w:r>
+        <w:tab/>
+      </w:r>
+      <w:proofErr w:type="spellStart"/>
+      <w:proofErr w:type="gramStart"/>
+      <w:r>
+        <w:t>this.contact</w:t>
+      </w:r>
+      <w:proofErr w:type="spellEnd"/>
+      <w:proofErr w:type="gramEnd"/>
+      <w:r>
+        <w:t xml:space="preserve"> = contact;</w:t>
       </w:r>
     </w:p>
     <w:p>
@@ -17554,7 +20469,20 @@
       </w:pPr>
       <w:r>
         <w:tab/>
-        <w:t>public String getType() {</w:t>
+        <w:t xml:space="preserve">public String </w:t>
+      </w:r>
+      <w:proofErr w:type="spellStart"/>
+      <w:proofErr w:type="gramStart"/>
+      <w:r>
+        <w:t>getType</w:t>
+      </w:r>
+      <w:proofErr w:type="spellEnd"/>
+      <w:r>
+        <w:t>(</w:t>
+      </w:r>
+      <w:proofErr w:type="gramEnd"/>
+      <w:r>
+        <w:t>) {</w:t>
       </w:r>
     </w:p>
     <w:p>
@@ -17590,19 +20518,41 @@
       </w:pPr>
       <w:r>
         <w:tab/>
-        <w:t>public void setType(String type) {</w:t>
-      </w:r>
-    </w:p>
-    <w:p>
-      <w:pPr>
-        <w:ind w:left="1440" w:firstLine="720"/>
-      </w:pPr>
-      <w:r>
-        <w:tab/>
-      </w:r>
-      <w:r>
-        <w:tab/>
-        <w:t>this.type = type;</w:t>
+        <w:t xml:space="preserve">public void </w:t>
+      </w:r>
+      <w:proofErr w:type="spellStart"/>
+      <w:proofErr w:type="gramStart"/>
+      <w:r>
+        <w:t>setType</w:t>
+      </w:r>
+      <w:proofErr w:type="spellEnd"/>
+      <w:r>
+        <w:t>(</w:t>
+      </w:r>
+      <w:proofErr w:type="gramEnd"/>
+      <w:r>
+        <w:t>String type) {</w:t>
+      </w:r>
+    </w:p>
+    <w:p>
+      <w:pPr>
+        <w:ind w:left="1440" w:firstLine="720"/>
+      </w:pPr>
+      <w:r>
+        <w:tab/>
+      </w:r>
+      <w:r>
+        <w:tab/>
+      </w:r>
+      <w:proofErr w:type="spellStart"/>
+      <w:proofErr w:type="gramStart"/>
+      <w:r>
+        <w:t>this.type</w:t>
+      </w:r>
+      <w:proofErr w:type="spellEnd"/>
+      <w:proofErr w:type="gramEnd"/>
+      <w:r>
+        <w:t xml:space="preserve"> = type;</w:t>
       </w:r>
     </w:p>
     <w:p>
@@ -17625,19 +20575,40 @@
       </w:pPr>
       <w:r>
         <w:tab/>
-        <w:t>public String getCallType() {</w:t>
-      </w:r>
-    </w:p>
-    <w:p>
-      <w:pPr>
-        <w:ind w:left="1440" w:firstLine="720"/>
-      </w:pPr>
-      <w:r>
-        <w:tab/>
-      </w:r>
-      <w:r>
-        <w:tab/>
-        <w:t>return callType;</w:t>
+        <w:t xml:space="preserve">public String </w:t>
+      </w:r>
+      <w:proofErr w:type="spellStart"/>
+      <w:proofErr w:type="gramStart"/>
+      <w:r>
+        <w:t>getCallType</w:t>
+      </w:r>
+      <w:proofErr w:type="spellEnd"/>
+      <w:r>
+        <w:t>(</w:t>
+      </w:r>
+      <w:proofErr w:type="gramEnd"/>
+      <w:r>
+        <w:t>) {</w:t>
+      </w:r>
+    </w:p>
+    <w:p>
+      <w:pPr>
+        <w:ind w:left="1440" w:firstLine="720"/>
+      </w:pPr>
+      <w:r>
+        <w:tab/>
+      </w:r>
+      <w:r>
+        <w:tab/>
+        <w:t xml:space="preserve">return </w:t>
+      </w:r>
+      <w:proofErr w:type="spellStart"/>
+      <w:r>
+        <w:t>callType</w:t>
+      </w:r>
+      <w:proofErr w:type="spellEnd"/>
+      <w:r>
+        <w:t>;</w:t>
       </w:r>
     </w:p>
     <w:p>
@@ -17660,19 +20631,57 @@
       </w:pPr>
       <w:r>
         <w:tab/>
-        <w:t>public void setCallType(String callType) {</w:t>
-      </w:r>
-    </w:p>
-    <w:p>
-      <w:pPr>
-        <w:ind w:left="1440" w:firstLine="720"/>
-      </w:pPr>
-      <w:r>
-        <w:tab/>
-      </w:r>
-      <w:r>
-        <w:tab/>
-        <w:t>this.callType = callType;</w:t>
+        <w:t xml:space="preserve">public void </w:t>
+      </w:r>
+      <w:proofErr w:type="spellStart"/>
+      <w:proofErr w:type="gramStart"/>
+      <w:r>
+        <w:t>setCallType</w:t>
+      </w:r>
+      <w:proofErr w:type="spellEnd"/>
+      <w:r>
+        <w:t>(</w:t>
+      </w:r>
+      <w:proofErr w:type="gramEnd"/>
+      <w:r>
+        <w:t xml:space="preserve">String </w:t>
+      </w:r>
+      <w:proofErr w:type="spellStart"/>
+      <w:r>
+        <w:t>callType</w:t>
+      </w:r>
+      <w:proofErr w:type="spellEnd"/>
+      <w:r>
+        <w:t>) {</w:t>
+      </w:r>
+    </w:p>
+    <w:p>
+      <w:pPr>
+        <w:ind w:left="1440" w:firstLine="720"/>
+      </w:pPr>
+      <w:r>
+        <w:tab/>
+      </w:r>
+      <w:r>
+        <w:tab/>
+      </w:r>
+      <w:proofErr w:type="spellStart"/>
+      <w:proofErr w:type="gramStart"/>
+      <w:r>
+        <w:t>this.callType</w:t>
+      </w:r>
+      <w:proofErr w:type="spellEnd"/>
+      <w:proofErr w:type="gramEnd"/>
+      <w:r>
+        <w:t xml:space="preserve"> = </w:t>
+      </w:r>
+      <w:proofErr w:type="spellStart"/>
+      <w:r>
+        <w:t>callType</w:t>
+      </w:r>
+      <w:proofErr w:type="spellEnd"/>
+      <w:r>
+        <w:t>;</w:t>
       </w:r>
     </w:p>
     <w:p>
@@ -17695,7 +20704,20 @@
       </w:pPr>
       <w:r>
         <w:tab/>
-        <w:t>public Double getCost() {</w:t>
+        <w:t xml:space="preserve">public Double </w:t>
+      </w:r>
+      <w:proofErr w:type="spellStart"/>
+      <w:proofErr w:type="gramStart"/>
+      <w:r>
+        <w:t>getCost</w:t>
+      </w:r>
+      <w:proofErr w:type="spellEnd"/>
+      <w:r>
+        <w:t>(</w:t>
+      </w:r>
+      <w:proofErr w:type="gramEnd"/>
+      <w:r>
+        <w:t>) {</w:t>
       </w:r>
     </w:p>
     <w:p>
@@ -17730,19 +20752,41 @@
       </w:pPr>
       <w:r>
         <w:tab/>
-        <w:t>public void setCost(Double cost) {</w:t>
-      </w:r>
-    </w:p>
-    <w:p>
-      <w:pPr>
-        <w:ind w:left="1440" w:firstLine="720"/>
-      </w:pPr>
-      <w:r>
-        <w:tab/>
-      </w:r>
-      <w:r>
-        <w:tab/>
-        <w:t>this.cost = cost;</w:t>
+        <w:t xml:space="preserve">public void </w:t>
+      </w:r>
+      <w:proofErr w:type="spellStart"/>
+      <w:proofErr w:type="gramStart"/>
+      <w:r>
+        <w:t>setCost</w:t>
+      </w:r>
+      <w:proofErr w:type="spellEnd"/>
+      <w:r>
+        <w:t>(</w:t>
+      </w:r>
+      <w:proofErr w:type="gramEnd"/>
+      <w:r>
+        <w:t>Double cost) {</w:t>
+      </w:r>
+    </w:p>
+    <w:p>
+      <w:pPr>
+        <w:ind w:left="1440" w:firstLine="720"/>
+      </w:pPr>
+      <w:r>
+        <w:tab/>
+      </w:r>
+      <w:r>
+        <w:tab/>
+      </w:r>
+      <w:proofErr w:type="spellStart"/>
+      <w:proofErr w:type="gramStart"/>
+      <w:r>
+        <w:t>this.cost</w:t>
+      </w:r>
+      <w:proofErr w:type="spellEnd"/>
+      <w:proofErr w:type="gramEnd"/>
+      <w:r>
+        <w:t xml:space="preserve"> = cost;</w:t>
       </w:r>
     </w:p>
     <w:p>
@@ -17765,7 +20809,20 @@
       </w:pPr>
       <w:r>
         <w:tab/>
-        <w:t>public Date getDuration() {</w:t>
+        <w:t xml:space="preserve">public Date </w:t>
+      </w:r>
+      <w:proofErr w:type="spellStart"/>
+      <w:proofErr w:type="gramStart"/>
+      <w:r>
+        <w:t>getDuration</w:t>
+      </w:r>
+      <w:proofErr w:type="spellEnd"/>
+      <w:r>
+        <w:t>(</w:t>
+      </w:r>
+      <w:proofErr w:type="gramEnd"/>
+      <w:r>
+        <w:t>) {</w:t>
       </w:r>
     </w:p>
     <w:p>
@@ -17800,19 +20857,41 @@
       </w:pPr>
       <w:r>
         <w:tab/>
-        <w:t>public void setDuration(Date duration) {</w:t>
-      </w:r>
-    </w:p>
-    <w:p>
-      <w:pPr>
-        <w:ind w:left="1440" w:firstLine="720"/>
-      </w:pPr>
-      <w:r>
-        <w:tab/>
-      </w:r>
-      <w:r>
-        <w:tab/>
-        <w:t>this.duration = duration;</w:t>
+        <w:t xml:space="preserve">public void </w:t>
+      </w:r>
+      <w:proofErr w:type="spellStart"/>
+      <w:proofErr w:type="gramStart"/>
+      <w:r>
+        <w:t>setDuration</w:t>
+      </w:r>
+      <w:proofErr w:type="spellEnd"/>
+      <w:r>
+        <w:t>(</w:t>
+      </w:r>
+      <w:proofErr w:type="gramEnd"/>
+      <w:r>
+        <w:t>Date duration) {</w:t>
+      </w:r>
+    </w:p>
+    <w:p>
+      <w:pPr>
+        <w:ind w:left="1440" w:firstLine="720"/>
+      </w:pPr>
+      <w:r>
+        <w:tab/>
+      </w:r>
+      <w:r>
+        <w:tab/>
+      </w:r>
+      <w:proofErr w:type="spellStart"/>
+      <w:proofErr w:type="gramStart"/>
+      <w:r>
+        <w:t>this.duration</w:t>
+      </w:r>
+      <w:proofErr w:type="spellEnd"/>
+      <w:proofErr w:type="gramEnd"/>
+      <w:r>
+        <w:t xml:space="preserve"> = duration;</w:t>
       </w:r>
     </w:p>
     <w:p>
@@ -17836,7 +20915,20 @@
       <w:r>
         <w:lastRenderedPageBreak/>
         <w:tab/>
-        <w:t>public Date getDate() {</w:t>
+        <w:t xml:space="preserve">public Date </w:t>
+      </w:r>
+      <w:proofErr w:type="spellStart"/>
+      <w:proofErr w:type="gramStart"/>
+      <w:r>
+        <w:t>getDate</w:t>
+      </w:r>
+      <w:proofErr w:type="spellEnd"/>
+      <w:r>
+        <w:t>(</w:t>
+      </w:r>
+      <w:proofErr w:type="gramEnd"/>
+      <w:r>
+        <w:t>) {</w:t>
       </w:r>
     </w:p>
     <w:p>
@@ -17871,19 +20963,41 @@
       </w:pPr>
       <w:r>
         <w:tab/>
-        <w:t>public void setDate(Date date) {</w:t>
-      </w:r>
-    </w:p>
-    <w:p>
-      <w:pPr>
-        <w:ind w:left="1440" w:firstLine="720"/>
-      </w:pPr>
-      <w:r>
-        <w:tab/>
-      </w:r>
-      <w:r>
-        <w:tab/>
-        <w:t>this.date = date;</w:t>
+        <w:t xml:space="preserve">public void </w:t>
+      </w:r>
+      <w:proofErr w:type="spellStart"/>
+      <w:proofErr w:type="gramStart"/>
+      <w:r>
+        <w:t>setDate</w:t>
+      </w:r>
+      <w:proofErr w:type="spellEnd"/>
+      <w:r>
+        <w:t>(</w:t>
+      </w:r>
+      <w:proofErr w:type="gramEnd"/>
+      <w:r>
+        <w:t>Date date) {</w:t>
+      </w:r>
+    </w:p>
+    <w:p>
+      <w:pPr>
+        <w:ind w:left="1440" w:firstLine="720"/>
+      </w:pPr>
+      <w:r>
+        <w:tab/>
+      </w:r>
+      <w:r>
+        <w:tab/>
+      </w:r>
+      <w:proofErr w:type="spellStart"/>
+      <w:proofErr w:type="gramStart"/>
+      <w:r>
+        <w:t>this.date</w:t>
+      </w:r>
+      <w:proofErr w:type="spellEnd"/>
+      <w:proofErr w:type="gramEnd"/>
+      <w:r>
+        <w:t xml:space="preserve"> = date;</w:t>
       </w:r>
     </w:p>
     <w:p>
@@ -17906,7 +21020,20 @@
       </w:pPr>
       <w:r>
         <w:tab/>
-        <w:t>public Contact getContact() {</w:t>
+        <w:t xml:space="preserve">public Contact </w:t>
+      </w:r>
+      <w:proofErr w:type="spellStart"/>
+      <w:proofErr w:type="gramStart"/>
+      <w:r>
+        <w:t>getContact</w:t>
+      </w:r>
+      <w:proofErr w:type="spellEnd"/>
+      <w:r>
+        <w:t>(</w:t>
+      </w:r>
+      <w:proofErr w:type="gramEnd"/>
+      <w:r>
+        <w:t>) {</w:t>
       </w:r>
     </w:p>
     <w:p>
@@ -17941,19 +21068,41 @@
       </w:pPr>
       <w:r>
         <w:tab/>
-        <w:t>public void setContact(Contact contact) {</w:t>
-      </w:r>
-    </w:p>
-    <w:p>
-      <w:pPr>
-        <w:ind w:left="1440" w:firstLine="720"/>
-      </w:pPr>
-      <w:r>
-        <w:tab/>
-      </w:r>
-      <w:r>
-        <w:tab/>
-        <w:t>this.contact = contact;</w:t>
+        <w:t xml:space="preserve">public void </w:t>
+      </w:r>
+      <w:proofErr w:type="spellStart"/>
+      <w:proofErr w:type="gramStart"/>
+      <w:r>
+        <w:t>setContact</w:t>
+      </w:r>
+      <w:proofErr w:type="spellEnd"/>
+      <w:r>
+        <w:t>(</w:t>
+      </w:r>
+      <w:proofErr w:type="gramEnd"/>
+      <w:r>
+        <w:t>Contact contact) {</w:t>
+      </w:r>
+    </w:p>
+    <w:p>
+      <w:pPr>
+        <w:ind w:left="1440" w:firstLine="720"/>
+      </w:pPr>
+      <w:r>
+        <w:tab/>
+      </w:r>
+      <w:r>
+        <w:tab/>
+      </w:r>
+      <w:proofErr w:type="spellStart"/>
+      <w:proofErr w:type="gramStart"/>
+      <w:r>
+        <w:t>this.contact</w:t>
+      </w:r>
+      <w:proofErr w:type="spellEnd"/>
+      <w:proofErr w:type="gramEnd"/>
+      <w:r>
+        <w:t xml:space="preserve"> = contact;</w:t>
       </w:r>
     </w:p>
     <w:p>
@@ -18001,86 +21150,193 @@
         <w:ind w:left="1440" w:firstLine="720"/>
       </w:pPr>
       <w:r>
-        <w:t>import java.util.ArrayList;</w:t>
-      </w:r>
-    </w:p>
-    <w:p>
-      <w:pPr>
-        <w:ind w:left="1440" w:firstLine="720"/>
-      </w:pPr>
-      <w:r>
-        <w:t>import java.util.LinkedHashMap;</w:t>
-      </w:r>
-    </w:p>
-    <w:p>
-      <w:pPr>
-        <w:ind w:left="1440" w:firstLine="720"/>
-      </w:pPr>
-      <w:r>
-        <w:t>import java.util.List;</w:t>
-      </w:r>
-    </w:p>
-    <w:p>
-      <w:pPr>
-        <w:ind w:left="1440" w:firstLine="720"/>
-      </w:pPr>
-      <w:r>
-        <w:t>import java.util.Map;</w:t>
-      </w:r>
-    </w:p>
-    <w:p>
-      <w:pPr>
-        <w:ind w:left="1440" w:firstLine="720"/>
-      </w:pPr>
-      <w:r>
-        <w:t>import java.util.Map.Entry;</w:t>
-      </w:r>
-    </w:p>
-    <w:p>
-      <w:pPr>
-        <w:ind w:left="1440" w:firstLine="720"/>
-      </w:pPr>
-      <w:r>
-        <w:t>import java.util.Optional;</w:t>
-      </w:r>
-    </w:p>
-    <w:p>
-      <w:pPr>
-        <w:ind w:left="1440" w:firstLine="720"/>
-      </w:pPr>
-    </w:p>
-    <w:p>
-      <w:pPr>
-        <w:ind w:left="1440" w:firstLine="720"/>
-      </w:pPr>
-      <w:r>
-        <w:t>public class CallLog {</w:t>
-      </w:r>
-    </w:p>
-    <w:p>
-      <w:pPr>
-        <w:ind w:left="1440" w:firstLine="720"/>
-      </w:pPr>
-      <w:r>
-        <w:tab/>
-        <w:t>private List&lt;Call&gt; callList;</w:t>
-      </w:r>
-    </w:p>
-    <w:p>
-      <w:pPr>
-        <w:ind w:left="1440" w:firstLine="720"/>
-      </w:pPr>
-      <w:r>
-        <w:tab/>
-      </w:r>
-    </w:p>
-    <w:p>
-      <w:pPr>
-        <w:ind w:left="1440" w:firstLine="720"/>
-      </w:pPr>
-      <w:r>
-        <w:tab/>
-        <w:t>public CallLog() {</w:t>
+        <w:t xml:space="preserve">import </w:t>
+      </w:r>
+      <w:proofErr w:type="spellStart"/>
+      <w:proofErr w:type="gramStart"/>
+      <w:r>
+        <w:t>java.util</w:t>
+      </w:r>
+      <w:proofErr w:type="gramEnd"/>
+      <w:r>
+        <w:t>.ArrayList</w:t>
+      </w:r>
+      <w:proofErr w:type="spellEnd"/>
+      <w:r>
+        <w:t>;</w:t>
+      </w:r>
+    </w:p>
+    <w:p>
+      <w:pPr>
+        <w:ind w:left="1440" w:firstLine="720"/>
+      </w:pPr>
+      <w:r>
+        <w:t xml:space="preserve">import </w:t>
+      </w:r>
+      <w:proofErr w:type="spellStart"/>
+      <w:proofErr w:type="gramStart"/>
+      <w:r>
+        <w:t>java.util</w:t>
+      </w:r>
+      <w:proofErr w:type="gramEnd"/>
+      <w:r>
+        <w:t>.LinkedHashMap</w:t>
+      </w:r>
+      <w:proofErr w:type="spellEnd"/>
+      <w:r>
+        <w:t>;</w:t>
+      </w:r>
+    </w:p>
+    <w:p>
+      <w:pPr>
+        <w:ind w:left="1440" w:firstLine="720"/>
+      </w:pPr>
+      <w:r>
+        <w:t xml:space="preserve">import </w:t>
+      </w:r>
+      <w:proofErr w:type="spellStart"/>
+      <w:proofErr w:type="gramStart"/>
+      <w:r>
+        <w:t>java.util</w:t>
+      </w:r>
+      <w:proofErr w:type="gramEnd"/>
+      <w:r>
+        <w:t>.List</w:t>
+      </w:r>
+      <w:proofErr w:type="spellEnd"/>
+      <w:r>
+        <w:t>;</w:t>
+      </w:r>
+    </w:p>
+    <w:p>
+      <w:pPr>
+        <w:ind w:left="1440" w:firstLine="720"/>
+      </w:pPr>
+      <w:r>
+        <w:t xml:space="preserve">import </w:t>
+      </w:r>
+      <w:proofErr w:type="spellStart"/>
+      <w:proofErr w:type="gramStart"/>
+      <w:r>
+        <w:t>java.util</w:t>
+      </w:r>
+      <w:proofErr w:type="gramEnd"/>
+      <w:r>
+        <w:t>.Map</w:t>
+      </w:r>
+      <w:proofErr w:type="spellEnd"/>
+      <w:r>
+        <w:t>;</w:t>
+      </w:r>
+    </w:p>
+    <w:p>
+      <w:pPr>
+        <w:ind w:left="1440" w:firstLine="720"/>
+      </w:pPr>
+      <w:r>
+        <w:t xml:space="preserve">import </w:t>
+      </w:r>
+      <w:proofErr w:type="spellStart"/>
+      <w:proofErr w:type="gramStart"/>
+      <w:r>
+        <w:t>java.util</w:t>
+      </w:r>
+      <w:proofErr w:type="gramEnd"/>
+      <w:r>
+        <w:t>.Map.Entry</w:t>
+      </w:r>
+      <w:proofErr w:type="spellEnd"/>
+      <w:r>
+        <w:t>;</w:t>
+      </w:r>
+    </w:p>
+    <w:p>
+      <w:pPr>
+        <w:ind w:left="1440" w:firstLine="720"/>
+      </w:pPr>
+      <w:r>
+        <w:t xml:space="preserve">import </w:t>
+      </w:r>
+      <w:proofErr w:type="spellStart"/>
+      <w:proofErr w:type="gramStart"/>
+      <w:r>
+        <w:t>java.util</w:t>
+      </w:r>
+      <w:proofErr w:type="gramEnd"/>
+      <w:r>
+        <w:t>.Optional</w:t>
+      </w:r>
+      <w:proofErr w:type="spellEnd"/>
+      <w:r>
+        <w:t>;</w:t>
+      </w:r>
+    </w:p>
+    <w:p>
+      <w:pPr>
+        <w:ind w:left="1440" w:firstLine="720"/>
+      </w:pPr>
+    </w:p>
+    <w:p>
+      <w:pPr>
+        <w:ind w:left="1440" w:firstLine="720"/>
+      </w:pPr>
+      <w:r>
+        <w:t xml:space="preserve">public class </w:t>
+      </w:r>
+      <w:proofErr w:type="spellStart"/>
+      <w:r>
+        <w:t>CallLog</w:t>
+      </w:r>
+      <w:proofErr w:type="spellEnd"/>
+      <w:r>
+        <w:t xml:space="preserve"> {</w:t>
+      </w:r>
+    </w:p>
+    <w:p>
+      <w:pPr>
+        <w:ind w:left="1440" w:firstLine="720"/>
+      </w:pPr>
+      <w:r>
+        <w:tab/>
+        <w:t xml:space="preserve">private List&lt;Call&gt; </w:t>
+      </w:r>
+      <w:proofErr w:type="spellStart"/>
+      <w:r>
+        <w:t>callList</w:t>
+      </w:r>
+      <w:proofErr w:type="spellEnd"/>
+      <w:r>
+        <w:t>;</w:t>
+      </w:r>
+    </w:p>
+    <w:p>
+      <w:pPr>
+        <w:ind w:left="1440" w:firstLine="720"/>
+      </w:pPr>
+      <w:r>
+        <w:tab/>
+      </w:r>
+    </w:p>
+    <w:p>
+      <w:pPr>
+        <w:ind w:left="1440" w:firstLine="720"/>
+      </w:pPr>
+      <w:r>
+        <w:tab/>
+        <w:t xml:space="preserve">public </w:t>
+      </w:r>
+      <w:proofErr w:type="spellStart"/>
+      <w:proofErr w:type="gramStart"/>
+      <w:r>
+        <w:t>CallLog</w:t>
+      </w:r>
+      <w:proofErr w:type="spellEnd"/>
+      <w:r>
+        <w:t>(</w:t>
+      </w:r>
+      <w:proofErr w:type="gramEnd"/>
+      <w:r>
+        <w:t>) {</w:t>
       </w:r>
     </w:p>
     <w:p>
@@ -18093,7 +21349,24 @@
       </w:r>
       <w:r>
         <w:tab/>
-        <w:t>this.callList=new ArrayList&lt;Call&gt;();</w:t>
+      </w:r>
+      <w:proofErr w:type="spellStart"/>
+      <w:proofErr w:type="gramStart"/>
+      <w:r>
+        <w:t>this.callList</w:t>
+      </w:r>
+      <w:proofErr w:type="spellEnd"/>
+      <w:proofErr w:type="gramEnd"/>
+      <w:r>
+        <w:t xml:space="preserve">=new </w:t>
+      </w:r>
+      <w:proofErr w:type="spellStart"/>
+      <w:r>
+        <w:t>ArrayList</w:t>
+      </w:r>
+      <w:proofErr w:type="spellEnd"/>
+      <w:r>
+        <w:t>&lt;Call&gt;();</w:t>
       </w:r>
     </w:p>
     <w:p>
@@ -18116,19 +21389,57 @@
       </w:pPr>
       <w:r>
         <w:tab/>
-        <w:t>public CallLog(List&lt;Call&gt; callList) {</w:t>
-      </w:r>
-    </w:p>
-    <w:p>
-      <w:pPr>
-        <w:ind w:left="1440" w:firstLine="720"/>
-      </w:pPr>
-      <w:r>
-        <w:tab/>
-      </w:r>
-      <w:r>
-        <w:tab/>
-        <w:t>this.callList = callList;</w:t>
+        <w:t xml:space="preserve">public </w:t>
+      </w:r>
+      <w:proofErr w:type="spellStart"/>
+      <w:proofErr w:type="gramStart"/>
+      <w:r>
+        <w:t>CallLog</w:t>
+      </w:r>
+      <w:proofErr w:type="spellEnd"/>
+      <w:r>
+        <w:t>(</w:t>
+      </w:r>
+      <w:proofErr w:type="gramEnd"/>
+      <w:r>
+        <w:t xml:space="preserve">List&lt;Call&gt; </w:t>
+      </w:r>
+      <w:proofErr w:type="spellStart"/>
+      <w:r>
+        <w:t>callList</w:t>
+      </w:r>
+      <w:proofErr w:type="spellEnd"/>
+      <w:r>
+        <w:t>) {</w:t>
+      </w:r>
+    </w:p>
+    <w:p>
+      <w:pPr>
+        <w:ind w:left="1440" w:firstLine="720"/>
+      </w:pPr>
+      <w:r>
+        <w:tab/>
+      </w:r>
+      <w:r>
+        <w:tab/>
+      </w:r>
+      <w:proofErr w:type="spellStart"/>
+      <w:proofErr w:type="gramStart"/>
+      <w:r>
+        <w:t>this.callList</w:t>
+      </w:r>
+      <w:proofErr w:type="spellEnd"/>
+      <w:proofErr w:type="gramEnd"/>
+      <w:r>
+        <w:t xml:space="preserve"> = </w:t>
+      </w:r>
+      <w:proofErr w:type="spellStart"/>
+      <w:r>
+        <w:t>callList</w:t>
+      </w:r>
+      <w:proofErr w:type="spellEnd"/>
+      <w:r>
+        <w:t>;</w:t>
       </w:r>
     </w:p>
     <w:p>
@@ -18151,19 +21462,40 @@
       </w:pPr>
       <w:r>
         <w:tab/>
-        <w:t>public List&lt;Call&gt; getCallList() {</w:t>
-      </w:r>
-    </w:p>
-    <w:p>
-      <w:pPr>
-        <w:ind w:left="1440" w:firstLine="720"/>
-      </w:pPr>
-      <w:r>
-        <w:tab/>
-      </w:r>
-      <w:r>
-        <w:tab/>
-        <w:t>return callList;</w:t>
+        <w:t xml:space="preserve">public List&lt;Call&gt; </w:t>
+      </w:r>
+      <w:proofErr w:type="spellStart"/>
+      <w:proofErr w:type="gramStart"/>
+      <w:r>
+        <w:t>getCallList</w:t>
+      </w:r>
+      <w:proofErr w:type="spellEnd"/>
+      <w:r>
+        <w:t>(</w:t>
+      </w:r>
+      <w:proofErr w:type="gramEnd"/>
+      <w:r>
+        <w:t>) {</w:t>
+      </w:r>
+    </w:p>
+    <w:p>
+      <w:pPr>
+        <w:ind w:left="1440" w:firstLine="720"/>
+      </w:pPr>
+      <w:r>
+        <w:tab/>
+      </w:r>
+      <w:r>
+        <w:tab/>
+        <w:t xml:space="preserve">return </w:t>
+      </w:r>
+      <w:proofErr w:type="spellStart"/>
+      <w:r>
+        <w:t>callList</w:t>
+      </w:r>
+      <w:proofErr w:type="spellEnd"/>
+      <w:r>
+        <w:t>;</w:t>
       </w:r>
     </w:p>
     <w:p>
@@ -18186,19 +21518,57 @@
       </w:pPr>
       <w:r>
         <w:tab/>
-        <w:t>public void setCallList(List&lt;Call&gt; callList) {</w:t>
-      </w:r>
-    </w:p>
-    <w:p>
-      <w:pPr>
-        <w:ind w:left="1440" w:firstLine="720"/>
-      </w:pPr>
-      <w:r>
-        <w:tab/>
-      </w:r>
-      <w:r>
-        <w:tab/>
-        <w:t>this.callList = callList;</w:t>
+        <w:t xml:space="preserve">public void </w:t>
+      </w:r>
+      <w:proofErr w:type="spellStart"/>
+      <w:proofErr w:type="gramStart"/>
+      <w:r>
+        <w:t>setCallList</w:t>
+      </w:r>
+      <w:proofErr w:type="spellEnd"/>
+      <w:r>
+        <w:t>(</w:t>
+      </w:r>
+      <w:proofErr w:type="gramEnd"/>
+      <w:r>
+        <w:t xml:space="preserve">List&lt;Call&gt; </w:t>
+      </w:r>
+      <w:proofErr w:type="spellStart"/>
+      <w:r>
+        <w:t>callList</w:t>
+      </w:r>
+      <w:proofErr w:type="spellEnd"/>
+      <w:r>
+        <w:t>) {</w:t>
+      </w:r>
+    </w:p>
+    <w:p>
+      <w:pPr>
+        <w:ind w:left="1440" w:firstLine="720"/>
+      </w:pPr>
+      <w:r>
+        <w:tab/>
+      </w:r>
+      <w:r>
+        <w:tab/>
+      </w:r>
+      <w:proofErr w:type="spellStart"/>
+      <w:proofErr w:type="gramStart"/>
+      <w:r>
+        <w:t>this.callList</w:t>
+      </w:r>
+      <w:proofErr w:type="spellEnd"/>
+      <w:proofErr w:type="gramEnd"/>
+      <w:r>
+        <w:t xml:space="preserve"> = </w:t>
+      </w:r>
+      <w:proofErr w:type="spellStart"/>
+      <w:r>
+        <w:t>callList</w:t>
+      </w:r>
+      <w:proofErr w:type="spellEnd"/>
+      <w:r>
+        <w:t>;</w:t>
       </w:r>
     </w:p>
     <w:p>
@@ -18224,7 +21594,20 @@
       </w:pPr>
       <w:r>
         <w:tab/>
-        <w:t>Contact getFavouriteContact()</w:t>
+        <w:t xml:space="preserve">Contact </w:t>
+      </w:r>
+      <w:proofErr w:type="spellStart"/>
+      <w:proofErr w:type="gramStart"/>
+      <w:r>
+        <w:t>getFavouriteContact</w:t>
+      </w:r>
+      <w:proofErr w:type="spellEnd"/>
+      <w:r>
+        <w:t>(</w:t>
+      </w:r>
+      <w:proofErr w:type="gramEnd"/>
+      <w:r>
+        <w:t>)</w:t>
       </w:r>
     </w:p>
     <w:p>
@@ -18264,7 +21647,14 @@
       </w:r>
       <w:r>
         <w:tab/>
-        <w:t>callList is the input</w:t>
+      </w:r>
+      <w:proofErr w:type="spellStart"/>
+      <w:r>
+        <w:t>callList</w:t>
+      </w:r>
+      <w:proofErr w:type="spellEnd"/>
+      <w:r>
+        <w:t xml:space="preserve"> is the input</w:t>
       </w:r>
     </w:p>
     <w:p>
@@ -18295,19 +21685,58 @@
       </w:r>
       <w:r>
         <w:tab/>
-        <w:t>Map&lt;Contact, Integer&gt; map=new LinkedHashMap&lt;Contact, Integer&gt;();</w:t>
-      </w:r>
-    </w:p>
-    <w:p>
-      <w:pPr>
-        <w:ind w:left="1440" w:firstLine="720"/>
-      </w:pPr>
-      <w:r>
-        <w:tab/>
-      </w:r>
-      <w:r>
-        <w:tab/>
-        <w:t>for(Call call : callList)</w:t>
+        <w:t xml:space="preserve">Map&lt;Contact, Integer&gt; map=new </w:t>
+      </w:r>
+      <w:proofErr w:type="spellStart"/>
+      <w:r>
+        <w:t>LinkedHashMap</w:t>
+      </w:r>
+      <w:proofErr w:type="spellEnd"/>
+      <w:r>
+        <w:t>&lt;Contact, Integer</w:t>
+      </w:r>
+      <w:proofErr w:type="gramStart"/>
+      <w:r>
+        <w:t>&gt;(</w:t>
+      </w:r>
+      <w:proofErr w:type="gramEnd"/>
+      <w:r>
+        <w:t>);</w:t>
+      </w:r>
+    </w:p>
+    <w:p>
+      <w:pPr>
+        <w:ind w:left="1440" w:firstLine="720"/>
+      </w:pPr>
+      <w:r>
+        <w:tab/>
+      </w:r>
+      <w:r>
+        <w:tab/>
+      </w:r>
+      <w:proofErr w:type="gramStart"/>
+      <w:r>
+        <w:t>for(</w:t>
+      </w:r>
+      <w:proofErr w:type="gramEnd"/>
+      <w:r>
+        <w:t xml:space="preserve">Call </w:t>
+      </w:r>
+      <w:proofErr w:type="spellStart"/>
+      <w:r>
+        <w:t>call</w:t>
+      </w:r>
+      <w:proofErr w:type="spellEnd"/>
+      <w:r>
+        <w:t xml:space="preserve"> : </w:t>
+      </w:r>
+      <w:proofErr w:type="spellStart"/>
+      <w:r>
+        <w:t>callList</w:t>
+      </w:r>
+      <w:proofErr w:type="spellEnd"/>
+      <w:r>
+        <w:t>)</w:t>
       </w:r>
     </w:p>
     <w:p>
@@ -18334,42 +21763,81 @@
       </w:r>
       <w:r>
         <w:tab/>
-        <w:t>Contact contact = call.getContact();</w:t>
-      </w:r>
-    </w:p>
-    <w:p>
-      <w:pPr>
-        <w:ind w:left="1440" w:firstLine="720"/>
-      </w:pPr>
-      <w:r>
-        <w:tab/>
-      </w:r>
-      <w:r>
-        <w:tab/>
-      </w:r>
-      <w:r>
-        <w:tab/>
-        <w:t>//check if this contact already present in the map</w:t>
-      </w:r>
-    </w:p>
-    <w:p>
-      <w:pPr>
-        <w:ind w:left="1440" w:firstLine="720"/>
-      </w:pPr>
-      <w:r>
-        <w:tab/>
-      </w:r>
-      <w:r>
-        <w:tab/>
-      </w:r>
-      <w:r>
-        <w:tab/>
-        <w:t>Integer count = map.get(contact);</w:t>
-      </w:r>
-      <w:r>
-        <w:tab/>
-        <w:t>//equals should be overriden</w:t>
-      </w:r>
+        <w:t xml:space="preserve">Contact </w:t>
+      </w:r>
+      <w:proofErr w:type="spellStart"/>
+      <w:r>
+        <w:t>contact</w:t>
+      </w:r>
+      <w:proofErr w:type="spellEnd"/>
+      <w:r>
+        <w:t xml:space="preserve"> = </w:t>
+      </w:r>
+      <w:proofErr w:type="spellStart"/>
+      <w:proofErr w:type="gramStart"/>
+      <w:r>
+        <w:t>call.getContact</w:t>
+      </w:r>
+      <w:proofErr w:type="spellEnd"/>
+      <w:proofErr w:type="gramEnd"/>
+      <w:r>
+        <w:t>();</w:t>
+      </w:r>
+    </w:p>
+    <w:p>
+      <w:pPr>
+        <w:ind w:left="1440" w:firstLine="720"/>
+      </w:pPr>
+      <w:r>
+        <w:tab/>
+      </w:r>
+      <w:r>
+        <w:tab/>
+      </w:r>
+      <w:r>
+        <w:tab/>
+        <w:t xml:space="preserve">//check if this contact already </w:t>
+      </w:r>
+      <w:proofErr w:type="gramStart"/>
+      <w:r>
+        <w:t>present</w:t>
+      </w:r>
+      <w:proofErr w:type="gramEnd"/>
+      <w:r>
+        <w:t xml:space="preserve"> in the map</w:t>
+      </w:r>
+    </w:p>
+    <w:p>
+      <w:pPr>
+        <w:ind w:left="1440" w:firstLine="720"/>
+      </w:pPr>
+      <w:r>
+        <w:tab/>
+      </w:r>
+      <w:r>
+        <w:tab/>
+      </w:r>
+      <w:r>
+        <w:tab/>
+        <w:t xml:space="preserve">Integer count = </w:t>
+      </w:r>
+      <w:proofErr w:type="spellStart"/>
+      <w:r>
+        <w:t>map.get</w:t>
+      </w:r>
+      <w:proofErr w:type="spellEnd"/>
+      <w:r>
+        <w:t>(contact);</w:t>
+      </w:r>
+      <w:r>
+        <w:tab/>
+        <w:t xml:space="preserve">//equals should be </w:t>
+      </w:r>
+      <w:proofErr w:type="spellStart"/>
+      <w:r>
+        <w:t>overriden</w:t>
+      </w:r>
+      <w:proofErr w:type="spellEnd"/>
     </w:p>
     <w:p>
       <w:pPr>
@@ -18432,7 +21900,19 @@
       </w:r>
       <w:r>
         <w:tab/>
-        <w:t>map.put(contact, count);</w:t>
+      </w:r>
+      <w:proofErr w:type="spellStart"/>
+      <w:proofErr w:type="gramStart"/>
+      <w:r>
+        <w:t>map.put</w:t>
+      </w:r>
+      <w:proofErr w:type="spellEnd"/>
+      <w:r>
+        <w:t>(</w:t>
+      </w:r>
+      <w:proofErr w:type="gramEnd"/>
+      <w:r>
+        <w:t>contact, count);</w:t>
       </w:r>
     </w:p>
     <w:p>
@@ -18480,19 +21960,34 @@
       </w:r>
       <w:r>
         <w:tab/>
-        <w:t>Contact maxContact=null;</w:t>
-      </w:r>
-    </w:p>
-    <w:p>
-      <w:pPr>
-        <w:ind w:left="1440" w:firstLine="720"/>
-      </w:pPr>
-      <w:r>
-        <w:tab/>
-      </w:r>
-      <w:r>
-        <w:tab/>
-        <w:t>for(Entry&lt;Contact, Integer&gt; e:map.entrySet())</w:t>
+        <w:t xml:space="preserve">Contact </w:t>
+      </w:r>
+      <w:proofErr w:type="spellStart"/>
+      <w:r>
+        <w:t>maxContact</w:t>
+      </w:r>
+      <w:proofErr w:type="spellEnd"/>
+      <w:r>
+        <w:t>=null;</w:t>
+      </w:r>
+    </w:p>
+    <w:p>
+      <w:pPr>
+        <w:ind w:left="1440" w:firstLine="720"/>
+      </w:pPr>
+      <w:r>
+        <w:tab/>
+      </w:r>
+      <w:r>
+        <w:tab/>
+      </w:r>
+      <w:proofErr w:type="gramStart"/>
+      <w:r>
+        <w:t>for(</w:t>
+      </w:r>
+      <w:proofErr w:type="gramEnd"/>
+      <w:r>
+        <w:t>Entry&lt;Contact, Integer&gt; e:map.entrySet())</w:t>
       </w:r>
     </w:p>
     <w:p>
@@ -18519,7 +22014,17 @@
       </w:r>
       <w:r>
         <w:tab/>
-        <w:t>int count=e.getValue();</w:t>
+        <w:t>int count=</w:t>
+      </w:r>
+      <w:proofErr w:type="spellStart"/>
+      <w:proofErr w:type="gramStart"/>
+      <w:r>
+        <w:t>e.getValue</w:t>
+      </w:r>
+      <w:proofErr w:type="spellEnd"/>
+      <w:proofErr w:type="gramEnd"/>
+      <w:r>
+        <w:t>();</w:t>
       </w:r>
     </w:p>
     <w:p>
@@ -18585,7 +22090,22 @@
       </w:r>
       <w:r>
         <w:tab/>
-        <w:t>maxContact=e.getKey();</w:t>
+      </w:r>
+      <w:proofErr w:type="spellStart"/>
+      <w:r>
+        <w:t>maxContact</w:t>
+      </w:r>
+      <w:proofErr w:type="spellEnd"/>
+      <w:r>
+        <w:t>=</w:t>
+      </w:r>
+      <w:proofErr w:type="spellStart"/>
+      <w:r>
+        <w:t>e.getKey</w:t>
+      </w:r>
+      <w:proofErr w:type="spellEnd"/>
+      <w:r>
+        <w:t>();</w:t>
       </w:r>
     </w:p>
     <w:p>
@@ -18624,31 +22144,44 @@
       </w:r>
       <w:r>
         <w:tab/>
-        <w:t>return maxContact;</w:t>
-      </w:r>
-    </w:p>
-    <w:p>
-      <w:pPr>
-        <w:ind w:left="1440" w:firstLine="720"/>
-      </w:pPr>
-      <w:r>
-        <w:tab/>
-      </w:r>
-      <w:r>
-        <w:tab/>
-      </w:r>
-    </w:p>
-    <w:p>
-      <w:pPr>
-        <w:ind w:left="1440" w:firstLine="720"/>
-      </w:pPr>
-      <w:r>
-        <w:tab/>
-      </w:r>
-      <w:r>
-        <w:tab/>
-        <w:t>//using stream api</w:t>
-      </w:r>
+        <w:t xml:space="preserve">return </w:t>
+      </w:r>
+      <w:proofErr w:type="spellStart"/>
+      <w:r>
+        <w:t>maxContact</w:t>
+      </w:r>
+      <w:proofErr w:type="spellEnd"/>
+      <w:r>
+        <w:t>;</w:t>
+      </w:r>
+    </w:p>
+    <w:p>
+      <w:pPr>
+        <w:ind w:left="1440" w:firstLine="720"/>
+      </w:pPr>
+      <w:r>
+        <w:tab/>
+      </w:r>
+      <w:r>
+        <w:tab/>
+      </w:r>
+    </w:p>
+    <w:p>
+      <w:pPr>
+        <w:ind w:left="1440" w:firstLine="720"/>
+      </w:pPr>
+      <w:r>
+        <w:tab/>
+      </w:r>
+      <w:r>
+        <w:tab/>
+        <w:t xml:space="preserve">//using stream </w:t>
+      </w:r>
+      <w:proofErr w:type="spellStart"/>
+      <w:r>
+        <w:t>api</w:t>
+      </w:r>
+      <w:proofErr w:type="spellEnd"/>
     </w:p>
     <w:p>
       <w:pPr>
@@ -18662,7 +22195,17 @@
       </w:r>
       <w:r>
         <w:tab/>
-        <w:t>Optional&lt;Integer&gt; result = map.values().stream()</w:t>
+        <w:t xml:space="preserve">Optional&lt;Integer&gt; result = </w:t>
+      </w:r>
+      <w:proofErr w:type="spellStart"/>
+      <w:proofErr w:type="gramStart"/>
+      <w:r>
+        <w:t>map.values</w:t>
+      </w:r>
+      <w:proofErr w:type="spellEnd"/>
+      <w:proofErr w:type="gramEnd"/>
+      <w:r>
+        <w:t>().stream()</w:t>
       </w:r>
     </w:p>
     <w:p>
@@ -18677,7 +22220,17 @@
       </w:r>
       <w:r>
         <w:tab/>
-        <w:t>.max((a,b)-&gt;a-b);</w:t>
+        <w:t>.max((</w:t>
+      </w:r>
+      <w:proofErr w:type="spellStart"/>
+      <w:proofErr w:type="gramStart"/>
+      <w:r>
+        <w:t>a,b</w:t>
+      </w:r>
+      <w:proofErr w:type="spellEnd"/>
+      <w:proofErr w:type="gramEnd"/>
+      <w:r>
+        <w:t>)-&gt;a-b);</w:t>
       </w:r>
     </w:p>
     <w:p>
@@ -18721,7 +22274,15 @@
       </w:r>
       <w:r>
         <w:tab/>
-        <w:t>if(result!=null)</w:t>
+        <w:t>if(</w:t>
+      </w:r>
+      <w:proofErr w:type="gramStart"/>
+      <w:r>
+        <w:t>result!=</w:t>
+      </w:r>
+      <w:proofErr w:type="gramEnd"/>
+      <w:r>
+        <w:t>null)</w:t>
       </w:r>
     </w:p>
     <w:p>
@@ -18739,7 +22300,20 @@
       </w:r>
       <w:r>
         <w:tab/>
-        <w:t>count=result.get();</w:t>
+        <w:t>count=</w:t>
+      </w:r>
+      <w:proofErr w:type="spellStart"/>
+      <w:proofErr w:type="gramStart"/>
+      <w:r>
+        <w:t>result.get</w:t>
+      </w:r>
+      <w:proofErr w:type="spellEnd"/>
+      <w:r>
+        <w:t>(</w:t>
+      </w:r>
+      <w:proofErr w:type="gramEnd"/>
+      <w:r>
+        <w:t>);</w:t>
       </w:r>
     </w:p>
     <w:p>
@@ -18848,39 +22422,104 @@
         <w:ind w:left="1440" w:firstLine="720"/>
       </w:pPr>
       <w:r>
-        <w:t>import java.text.ParseException;</w:t>
-      </w:r>
-    </w:p>
-    <w:p>
-      <w:pPr>
-        <w:ind w:left="1440" w:firstLine="720"/>
-      </w:pPr>
-      <w:r>
-        <w:t>import java.text.SimpleDateFormat;</w:t>
-      </w:r>
-    </w:p>
-    <w:p>
-      <w:pPr>
-        <w:ind w:left="1440" w:firstLine="720"/>
-      </w:pPr>
-      <w:r>
-        <w:t>import java.util.ArrayList;</w:t>
-      </w:r>
-    </w:p>
-    <w:p>
-      <w:pPr>
-        <w:ind w:left="1440" w:firstLine="720"/>
-      </w:pPr>
-      <w:r>
-        <w:t>import java.util.List;</w:t>
-      </w:r>
-    </w:p>
-    <w:p>
-      <w:pPr>
-        <w:ind w:left="1440" w:firstLine="720"/>
-      </w:pPr>
-      <w:r>
-        <w:t>import java.util.Scanner;</w:t>
+        <w:t xml:space="preserve">import </w:t>
+      </w:r>
+      <w:proofErr w:type="spellStart"/>
+      <w:r>
+        <w:t>java.</w:t>
+      </w:r>
+      <w:proofErr w:type="gramStart"/>
+      <w:r>
+        <w:t>text.ParseException</w:t>
+      </w:r>
+      <w:proofErr w:type="spellEnd"/>
+      <w:proofErr w:type="gramEnd"/>
+      <w:r>
+        <w:t>;</w:t>
+      </w:r>
+    </w:p>
+    <w:p>
+      <w:pPr>
+        <w:ind w:left="1440" w:firstLine="720"/>
+      </w:pPr>
+      <w:r>
+        <w:t xml:space="preserve">import </w:t>
+      </w:r>
+      <w:proofErr w:type="spellStart"/>
+      <w:r>
+        <w:t>java.</w:t>
+      </w:r>
+      <w:proofErr w:type="gramStart"/>
+      <w:r>
+        <w:t>text.SimpleDateFormat</w:t>
+      </w:r>
+      <w:proofErr w:type="spellEnd"/>
+      <w:proofErr w:type="gramEnd"/>
+      <w:r>
+        <w:t>;</w:t>
+      </w:r>
+    </w:p>
+    <w:p>
+      <w:pPr>
+        <w:ind w:left="1440" w:firstLine="720"/>
+      </w:pPr>
+      <w:r>
+        <w:t xml:space="preserve">import </w:t>
+      </w:r>
+      <w:proofErr w:type="spellStart"/>
+      <w:proofErr w:type="gramStart"/>
+      <w:r>
+        <w:t>java.util</w:t>
+      </w:r>
+      <w:proofErr w:type="gramEnd"/>
+      <w:r>
+        <w:t>.ArrayList</w:t>
+      </w:r>
+      <w:proofErr w:type="spellEnd"/>
+      <w:r>
+        <w:t>;</w:t>
+      </w:r>
+    </w:p>
+    <w:p>
+      <w:pPr>
+        <w:ind w:left="1440" w:firstLine="720"/>
+      </w:pPr>
+      <w:r>
+        <w:t xml:space="preserve">import </w:t>
+      </w:r>
+      <w:proofErr w:type="spellStart"/>
+      <w:proofErr w:type="gramStart"/>
+      <w:r>
+        <w:t>java.util</w:t>
+      </w:r>
+      <w:proofErr w:type="gramEnd"/>
+      <w:r>
+        <w:t>.List</w:t>
+      </w:r>
+      <w:proofErr w:type="spellEnd"/>
+      <w:r>
+        <w:t>;</w:t>
+      </w:r>
+    </w:p>
+    <w:p>
+      <w:pPr>
+        <w:ind w:left="1440" w:firstLine="720"/>
+      </w:pPr>
+      <w:r>
+        <w:t xml:space="preserve">import </w:t>
+      </w:r>
+      <w:proofErr w:type="spellStart"/>
+      <w:proofErr w:type="gramStart"/>
+      <w:r>
+        <w:t>java.util</w:t>
+      </w:r>
+      <w:proofErr w:type="gramEnd"/>
+      <w:r>
+        <w:t>.Scanner</w:t>
+      </w:r>
+      <w:proofErr w:type="spellEnd"/>
+      <w:r>
+        <w:t>;</w:t>
       </w:r>
     </w:p>
     <w:p>
@@ -18907,79 +22546,205 @@
       </w:pPr>
       <w:r>
         <w:tab/>
-        <w:t>public static void main(String[] args) throws ParseException {</w:t>
-      </w:r>
-    </w:p>
-    <w:p>
-      <w:pPr>
-        <w:ind w:left="1440" w:firstLine="720"/>
-      </w:pPr>
-      <w:r>
-        <w:tab/>
-      </w:r>
-      <w:r>
-        <w:tab/>
-        <w:t>Scanner sc=new Scanner(System.in);</w:t>
-      </w:r>
-    </w:p>
-    <w:p>
-      <w:pPr>
-        <w:ind w:left="1440" w:firstLine="720"/>
-      </w:pPr>
-      <w:r>
-        <w:tab/>
-      </w:r>
-      <w:r>
-        <w:tab/>
-        <w:t>System.out.println("Enter the number of calls:");</w:t>
-      </w:r>
-    </w:p>
-    <w:p>
-      <w:pPr>
-        <w:ind w:left="1440" w:firstLine="720"/>
-      </w:pPr>
-      <w:r>
-        <w:tab/>
-      </w:r>
-      <w:r>
-        <w:tab/>
-        <w:t>int noOfCalls=sc.nextInt();</w:t>
-      </w:r>
-    </w:p>
-    <w:p>
-      <w:pPr>
-        <w:ind w:left="1440" w:firstLine="720"/>
-      </w:pPr>
-      <w:r>
-        <w:tab/>
-      </w:r>
-      <w:r>
-        <w:tab/>
-        <w:t>List&lt;Call&gt; callList=new ArrayList&lt;&gt;();</w:t>
-      </w:r>
-    </w:p>
-    <w:p>
-      <w:pPr>
-        <w:ind w:left="1440" w:firstLine="720"/>
-      </w:pPr>
-      <w:r>
-        <w:tab/>
-      </w:r>
-      <w:r>
-        <w:tab/>
-        <w:t>List&lt;Contact&gt; contactList = Contact.prefill();</w:t>
-      </w:r>
-    </w:p>
-    <w:p>
-      <w:pPr>
-        <w:ind w:left="1440" w:firstLine="720"/>
-      </w:pPr>
-      <w:r>
-        <w:tab/>
-      </w:r>
-      <w:r>
-        <w:tab/>
-        <w:t>for(int i=0;i&lt;noOfCalls;i++)</w:t>
+        <w:t xml:space="preserve">public static void </w:t>
+      </w:r>
+      <w:proofErr w:type="gramStart"/>
+      <w:r>
+        <w:t>main(</w:t>
+      </w:r>
+      <w:proofErr w:type="gramEnd"/>
+      <w:r>
+        <w:t xml:space="preserve">String[] </w:t>
+      </w:r>
+      <w:proofErr w:type="spellStart"/>
+      <w:r>
+        <w:t>args</w:t>
+      </w:r>
+      <w:proofErr w:type="spellEnd"/>
+      <w:r>
+        <w:t xml:space="preserve">) throws </w:t>
+      </w:r>
+      <w:proofErr w:type="spellStart"/>
+      <w:r>
+        <w:t>ParseException</w:t>
+      </w:r>
+      <w:proofErr w:type="spellEnd"/>
+      <w:r>
+        <w:t xml:space="preserve"> {</w:t>
+      </w:r>
+    </w:p>
+    <w:p>
+      <w:pPr>
+        <w:ind w:left="1440" w:firstLine="720"/>
+      </w:pPr>
+      <w:r>
+        <w:tab/>
+      </w:r>
+      <w:r>
+        <w:tab/>
+        <w:t xml:space="preserve">Scanner </w:t>
+      </w:r>
+      <w:proofErr w:type="spellStart"/>
+      <w:r>
+        <w:t>sc</w:t>
+      </w:r>
+      <w:proofErr w:type="spellEnd"/>
+      <w:r>
+        <w:t xml:space="preserve">=new </w:t>
+      </w:r>
+      <w:proofErr w:type="gramStart"/>
+      <w:r>
+        <w:t>Scanner(</w:t>
+      </w:r>
+      <w:proofErr w:type="gramEnd"/>
+      <w:r>
+        <w:t>System.in);</w:t>
+      </w:r>
+    </w:p>
+    <w:p>
+      <w:pPr>
+        <w:ind w:left="1440" w:firstLine="720"/>
+      </w:pPr>
+      <w:r>
+        <w:tab/>
+      </w:r>
+      <w:r>
+        <w:tab/>
+      </w:r>
+      <w:proofErr w:type="spellStart"/>
+      <w:r>
+        <w:t>System.out.println</w:t>
+      </w:r>
+      <w:proofErr w:type="spellEnd"/>
+      <w:r>
+        <w:t>("Enter the number of calls:");</w:t>
+      </w:r>
+    </w:p>
+    <w:p>
+      <w:pPr>
+        <w:ind w:left="1440" w:firstLine="720"/>
+      </w:pPr>
+      <w:r>
+        <w:tab/>
+      </w:r>
+      <w:r>
+        <w:tab/>
+        <w:t xml:space="preserve">int </w:t>
+      </w:r>
+      <w:proofErr w:type="spellStart"/>
+      <w:r>
+        <w:t>noOfCalls</w:t>
+      </w:r>
+      <w:proofErr w:type="spellEnd"/>
+      <w:r>
+        <w:t>=</w:t>
+      </w:r>
+      <w:proofErr w:type="spellStart"/>
+      <w:r>
+        <w:t>sc.nextInt</w:t>
+      </w:r>
+      <w:proofErr w:type="spellEnd"/>
+      <w:r>
+        <w:t>();</w:t>
+      </w:r>
+    </w:p>
+    <w:p>
+      <w:pPr>
+        <w:ind w:left="1440" w:firstLine="720"/>
+      </w:pPr>
+      <w:r>
+        <w:tab/>
+      </w:r>
+      <w:r>
+        <w:tab/>
+        <w:t xml:space="preserve">List&lt;Call&gt; </w:t>
+      </w:r>
+      <w:proofErr w:type="spellStart"/>
+      <w:r>
+        <w:t>callList</w:t>
+      </w:r>
+      <w:proofErr w:type="spellEnd"/>
+      <w:r>
+        <w:t xml:space="preserve">=new </w:t>
+      </w:r>
+      <w:proofErr w:type="spellStart"/>
+      <w:r>
+        <w:t>ArrayList</w:t>
+      </w:r>
+      <w:proofErr w:type="spellEnd"/>
+      <w:r>
+        <w:t>&lt;</w:t>
+      </w:r>
+      <w:proofErr w:type="gramStart"/>
+      <w:r>
+        <w:t>&gt;(</w:t>
+      </w:r>
+      <w:proofErr w:type="gramEnd"/>
+      <w:r>
+        <w:t>);</w:t>
+      </w:r>
+    </w:p>
+    <w:p>
+      <w:pPr>
+        <w:ind w:left="1440" w:firstLine="720"/>
+      </w:pPr>
+      <w:r>
+        <w:tab/>
+      </w:r>
+      <w:r>
+        <w:tab/>
+        <w:t xml:space="preserve">List&lt;Contact&gt; </w:t>
+      </w:r>
+      <w:proofErr w:type="spellStart"/>
+      <w:r>
+        <w:t>contactList</w:t>
+      </w:r>
+      <w:proofErr w:type="spellEnd"/>
+      <w:r>
+        <w:t xml:space="preserve"> = </w:t>
+      </w:r>
+      <w:proofErr w:type="spellStart"/>
+      <w:r>
+        <w:t>Contact.prefill</w:t>
+      </w:r>
+      <w:proofErr w:type="spellEnd"/>
+      <w:r>
+        <w:t>();</w:t>
+      </w:r>
+    </w:p>
+    <w:p>
+      <w:pPr>
+        <w:ind w:left="1440" w:firstLine="720"/>
+      </w:pPr>
+      <w:r>
+        <w:tab/>
+      </w:r>
+      <w:r>
+        <w:tab/>
+      </w:r>
+      <w:proofErr w:type="gramStart"/>
+      <w:r>
+        <w:t>for(</w:t>
+      </w:r>
+      <w:proofErr w:type="gramEnd"/>
+      <w:r>
+        <w:t xml:space="preserve">int </w:t>
+      </w:r>
+      <w:proofErr w:type="spellStart"/>
+      <w:r>
+        <w:t>i</w:t>
+      </w:r>
+      <w:proofErr w:type="spellEnd"/>
+      <w:r>
+        <w:t>=0;i&lt;</w:t>
+      </w:r>
+      <w:proofErr w:type="spellStart"/>
+      <w:r>
+        <w:t>noOfCalls;i</w:t>
+      </w:r>
+      <w:proofErr w:type="spellEnd"/>
+      <w:r>
+        <w:t>++)</w:t>
       </w:r>
     </w:p>
     <w:p>
@@ -19006,40 +22771,70 @@
       </w:r>
       <w:r>
         <w:tab/>
-        <w:t>String detail=sc.nextLine();</w:t>
-      </w:r>
-    </w:p>
-    <w:p>
-      <w:pPr>
-        <w:ind w:left="1440" w:firstLine="720"/>
-      </w:pPr>
-      <w:r>
-        <w:tab/>
-      </w:r>
-      <w:r>
-        <w:tab/>
-      </w:r>
-      <w:r>
-        <w:tab/>
-        <w:t>if(detail.equals(""))</w:t>
-      </w:r>
-    </w:p>
-    <w:p>
-      <w:pPr>
-        <w:ind w:left="1440" w:firstLine="720"/>
-      </w:pPr>
-      <w:r>
-        <w:tab/>
-      </w:r>
-      <w:r>
-        <w:tab/>
-      </w:r>
-      <w:r>
-        <w:tab/>
-      </w:r>
-      <w:r>
-        <w:tab/>
-        <w:t>detail=sc.nextLine();</w:t>
+        <w:t>String detail=</w:t>
+      </w:r>
+      <w:proofErr w:type="spellStart"/>
+      <w:proofErr w:type="gramStart"/>
+      <w:r>
+        <w:t>sc.nextLine</w:t>
+      </w:r>
+      <w:proofErr w:type="spellEnd"/>
+      <w:proofErr w:type="gramEnd"/>
+      <w:r>
+        <w:t>();</w:t>
+      </w:r>
+    </w:p>
+    <w:p>
+      <w:pPr>
+        <w:ind w:left="1440" w:firstLine="720"/>
+      </w:pPr>
+      <w:r>
+        <w:tab/>
+      </w:r>
+      <w:r>
+        <w:tab/>
+      </w:r>
+      <w:r>
+        <w:tab/>
+        <w:t>if(</w:t>
+      </w:r>
+      <w:proofErr w:type="spellStart"/>
+      <w:proofErr w:type="gramStart"/>
+      <w:r>
+        <w:t>detail.equals</w:t>
+      </w:r>
+      <w:proofErr w:type="spellEnd"/>
+      <w:proofErr w:type="gramEnd"/>
+      <w:r>
+        <w:t>(""))</w:t>
+      </w:r>
+    </w:p>
+    <w:p>
+      <w:pPr>
+        <w:ind w:left="1440" w:firstLine="720"/>
+      </w:pPr>
+      <w:r>
+        <w:tab/>
+      </w:r>
+      <w:r>
+        <w:tab/>
+      </w:r>
+      <w:r>
+        <w:tab/>
+      </w:r>
+      <w:r>
+        <w:tab/>
+        <w:t>detail=</w:t>
+      </w:r>
+      <w:proofErr w:type="spellStart"/>
+      <w:proofErr w:type="gramStart"/>
+      <w:r>
+        <w:t>sc.nextLine</w:t>
+      </w:r>
+      <w:proofErr w:type="spellEnd"/>
+      <w:proofErr w:type="gramEnd"/>
+      <w:r>
+        <w:t>();</w:t>
       </w:r>
     </w:p>
     <w:p>
@@ -19057,112 +22852,270 @@
       </w:r>
       <w:r>
         <w:tab/>
-        <w:t>Incoming,STD,0.25,00:01:50,22/01/2018,John</w:t>
-      </w:r>
-    </w:p>
-    <w:p>
-      <w:pPr>
-        <w:ind w:left="1440" w:firstLine="720"/>
-      </w:pPr>
-      <w:r>
-        <w:tab/>
-      </w:r>
-      <w:r>
-        <w:tab/>
-      </w:r>
-      <w:r>
-        <w:tab/>
-        <w:t>String[] arr = detail.split(",");</w:t>
-      </w:r>
-    </w:p>
-    <w:p>
-      <w:pPr>
-        <w:ind w:left="1440" w:firstLine="720"/>
-      </w:pPr>
-      <w:r>
-        <w:tab/>
-      </w:r>
-      <w:r>
-        <w:tab/>
-      </w:r>
-      <w:r>
-        <w:tab/>
-        <w:t>Call call=new Call();</w:t>
-      </w:r>
-    </w:p>
-    <w:p>
-      <w:pPr>
-        <w:ind w:left="1440" w:firstLine="720"/>
-      </w:pPr>
-      <w:r>
-        <w:tab/>
-      </w:r>
-      <w:r>
-        <w:tab/>
-      </w:r>
-      <w:r>
-        <w:tab/>
-        <w:t>call.setType(arr[0]);</w:t>
-      </w:r>
-    </w:p>
-    <w:p>
-      <w:pPr>
-        <w:ind w:left="1440" w:firstLine="720"/>
-      </w:pPr>
-      <w:r>
-        <w:tab/>
-      </w:r>
-      <w:r>
-        <w:tab/>
-      </w:r>
-      <w:r>
-        <w:tab/>
-        <w:t>call.setCallType(arr[1]);</w:t>
-      </w:r>
-    </w:p>
-    <w:p>
-      <w:pPr>
-        <w:ind w:left="1440" w:firstLine="720"/>
-      </w:pPr>
-      <w:r>
-        <w:tab/>
-      </w:r>
-      <w:r>
-        <w:tab/>
-      </w:r>
-      <w:r>
-        <w:tab/>
-        <w:t>call.setCost(Double.parseDouble(arr[2]));</w:t>
-      </w:r>
-    </w:p>
-    <w:p>
-      <w:pPr>
-        <w:ind w:left="1440" w:firstLine="720"/>
-      </w:pPr>
-      <w:r>
-        <w:tab/>
-      </w:r>
-      <w:r>
-        <w:tab/>
-      </w:r>
-      <w:r>
-        <w:tab/>
-        <w:t>SimpleDateFormat sdf=new SimpleDateFormat("HH:mm:ss");</w:t>
-      </w:r>
-    </w:p>
-    <w:p>
-      <w:pPr>
-        <w:ind w:left="1440" w:firstLine="720"/>
-      </w:pPr>
-      <w:r>
-        <w:tab/>
-      </w:r>
-      <w:r>
-        <w:tab/>
-      </w:r>
-      <w:r>
-        <w:tab/>
-        <w:t>call.setDuration(sdf.parse(arr[3]));</w:t>
+      </w:r>
+      <w:proofErr w:type="gramStart"/>
+      <w:r>
+        <w:t>Incoming,STD</w:t>
+      </w:r>
+      <w:proofErr w:type="gramEnd"/>
+      <w:r>
+        <w:t>,0.25,00:01:50,22/01/2018,John</w:t>
+      </w:r>
+    </w:p>
+    <w:p>
+      <w:pPr>
+        <w:ind w:left="1440" w:firstLine="720"/>
+      </w:pPr>
+      <w:r>
+        <w:tab/>
+      </w:r>
+      <w:r>
+        <w:tab/>
+      </w:r>
+      <w:r>
+        <w:tab/>
+      </w:r>
+      <w:proofErr w:type="gramStart"/>
+      <w:r>
+        <w:t>String[</w:t>
+      </w:r>
+      <w:proofErr w:type="gramEnd"/>
+      <w:r>
+        <w:t xml:space="preserve">] </w:t>
+      </w:r>
+      <w:proofErr w:type="spellStart"/>
+      <w:r>
+        <w:t>arr</w:t>
+      </w:r>
+      <w:proofErr w:type="spellEnd"/>
+      <w:r>
+        <w:t xml:space="preserve"> = </w:t>
+      </w:r>
+      <w:proofErr w:type="spellStart"/>
+      <w:r>
+        <w:t>detail.split</w:t>
+      </w:r>
+      <w:proofErr w:type="spellEnd"/>
+      <w:r>
+        <w:t>(",");</w:t>
+      </w:r>
+    </w:p>
+    <w:p>
+      <w:pPr>
+        <w:ind w:left="1440" w:firstLine="720"/>
+      </w:pPr>
+      <w:r>
+        <w:tab/>
+      </w:r>
+      <w:r>
+        <w:tab/>
+      </w:r>
+      <w:r>
+        <w:tab/>
+        <w:t xml:space="preserve">Call call=new </w:t>
+      </w:r>
+      <w:proofErr w:type="gramStart"/>
+      <w:r>
+        <w:t>Call(</w:t>
+      </w:r>
+      <w:proofErr w:type="gramEnd"/>
+      <w:r>
+        <w:t>);</w:t>
+      </w:r>
+    </w:p>
+    <w:p>
+      <w:pPr>
+        <w:ind w:left="1440" w:firstLine="720"/>
+      </w:pPr>
+      <w:r>
+        <w:tab/>
+      </w:r>
+      <w:r>
+        <w:tab/>
+      </w:r>
+      <w:r>
+        <w:tab/>
+      </w:r>
+      <w:proofErr w:type="spellStart"/>
+      <w:proofErr w:type="gramStart"/>
+      <w:r>
+        <w:t>call.setType</w:t>
+      </w:r>
+      <w:proofErr w:type="spellEnd"/>
+      <w:proofErr w:type="gramEnd"/>
+      <w:r>
+        <w:t>(</w:t>
+      </w:r>
+      <w:proofErr w:type="spellStart"/>
+      <w:r>
+        <w:t>arr</w:t>
+      </w:r>
+      <w:proofErr w:type="spellEnd"/>
+      <w:r>
+        <w:t>[0]);</w:t>
+      </w:r>
+    </w:p>
+    <w:p>
+      <w:pPr>
+        <w:ind w:left="1440" w:firstLine="720"/>
+      </w:pPr>
+      <w:r>
+        <w:tab/>
+      </w:r>
+      <w:r>
+        <w:tab/>
+      </w:r>
+      <w:r>
+        <w:tab/>
+      </w:r>
+      <w:proofErr w:type="spellStart"/>
+      <w:proofErr w:type="gramStart"/>
+      <w:r>
+        <w:t>call.setCallType</w:t>
+      </w:r>
+      <w:proofErr w:type="spellEnd"/>
+      <w:proofErr w:type="gramEnd"/>
+      <w:r>
+        <w:t>(</w:t>
+      </w:r>
+      <w:proofErr w:type="spellStart"/>
+      <w:r>
+        <w:t>arr</w:t>
+      </w:r>
+      <w:proofErr w:type="spellEnd"/>
+      <w:r>
+        <w:t>[1]);</w:t>
+      </w:r>
+    </w:p>
+    <w:p>
+      <w:pPr>
+        <w:ind w:left="1440" w:firstLine="720"/>
+      </w:pPr>
+      <w:r>
+        <w:tab/>
+      </w:r>
+      <w:r>
+        <w:tab/>
+      </w:r>
+      <w:r>
+        <w:tab/>
+      </w:r>
+      <w:proofErr w:type="spellStart"/>
+      <w:proofErr w:type="gramStart"/>
+      <w:r>
+        <w:t>call.setCost</w:t>
+      </w:r>
+      <w:proofErr w:type="spellEnd"/>
+      <w:proofErr w:type="gramEnd"/>
+      <w:r>
+        <w:t>(</w:t>
+      </w:r>
+      <w:proofErr w:type="spellStart"/>
+      <w:r>
+        <w:t>Double.parseDouble</w:t>
+      </w:r>
+      <w:proofErr w:type="spellEnd"/>
+      <w:r>
+        <w:t>(</w:t>
+      </w:r>
+      <w:proofErr w:type="spellStart"/>
+      <w:r>
+        <w:t>arr</w:t>
+      </w:r>
+      <w:proofErr w:type="spellEnd"/>
+      <w:r>
+        <w:t>[2]));</w:t>
+      </w:r>
+    </w:p>
+    <w:p>
+      <w:pPr>
+        <w:ind w:left="1440" w:firstLine="720"/>
+      </w:pPr>
+      <w:r>
+        <w:tab/>
+      </w:r>
+      <w:r>
+        <w:tab/>
+      </w:r>
+      <w:r>
+        <w:tab/>
+      </w:r>
+      <w:proofErr w:type="spellStart"/>
+      <w:r>
+        <w:t>SimpleDateFormat</w:t>
+      </w:r>
+      <w:proofErr w:type="spellEnd"/>
+      <w:r>
+        <w:t xml:space="preserve"> </w:t>
+      </w:r>
+      <w:proofErr w:type="spellStart"/>
+      <w:r>
+        <w:t>sdf</w:t>
+      </w:r>
+      <w:proofErr w:type="spellEnd"/>
+      <w:r>
+        <w:t xml:space="preserve">=new </w:t>
+      </w:r>
+      <w:proofErr w:type="spellStart"/>
+      <w:r>
+        <w:t>SimpleDateFormat</w:t>
+      </w:r>
+      <w:proofErr w:type="spellEnd"/>
+      <w:r>
+        <w:t>("</w:t>
+      </w:r>
+      <w:proofErr w:type="spellStart"/>
+      <w:r>
+        <w:t>HH:</w:t>
+      </w:r>
+      <w:proofErr w:type="gramStart"/>
+      <w:r>
+        <w:t>mm:ss</w:t>
+      </w:r>
+      <w:proofErr w:type="spellEnd"/>
+      <w:proofErr w:type="gramEnd"/>
+      <w:r>
+        <w:t>");</w:t>
+      </w:r>
+    </w:p>
+    <w:p>
+      <w:pPr>
+        <w:ind w:left="1440" w:firstLine="720"/>
+      </w:pPr>
+      <w:r>
+        <w:tab/>
+      </w:r>
+      <w:r>
+        <w:tab/>
+      </w:r>
+      <w:r>
+        <w:tab/>
+      </w:r>
+      <w:proofErr w:type="spellStart"/>
+      <w:proofErr w:type="gramStart"/>
+      <w:r>
+        <w:t>call.setDuration</w:t>
+      </w:r>
+      <w:proofErr w:type="spellEnd"/>
+      <w:proofErr w:type="gramEnd"/>
+      <w:r>
+        <w:t>(</w:t>
+      </w:r>
+      <w:proofErr w:type="spellStart"/>
+      <w:r>
+        <w:t>sdf.parse</w:t>
+      </w:r>
+      <w:proofErr w:type="spellEnd"/>
+      <w:r>
+        <w:t>(</w:t>
+      </w:r>
+      <w:proofErr w:type="spellStart"/>
+      <w:r>
+        <w:t>arr</w:t>
+      </w:r>
+      <w:proofErr w:type="spellEnd"/>
+      <w:r>
+        <w:t>[3]));</w:t>
       </w:r>
     </w:p>
     <w:p>
@@ -19178,22 +23131,70 @@
       </w:r>
       <w:r>
         <w:tab/>
-        <w:t>sdf=new SimpleDateFormat("dd/MM/yyyy");</w:t>
-      </w:r>
-    </w:p>
-    <w:p>
-      <w:pPr>
-        <w:ind w:left="1440" w:firstLine="720"/>
-      </w:pPr>
-      <w:r>
-        <w:tab/>
-      </w:r>
-      <w:r>
-        <w:tab/>
-      </w:r>
-      <w:r>
-        <w:tab/>
-        <w:t>call.setDate(sdf.parse(arr[4]));</w:t>
+      </w:r>
+      <w:proofErr w:type="spellStart"/>
+      <w:r>
+        <w:t>sdf</w:t>
+      </w:r>
+      <w:proofErr w:type="spellEnd"/>
+      <w:r>
+        <w:t xml:space="preserve">=new </w:t>
+      </w:r>
+      <w:proofErr w:type="spellStart"/>
+      <w:r>
+        <w:t>SimpleDateFormat</w:t>
+      </w:r>
+      <w:proofErr w:type="spellEnd"/>
+      <w:r>
+        <w:t>("dd/MM/</w:t>
+      </w:r>
+      <w:proofErr w:type="spellStart"/>
+      <w:r>
+        <w:t>yyyy</w:t>
+      </w:r>
+      <w:proofErr w:type="spellEnd"/>
+      <w:r>
+        <w:t>");</w:t>
+      </w:r>
+    </w:p>
+    <w:p>
+      <w:pPr>
+        <w:ind w:left="1440" w:firstLine="720"/>
+      </w:pPr>
+      <w:r>
+        <w:tab/>
+      </w:r>
+      <w:r>
+        <w:tab/>
+      </w:r>
+      <w:r>
+        <w:tab/>
+      </w:r>
+      <w:proofErr w:type="spellStart"/>
+      <w:proofErr w:type="gramStart"/>
+      <w:r>
+        <w:t>call.setDate</w:t>
+      </w:r>
+      <w:proofErr w:type="spellEnd"/>
+      <w:proofErr w:type="gramEnd"/>
+      <w:r>
+        <w:t>(</w:t>
+      </w:r>
+      <w:proofErr w:type="spellStart"/>
+      <w:r>
+        <w:t>sdf.parse</w:t>
+      </w:r>
+      <w:proofErr w:type="spellEnd"/>
+      <w:r>
+        <w:t>(</w:t>
+      </w:r>
+      <w:proofErr w:type="spellStart"/>
+      <w:r>
+        <w:t>arr</w:t>
+      </w:r>
+      <w:proofErr w:type="spellEnd"/>
+      <w:r>
+        <w:t>[4]));</w:t>
       </w:r>
     </w:p>
     <w:p>
@@ -19223,22 +23224,58 @@
       </w:r>
       <w:r>
         <w:tab/>
-        <w:t>String contactName=arr[5];</w:t>
-      </w:r>
-    </w:p>
-    <w:p>
-      <w:pPr>
-        <w:ind w:left="1440" w:firstLine="720"/>
-      </w:pPr>
-      <w:r>
-        <w:tab/>
-      </w:r>
-      <w:r>
-        <w:tab/>
-      </w:r>
-      <w:r>
-        <w:tab/>
-        <w:t>for(Contact c : contactList)</w:t>
+        <w:t xml:space="preserve">String </w:t>
+      </w:r>
+      <w:proofErr w:type="spellStart"/>
+      <w:r>
+        <w:t>contactName</w:t>
+      </w:r>
+      <w:proofErr w:type="spellEnd"/>
+      <w:r>
+        <w:t>=</w:t>
+      </w:r>
+      <w:proofErr w:type="spellStart"/>
+      <w:proofErr w:type="gramStart"/>
+      <w:r>
+        <w:t>arr</w:t>
+      </w:r>
+      <w:proofErr w:type="spellEnd"/>
+      <w:r>
+        <w:t>[</w:t>
+      </w:r>
+      <w:proofErr w:type="gramEnd"/>
+      <w:r>
+        <w:t>5];</w:t>
+      </w:r>
+    </w:p>
+    <w:p>
+      <w:pPr>
+        <w:ind w:left="1440" w:firstLine="720"/>
+      </w:pPr>
+      <w:r>
+        <w:tab/>
+      </w:r>
+      <w:r>
+        <w:tab/>
+      </w:r>
+      <w:r>
+        <w:tab/>
+      </w:r>
+      <w:proofErr w:type="gramStart"/>
+      <w:r>
+        <w:t>for(</w:t>
+      </w:r>
+      <w:proofErr w:type="gramEnd"/>
+      <w:r>
+        <w:t xml:space="preserve">Contact c : </w:t>
+      </w:r>
+      <w:proofErr w:type="spellStart"/>
+      <w:r>
+        <w:t>contactList</w:t>
+      </w:r>
+      <w:proofErr w:type="spellEnd"/>
+      <w:r>
+        <w:t>)</w:t>
       </w:r>
     </w:p>
     <w:p>
@@ -19271,7 +23308,25 @@
       </w:r>
       <w:r>
         <w:tab/>
-        <w:t>if(c.getName().equals(contactName))</w:t>
+        <w:t>if(</w:t>
+      </w:r>
+      <w:proofErr w:type="spellStart"/>
+      <w:proofErr w:type="gramStart"/>
+      <w:r>
+        <w:t>c.getName</w:t>
+      </w:r>
+      <w:proofErr w:type="spellEnd"/>
+      <w:proofErr w:type="gramEnd"/>
+      <w:r>
+        <w:t>().equals(</w:t>
+      </w:r>
+      <w:proofErr w:type="spellStart"/>
+      <w:r>
+        <w:t>contactName</w:t>
+      </w:r>
+      <w:proofErr w:type="spellEnd"/>
+      <w:r>
+        <w:t>))</w:t>
       </w:r>
     </w:p>
     <w:p>
@@ -19310,7 +23365,16 @@
       </w:r>
       <w:r>
         <w:tab/>
-        <w:t>call.setContact(c);</w:t>
+      </w:r>
+      <w:proofErr w:type="spellStart"/>
+      <w:proofErr w:type="gramStart"/>
+      <w:r>
+        <w:t>call.setContact</w:t>
+      </w:r>
+      <w:proofErr w:type="spellEnd"/>
+      <w:proofErr w:type="gramEnd"/>
+      <w:r>
+        <w:t>(c);</w:t>
       </w:r>
     </w:p>
     <w:p>
@@ -19379,7 +23443,14 @@
       </w:r>
       <w:r>
         <w:tab/>
-        <w:t>callList.add(call);</w:t>
+      </w:r>
+      <w:proofErr w:type="spellStart"/>
+      <w:r>
+        <w:t>callList.add</w:t>
+      </w:r>
+      <w:proofErr w:type="spellEnd"/>
+      <w:r>
+        <w:t>(call);</w:t>
       </w:r>
     </w:p>
     <w:p>
@@ -19414,43 +23485,115 @@
       </w:r>
       <w:r>
         <w:tab/>
-        <w:t>CallLog clog=new CallLog();</w:t>
-      </w:r>
-    </w:p>
-    <w:p>
-      <w:pPr>
-        <w:ind w:left="1440" w:firstLine="720"/>
-      </w:pPr>
-      <w:r>
-        <w:tab/>
-      </w:r>
-      <w:r>
-        <w:tab/>
-        <w:t>clog.setCallList(callList);</w:t>
-      </w:r>
-    </w:p>
-    <w:p>
-      <w:pPr>
-        <w:ind w:left="1440" w:firstLine="720"/>
-      </w:pPr>
-      <w:r>
-        <w:tab/>
-      </w:r>
-      <w:r>
-        <w:tab/>
-        <w:t>Contact contact = clog.getFavouriteContact();</w:t>
-      </w:r>
-    </w:p>
-    <w:p>
-      <w:pPr>
-        <w:ind w:left="1440" w:firstLine="720"/>
-      </w:pPr>
-      <w:r>
-        <w:tab/>
-      </w:r>
-      <w:r>
-        <w:tab/>
-        <w:t>System.out.println("The favourite contact is "+contact.getName());</w:t>
+      </w:r>
+      <w:proofErr w:type="spellStart"/>
+      <w:r>
+        <w:t>CallLog</w:t>
+      </w:r>
+      <w:proofErr w:type="spellEnd"/>
+      <w:r>
+        <w:t xml:space="preserve"> clog=new </w:t>
+      </w:r>
+      <w:proofErr w:type="spellStart"/>
+      <w:proofErr w:type="gramStart"/>
+      <w:r>
+        <w:t>CallLog</w:t>
+      </w:r>
+      <w:proofErr w:type="spellEnd"/>
+      <w:r>
+        <w:t>(</w:t>
+      </w:r>
+      <w:proofErr w:type="gramEnd"/>
+      <w:r>
+        <w:t>);</w:t>
+      </w:r>
+    </w:p>
+    <w:p>
+      <w:pPr>
+        <w:ind w:left="1440" w:firstLine="720"/>
+      </w:pPr>
+      <w:r>
+        <w:tab/>
+      </w:r>
+      <w:r>
+        <w:tab/>
+      </w:r>
+      <w:proofErr w:type="spellStart"/>
+      <w:proofErr w:type="gramStart"/>
+      <w:r>
+        <w:t>clog.setCallList</w:t>
+      </w:r>
+      <w:proofErr w:type="spellEnd"/>
+      <w:proofErr w:type="gramEnd"/>
+      <w:r>
+        <w:t>(</w:t>
+      </w:r>
+      <w:proofErr w:type="spellStart"/>
+      <w:r>
+        <w:t>callList</w:t>
+      </w:r>
+      <w:proofErr w:type="spellEnd"/>
+      <w:r>
+        <w:t>);</w:t>
+      </w:r>
+    </w:p>
+    <w:p>
+      <w:pPr>
+        <w:ind w:left="1440" w:firstLine="720"/>
+      </w:pPr>
+      <w:r>
+        <w:tab/>
+      </w:r>
+      <w:r>
+        <w:tab/>
+        <w:t xml:space="preserve">Contact </w:t>
+      </w:r>
+      <w:proofErr w:type="spellStart"/>
+      <w:r>
+        <w:t>contact</w:t>
+      </w:r>
+      <w:proofErr w:type="spellEnd"/>
+      <w:r>
+        <w:t xml:space="preserve"> = </w:t>
+      </w:r>
+      <w:proofErr w:type="spellStart"/>
+      <w:proofErr w:type="gramStart"/>
+      <w:r>
+        <w:t>clog.getFavouriteContact</w:t>
+      </w:r>
+      <w:proofErr w:type="spellEnd"/>
+      <w:proofErr w:type="gramEnd"/>
+      <w:r>
+        <w:t>();</w:t>
+      </w:r>
+    </w:p>
+    <w:p>
+      <w:pPr>
+        <w:ind w:left="1440" w:firstLine="720"/>
+      </w:pPr>
+      <w:r>
+        <w:tab/>
+      </w:r>
+      <w:r>
+        <w:tab/>
+      </w:r>
+      <w:proofErr w:type="spellStart"/>
+      <w:r>
+        <w:t>System.out.println</w:t>
+      </w:r>
+      <w:proofErr w:type="spellEnd"/>
+      <w:r>
+        <w:t>("The favourite contact is "+</w:t>
+      </w:r>
+      <w:proofErr w:type="spellStart"/>
+      <w:proofErr w:type="gramStart"/>
+      <w:r>
+        <w:t>contact.getName</w:t>
+      </w:r>
+      <w:proofErr w:type="spellEnd"/>
+      <w:proofErr w:type="gramEnd"/>
+      <w:r>
+        <w:t>());</w:t>
       </w:r>
     </w:p>
     <w:p>
@@ -19486,6 +23629,248 @@
     <w:p>
       <w:pPr>
         <w:ind w:left="1440" w:firstLine="720"/>
+      </w:pPr>
+      <w:r>
+        <w:t>Debugging:</w:t>
+      </w:r>
+    </w:p>
+    <w:p>
+      <w:pPr>
+        <w:pStyle w:val="ListParagraph"/>
+        <w:numPr>
+          <w:ilvl w:val="0"/>
+          <w:numId w:val="18"/>
+        </w:numPr>
+      </w:pPr>
+      <w:r>
+        <w:t>Breakpoint</w:t>
+      </w:r>
+    </w:p>
+    <w:p>
+      <w:pPr>
+        <w:ind w:left="2520" w:firstLine="360"/>
+      </w:pPr>
+      <w:r>
+        <w:t>The program will pause at this point.</w:t>
+      </w:r>
+    </w:p>
+    <w:p>
+      <w:pPr>
+        <w:ind w:left="2520" w:firstLine="360"/>
+      </w:pPr>
+      <w:r>
+        <w:t>Breakpoint is allowed in any executable code. What is executable code, anything which is not a comment or declaration</w:t>
+      </w:r>
+      <w:r>
+        <w:t>.</w:t>
+      </w:r>
+    </w:p>
+    <w:p>
+      <w:pPr>
+        <w:ind w:left="2520" w:firstLine="360"/>
+      </w:pPr>
+      <w:r>
+        <w:t>To add a breakpoint, double click on the left margin of the code in preferred line.</w:t>
+      </w:r>
+    </w:p>
+    <w:p>
+      <w:pPr>
+        <w:ind w:left="2520" w:firstLine="360"/>
+      </w:pPr>
+    </w:p>
+    <w:p>
+      <w:pPr>
+        <w:ind w:left="2520" w:firstLine="360"/>
+      </w:pPr>
+    </w:p>
+    <w:p>
+      <w:pPr>
+        <w:pStyle w:val="ListParagraph"/>
+        <w:numPr>
+          <w:ilvl w:val="0"/>
+          <w:numId w:val="18"/>
+        </w:numPr>
+      </w:pPr>
+      <w:proofErr w:type="spellStart"/>
+      <w:r>
+        <w:t>Intead</w:t>
+      </w:r>
+      <w:proofErr w:type="spellEnd"/>
+      <w:r>
+        <w:t xml:space="preserve"> of running the program, debug the program.</w:t>
+      </w:r>
+    </w:p>
+    <w:p>
+      <w:pPr>
+        <w:pStyle w:val="ListParagraph"/>
+        <w:ind w:left="2880"/>
+      </w:pPr>
+      <w:r>
+        <w:t>Got to Run menu, click debug</w:t>
+      </w:r>
+    </w:p>
+    <w:p>
+      <w:pPr>
+        <w:pStyle w:val="ListParagraph"/>
+        <w:ind w:left="2880"/>
+      </w:pPr>
+    </w:p>
+    <w:p>
+      <w:pPr>
+        <w:pStyle w:val="ListParagraph"/>
+        <w:ind w:left="2880"/>
+      </w:pPr>
+    </w:p>
+    <w:p>
+      <w:pPr>
+        <w:pStyle w:val="ListParagraph"/>
+        <w:numPr>
+          <w:ilvl w:val="0"/>
+          <w:numId w:val="18"/>
+        </w:numPr>
+      </w:pPr>
+      <w:r>
+        <w:t xml:space="preserve">Now, the program </w:t>
+      </w:r>
+      <w:proofErr w:type="gramStart"/>
+      <w:r>
+        <w:t>pause</w:t>
+      </w:r>
+      <w:proofErr w:type="gramEnd"/>
+      <w:r>
+        <w:t xml:space="preserve"> at the breakpoint.</w:t>
+      </w:r>
+    </w:p>
+    <w:p>
+      <w:pPr>
+        <w:pStyle w:val="ListParagraph"/>
+        <w:ind w:left="2880"/>
+      </w:pPr>
+      <w:r>
+        <w:t>We need to proceed line by line and find out what is happening.</w:t>
+      </w:r>
+    </w:p>
+    <w:p>
+      <w:pPr>
+        <w:pStyle w:val="ListParagraph"/>
+        <w:ind w:left="2880"/>
+      </w:pPr>
+    </w:p>
+    <w:p>
+      <w:pPr>
+        <w:pStyle w:val="ListParagraph"/>
+        <w:ind w:left="2880"/>
+      </w:pPr>
+      <w:r>
+        <w:t>Options available for that:</w:t>
+      </w:r>
+    </w:p>
+    <w:p>
+      <w:pPr>
+        <w:pStyle w:val="ListParagraph"/>
+        <w:ind w:left="3600"/>
+      </w:pPr>
+      <w:r>
+        <w:t>Step into</w:t>
+      </w:r>
+    </w:p>
+    <w:p>
+      <w:pPr>
+        <w:pStyle w:val="ListParagraph"/>
+        <w:ind w:left="3600"/>
+      </w:pPr>
+      <w:r>
+        <w:t>Step over</w:t>
+      </w:r>
+    </w:p>
+    <w:p>
+      <w:pPr>
+        <w:pStyle w:val="ListParagraph"/>
+        <w:ind w:left="3600"/>
+      </w:pPr>
+      <w:r>
+        <w:t>Step out</w:t>
+      </w:r>
+    </w:p>
+    <w:p>
+      <w:pPr>
+        <w:pStyle w:val="ListParagraph"/>
+        <w:ind w:left="2880"/>
+      </w:pPr>
+    </w:p>
+    <w:p>
+      <w:pPr>
+        <w:pStyle w:val="ListParagraph"/>
+        <w:ind w:left="2880"/>
+      </w:pPr>
+    </w:p>
+    <w:p>
+      <w:pPr>
+        <w:pStyle w:val="ListParagraph"/>
+        <w:ind w:left="2880"/>
+      </w:pPr>
+    </w:p>
+    <w:p>
+      <w:pPr>
+        <w:pStyle w:val="ListParagraph"/>
+        <w:ind w:left="2880"/>
+      </w:pPr>
+      <w:r>
+        <w:t>Step into:</w:t>
+      </w:r>
+    </w:p>
+    <w:p>
+      <w:pPr>
+        <w:pStyle w:val="ListParagraph"/>
+        <w:ind w:left="2880"/>
+      </w:pPr>
+      <w:r>
+        <w:tab/>
+        <w:t xml:space="preserve">int </w:t>
+      </w:r>
+      <w:proofErr w:type="spellStart"/>
+      <w:r>
+        <w:t>i</w:t>
+      </w:r>
+      <w:proofErr w:type="spellEnd"/>
+      <w:r>
+        <w:t>;</w:t>
+      </w:r>
+    </w:p>
+    <w:p>
+      <w:pPr>
+        <w:pStyle w:val="ListParagraph"/>
+        <w:ind w:left="2880"/>
+      </w:pPr>
+      <w:r>
+        <w:tab/>
+        <w:t>int j;</w:t>
+      </w:r>
+    </w:p>
+    <w:p>
+      <w:pPr>
+        <w:pStyle w:val="ListParagraph"/>
+        <w:ind w:left="2880"/>
+      </w:pPr>
+      <w:r>
+        <w:tab/>
+        <w:t>int k=sum(</w:t>
+      </w:r>
+      <w:proofErr w:type="spellStart"/>
+      <w:proofErr w:type="gramStart"/>
+      <w:r>
+        <w:t>i,j</w:t>
+      </w:r>
+      <w:proofErr w:type="spellEnd"/>
+      <w:proofErr w:type="gramEnd"/>
+      <w:r>
+        <w:t>);</w:t>
+      </w:r>
+    </w:p>
+    <w:p>
+      <w:pPr>
+        <w:pStyle w:val="ListParagraph"/>
+        <w:ind w:left="2880"/>
       </w:pPr>
     </w:p>
     <w:sectPr>
@@ -20600,6 +24985,95 @@
     </w:lvl>
   </w:abstractNum>
   <w:abstractNum w:abstractNumId="11" w15:restartNumberingAfterBreak="0">
+    <w:nsid w:val="347A7C2D"/>
+    <w:multiLevelType w:val="hybridMultilevel"/>
+    <w:tmpl w:val="E05CC6F6"/>
+    <w:lvl w:ilvl="0" w:tplc="3DDEEC74">
+      <w:start w:val="1"/>
+      <w:numFmt w:val="decimal"/>
+      <w:lvlText w:val="%1)"/>
+      <w:lvlJc w:val="left"/>
+      <w:pPr>
+        <w:ind w:left="2520" w:hanging="360"/>
+      </w:pPr>
+      <w:rPr>
+        <w:rFonts w:hint="default"/>
+      </w:rPr>
+    </w:lvl>
+    <w:lvl w:ilvl="1" w:tplc="40090019">
+      <w:start w:val="1"/>
+      <w:numFmt w:val="lowerLetter"/>
+      <w:lvlText w:val="%2."/>
+      <w:lvlJc w:val="left"/>
+      <w:pPr>
+        <w:ind w:left="3240" w:hanging="360"/>
+      </w:pPr>
+    </w:lvl>
+    <w:lvl w:ilvl="2" w:tplc="4009001B" w:tentative="1">
+      <w:start w:val="1"/>
+      <w:numFmt w:val="lowerRoman"/>
+      <w:lvlText w:val="%3."/>
+      <w:lvlJc w:val="right"/>
+      <w:pPr>
+        <w:ind w:left="3960" w:hanging="180"/>
+      </w:pPr>
+    </w:lvl>
+    <w:lvl w:ilvl="3" w:tplc="4009000F" w:tentative="1">
+      <w:start w:val="1"/>
+      <w:numFmt w:val="decimal"/>
+      <w:lvlText w:val="%4."/>
+      <w:lvlJc w:val="left"/>
+      <w:pPr>
+        <w:ind w:left="4680" w:hanging="360"/>
+      </w:pPr>
+    </w:lvl>
+    <w:lvl w:ilvl="4" w:tplc="40090019" w:tentative="1">
+      <w:start w:val="1"/>
+      <w:numFmt w:val="lowerLetter"/>
+      <w:lvlText w:val="%5."/>
+      <w:lvlJc w:val="left"/>
+      <w:pPr>
+        <w:ind w:left="5400" w:hanging="360"/>
+      </w:pPr>
+    </w:lvl>
+    <w:lvl w:ilvl="5" w:tplc="4009001B" w:tentative="1">
+      <w:start w:val="1"/>
+      <w:numFmt w:val="lowerRoman"/>
+      <w:lvlText w:val="%6."/>
+      <w:lvlJc w:val="right"/>
+      <w:pPr>
+        <w:ind w:left="6120" w:hanging="180"/>
+      </w:pPr>
+    </w:lvl>
+    <w:lvl w:ilvl="6" w:tplc="4009000F" w:tentative="1">
+      <w:start w:val="1"/>
+      <w:numFmt w:val="decimal"/>
+      <w:lvlText w:val="%7."/>
+      <w:lvlJc w:val="left"/>
+      <w:pPr>
+        <w:ind w:left="6840" w:hanging="360"/>
+      </w:pPr>
+    </w:lvl>
+    <w:lvl w:ilvl="7" w:tplc="40090019" w:tentative="1">
+      <w:start w:val="1"/>
+      <w:numFmt w:val="lowerLetter"/>
+      <w:lvlText w:val="%8."/>
+      <w:lvlJc w:val="left"/>
+      <w:pPr>
+        <w:ind w:left="7560" w:hanging="360"/>
+      </w:pPr>
+    </w:lvl>
+    <w:lvl w:ilvl="8" w:tplc="4009001B" w:tentative="1">
+      <w:start w:val="1"/>
+      <w:numFmt w:val="lowerRoman"/>
+      <w:lvlText w:val="%9."/>
+      <w:lvlJc w:val="right"/>
+      <w:pPr>
+        <w:ind w:left="8280" w:hanging="180"/>
+      </w:pPr>
+    </w:lvl>
+  </w:abstractNum>
+  <w:abstractNum w:abstractNumId="12" w15:restartNumberingAfterBreak="0">
     <w:nsid w:val="3BF67E76"/>
     <w:multiLevelType w:val="hybridMultilevel"/>
     <w:tmpl w:val="43CEA374"/>
@@ -20711,7 +25185,7 @@
       </w:rPr>
     </w:lvl>
   </w:abstractNum>
-  <w:abstractNum w:abstractNumId="12" w15:restartNumberingAfterBreak="0">
+  <w:abstractNum w:abstractNumId="13" w15:restartNumberingAfterBreak="0">
     <w:nsid w:val="41371305"/>
     <w:multiLevelType w:val="hybridMultilevel"/>
     <w:tmpl w:val="1FFC6C24"/>
@@ -20800,7 +25274,7 @@
       </w:pPr>
     </w:lvl>
   </w:abstractNum>
-  <w:abstractNum w:abstractNumId="13" w15:restartNumberingAfterBreak="0">
+  <w:abstractNum w:abstractNumId="14" w15:restartNumberingAfterBreak="0">
     <w:nsid w:val="4A1A0322"/>
     <w:multiLevelType w:val="hybridMultilevel"/>
     <w:tmpl w:val="5AE46CF6"/>
@@ -20889,7 +25363,7 @@
       </w:pPr>
     </w:lvl>
   </w:abstractNum>
-  <w:abstractNum w:abstractNumId="14" w15:restartNumberingAfterBreak="0">
+  <w:abstractNum w:abstractNumId="15" w15:restartNumberingAfterBreak="0">
     <w:nsid w:val="510A457E"/>
     <w:multiLevelType w:val="hybridMultilevel"/>
     <w:tmpl w:val="5F2210F2"/>
@@ -20978,7 +25452,7 @@
       </w:pPr>
     </w:lvl>
   </w:abstractNum>
-  <w:abstractNum w:abstractNumId="15" w15:restartNumberingAfterBreak="0">
+  <w:abstractNum w:abstractNumId="16" w15:restartNumberingAfterBreak="0">
     <w:nsid w:val="5D125393"/>
     <w:multiLevelType w:val="hybridMultilevel"/>
     <w:tmpl w:val="344EECD2"/>
@@ -21067,7 +25541,7 @@
       </w:pPr>
     </w:lvl>
   </w:abstractNum>
-  <w:abstractNum w:abstractNumId="16" w15:restartNumberingAfterBreak="0">
+  <w:abstractNum w:abstractNumId="17" w15:restartNumberingAfterBreak="0">
     <w:nsid w:val="6C914440"/>
     <w:multiLevelType w:val="hybridMultilevel"/>
     <w:tmpl w:val="0F76862A"/>
@@ -21157,10 +25631,10 @@
     </w:lvl>
   </w:abstractNum>
   <w:num w:numId="1">
-    <w:abstractNumId w:val="11"/>
+    <w:abstractNumId w:val="12"/>
   </w:num>
   <w:num w:numId="2">
-    <w:abstractNumId w:val="13"/>
+    <w:abstractNumId w:val="14"/>
   </w:num>
   <w:num w:numId="3">
     <w:abstractNumId w:val="2"/>
@@ -21169,10 +25643,10 @@
     <w:abstractNumId w:val="9"/>
   </w:num>
   <w:num w:numId="5">
-    <w:abstractNumId w:val="15"/>
+    <w:abstractNumId w:val="16"/>
   </w:num>
   <w:num w:numId="6">
-    <w:abstractNumId w:val="16"/>
+    <w:abstractNumId w:val="17"/>
   </w:num>
   <w:num w:numId="7">
     <w:abstractNumId w:val="4"/>
@@ -21187,7 +25661,7 @@
     <w:abstractNumId w:val="6"/>
   </w:num>
   <w:num w:numId="11">
-    <w:abstractNumId w:val="12"/>
+    <w:abstractNumId w:val="13"/>
   </w:num>
   <w:num w:numId="12">
     <w:abstractNumId w:val="0"/>
@@ -21196,7 +25670,7 @@
     <w:abstractNumId w:val="5"/>
   </w:num>
   <w:num w:numId="14">
-    <w:abstractNumId w:val="14"/>
+    <w:abstractNumId w:val="15"/>
   </w:num>
   <w:num w:numId="15">
     <w:abstractNumId w:val="8"/>
@@ -21206,6 +25680,9 @@
   </w:num>
   <w:num w:numId="17">
     <w:abstractNumId w:val="3"/>
+  </w:num>
+  <w:num w:numId="18">
+    <w:abstractNumId w:val="11"/>
   </w:num>
 </w:numbering>
 </file>
